--- a/Gestor_de_Inventarios/tarifarios/Tarifario_Completo_2026.docx
+++ b/Gestor_de_Inventarios/tarifarios/Tarifario_Completo_2026.docx
@@ -3777,7 +3777,7 @@
                       <w:color w:val="1E3A6E"/>
                       <w:sz w:val="18"/>
                     </w:rPr>
-                    <w:t>14, 16, 32–42</w:t>
+                    <w:t>14, 16</w:t>
                   </w:r>
                 </w:p>
               </w:tc>
@@ -3804,6 +3804,166 @@
                       <w:sz w:val="18"/>
                     </w:rPr>
                     <w:t>$355</w:t>
+                  </w:r>
+                </w:p>
+              </w:tc>
+            </w:tr>
+            <w:tr>
+              <w:tc>
+                <w:tcPr>
+                  <w:tcW w:type="dxa" w:w="1707"/>
+                  <w:shd w:val="clear" w:color="auto" w:fill="FDF0F0"/>
+                  <w:tcMar>
+                    <w:top w:w="48" w:type="dxa"/>
+                    <w:bottom w:w="48" w:type="dxa"/>
+                    <w:left w:w="100" w:type="dxa"/>
+                    <w:right w:w="100" w:type="dxa"/>
+                  </w:tcMar>
+                </w:tcPr>
+                <w:p>
+                  <w:pPr>
+                    <w:spacing w:before="0" w:after="0"/>
+                    <w:jc w:val="left"/>
+                  </w:pPr>
+                  <w:r>
+                    <w:rPr>
+                      <w:b w:val="0"/>
+                      <w:color w:val="1A1A2E"/>
+                      <w:sz w:val="18"/>
+                    </w:rPr>
+                    <w:t>UVEG</w:t>
+                  </w:r>
+                </w:p>
+              </w:tc>
+              <w:tc>
+                <w:tcPr>
+                  <w:tcW w:type="dxa" w:w="1707"/>
+                  <w:shd w:val="clear" w:color="auto" w:fill="FDF0F0"/>
+                  <w:tcMar>
+                    <w:top w:w="48" w:type="dxa"/>
+                    <w:bottom w:w="48" w:type="dxa"/>
+                    <w:left w:w="100" w:type="dxa"/>
+                    <w:right w:w="100" w:type="dxa"/>
+                  </w:tcMar>
+                </w:tcPr>
+                <w:p>
+                  <w:pPr>
+                    <w:spacing w:before="0" w:after="0"/>
+                    <w:jc w:val="right"/>
+                  </w:pPr>
+                  <w:r>
+                    <w:rPr>
+                      <w:b/>
+                      <w:color w:val="1E3A6E"/>
+                      <w:sz w:val="18"/>
+                    </w:rPr>
+                    <w:t>32–38</w:t>
+                  </w:r>
+                </w:p>
+              </w:tc>
+              <w:tc>
+                <w:tcPr>
+                  <w:tcW w:type="dxa" w:w="1707"/>
+                  <w:shd w:val="clear" w:color="auto" w:fill="FDF0F0"/>
+                  <w:tcMar>
+                    <w:top w:w="48" w:type="dxa"/>
+                    <w:bottom w:w="48" w:type="dxa"/>
+                    <w:left w:w="100" w:type="dxa"/>
+                    <w:right w:w="100" w:type="dxa"/>
+                  </w:tcMar>
+                </w:tcPr>
+                <w:p>
+                  <w:pPr>
+                    <w:spacing w:before="0" w:after="0"/>
+                    <w:jc w:val="right"/>
+                  </w:pPr>
+                  <w:r>
+                    <w:rPr>
+                      <w:b/>
+                      <w:color w:val="1E3A6E"/>
+                      <w:sz w:val="18"/>
+                    </w:rPr>
+                    <w:t>$365</w:t>
+                  </w:r>
+                </w:p>
+              </w:tc>
+            </w:tr>
+            <w:tr>
+              <w:tc>
+                <w:tcPr>
+                  <w:tcW w:type="dxa" w:w="1707"/>
+                  <w:shd w:val="clear" w:color="auto" w:fill="FFFFFF"/>
+                  <w:tcMar>
+                    <w:top w:w="48" w:type="dxa"/>
+                    <w:bottom w:w="48" w:type="dxa"/>
+                    <w:left w:w="100" w:type="dxa"/>
+                    <w:right w:w="100" w:type="dxa"/>
+                  </w:tcMar>
+                </w:tcPr>
+                <w:p>
+                  <w:pPr>
+                    <w:spacing w:before="0" w:after="0"/>
+                    <w:jc w:val="left"/>
+                  </w:pPr>
+                  <w:r>
+                    <w:rPr>
+                      <w:b w:val="0"/>
+                      <w:color w:val="1A1A2E"/>
+                      <w:sz w:val="18"/>
+                    </w:rPr>
+                    <w:t>UVEG</w:t>
+                  </w:r>
+                </w:p>
+              </w:tc>
+              <w:tc>
+                <w:tcPr>
+                  <w:tcW w:type="dxa" w:w="1707"/>
+                  <w:shd w:val="clear" w:color="auto" w:fill="FFFFFF"/>
+                  <w:tcMar>
+                    <w:top w:w="48" w:type="dxa"/>
+                    <w:bottom w:w="48" w:type="dxa"/>
+                    <w:left w:w="100" w:type="dxa"/>
+                    <w:right w:w="100" w:type="dxa"/>
+                  </w:tcMar>
+                </w:tcPr>
+                <w:p>
+                  <w:pPr>
+                    <w:spacing w:before="0" w:after="0"/>
+                    <w:jc w:val="right"/>
+                  </w:pPr>
+                  <w:r>
+                    <w:rPr>
+                      <w:b/>
+                      <w:color w:val="1E3A6E"/>
+                      <w:sz w:val="18"/>
+                    </w:rPr>
+                    <w:t>40, 42</w:t>
+                  </w:r>
+                </w:p>
+              </w:tc>
+              <w:tc>
+                <w:tcPr>
+                  <w:tcW w:type="dxa" w:w="1707"/>
+                  <w:shd w:val="clear" w:color="auto" w:fill="FFFFFF"/>
+                  <w:tcMar>
+                    <w:top w:w="48" w:type="dxa"/>
+                    <w:bottom w:w="48" w:type="dxa"/>
+                    <w:left w:w="100" w:type="dxa"/>
+                    <w:right w:w="100" w:type="dxa"/>
+                  </w:tcMar>
+                </w:tcPr>
+                <w:p>
+                  <w:pPr>
+                    <w:spacing w:before="0" w:after="0"/>
+                    <w:jc w:val="right"/>
+                  </w:pPr>
+                  <w:r>
+                    <w:rPr>
+                      <w:b/>
+                      <w:color w:val="1E3A6E"/>
+                      <w:sz w:val="18"/>
+                    </w:rPr>
+                    <w:t>$375</w:t>
                   </w:r>
                 </w:p>
               </w:tc>
@@ -4148,7 +4308,7 @@
                       <w:color w:val="1E3A6E"/>
                       <w:sz w:val="18"/>
                     </w:rPr>
-                    <w:t>4, 6, 8</w:t>
+                    <w:t>4, 6, 8, 10</w:t>
                   </w:r>
                 </w:p>
               </w:tc>

--- a/Gestor_de_Inventarios/tarifarios/Tarifario_Completo_2026.docx
+++ b/Gestor_de_Inventarios/tarifarios/Tarifario_Completo_2026.docx
@@ -643,7 +643,7 @@
                       <w:color w:val="1A1A2E"/>
                       <w:sz w:val="18"/>
                     </w:rPr>
-                    <w:t>CH, MD, GD, EXG</w:t>
+                    <w:t>CH</w:t>
                   </w:r>
                 </w:p>
               </w:tc>
@@ -670,6 +670,114 @@
                       <w:sz w:val="18"/>
                     </w:rPr>
                     <w:t>$219</w:t>
+                  </w:r>
+                </w:p>
+              </w:tc>
+            </w:tr>
+            <w:tr>
+              <w:tc>
+                <w:tcPr>
+                  <w:tcW w:type="dxa" w:w="1920"/>
+                  <w:shd w:val="clear" w:color="auto" w:fill="EDF4FC"/>
+                  <w:tcMar>
+                    <w:top w:w="48" w:type="dxa"/>
+                    <w:bottom w:w="48" w:type="dxa"/>
+                    <w:left w:w="100" w:type="dxa"/>
+                    <w:right w:w="100" w:type="dxa"/>
+                  </w:tcMar>
+                </w:tcPr>
+                <w:p>
+                  <w:pPr>
+                    <w:spacing w:before="0" w:after="0"/>
+                    <w:jc w:val="left"/>
+                  </w:pPr>
+                  <w:r>
+                    <w:rPr>
+                      <w:b w:val="0"/>
+                      <w:color w:val="1A1A2E"/>
+                      <w:sz w:val="18"/>
+                    </w:rPr>
+                    <w:t>MD</w:t>
+                  </w:r>
+                </w:p>
+              </w:tc>
+              <w:tc>
+                <w:tcPr>
+                  <w:tcW w:type="dxa" w:w="1920"/>
+                  <w:shd w:val="clear" w:color="auto" w:fill="EDF4FC"/>
+                  <w:tcMar>
+                    <w:top w:w="48" w:type="dxa"/>
+                    <w:bottom w:w="48" w:type="dxa"/>
+                    <w:left w:w="100" w:type="dxa"/>
+                    <w:right w:w="100" w:type="dxa"/>
+                  </w:tcMar>
+                </w:tcPr>
+                <w:p>
+                  <w:pPr>
+                    <w:spacing w:before="0" w:after="0"/>
+                    <w:jc w:val="right"/>
+                  </w:pPr>
+                  <w:r>
+                    <w:rPr>
+                      <w:b/>
+                      <w:color w:val="1E3A6E"/>
+                      <w:sz w:val="18"/>
+                    </w:rPr>
+                    <w:t>$225</w:t>
+                  </w:r>
+                </w:p>
+              </w:tc>
+            </w:tr>
+            <w:tr>
+              <w:tc>
+                <w:tcPr>
+                  <w:tcW w:type="dxa" w:w="1920"/>
+                  <w:shd w:val="clear" w:color="auto" w:fill="FFFFFF"/>
+                  <w:tcMar>
+                    <w:top w:w="48" w:type="dxa"/>
+                    <w:bottom w:w="48" w:type="dxa"/>
+                    <w:left w:w="100" w:type="dxa"/>
+                    <w:right w:w="100" w:type="dxa"/>
+                  </w:tcMar>
+                </w:tcPr>
+                <w:p>
+                  <w:pPr>
+                    <w:spacing w:before="0" w:after="0"/>
+                    <w:jc w:val="left"/>
+                  </w:pPr>
+                  <w:r>
+                    <w:rPr>
+                      <w:b w:val="0"/>
+                      <w:color w:val="1A1A2E"/>
+                      <w:sz w:val="18"/>
+                    </w:rPr>
+                    <w:t>GD, EXG</w:t>
+                  </w:r>
+                </w:p>
+              </w:tc>
+              <w:tc>
+                <w:tcPr>
+                  <w:tcW w:type="dxa" w:w="1920"/>
+                  <w:shd w:val="clear" w:color="auto" w:fill="FFFFFF"/>
+                  <w:tcMar>
+                    <w:top w:w="48" w:type="dxa"/>
+                    <w:bottom w:w="48" w:type="dxa"/>
+                    <w:left w:w="100" w:type="dxa"/>
+                    <w:right w:w="100" w:type="dxa"/>
+                  </w:tcMar>
+                </w:tcPr>
+                <w:p>
+                  <w:pPr>
+                    <w:spacing w:before="0" w:after="0"/>
+                    <w:jc w:val="right"/>
+                  </w:pPr>
+                  <w:r>
+                    <w:rPr>
+                      <w:b/>
+                      <w:color w:val="1E3A6E"/>
+                      <w:sz w:val="18"/>
+                    </w:rPr>
+                    <w:t>$235</w:t>
                   </w:r>
                 </w:p>
               </w:tc>
@@ -1162,6 +1270,757 @@
       <w:pPr>
         <w:spacing w:before="0" w:after="120"/>
       </w:pPr>
+    </w:p>
+    <w:tbl>
+      <w:tblPr>
+        <w:tblW w:type="auto" w:w="0"/>
+        <w:tblLook w:firstColumn="1" w:firstRow="1" w:lastColumn="0" w:lastRow="0" w:noHBand="0" w:noVBand="1" w:val="04A0"/>
+        <w:jc w:val="center"/>
+        <w:tblBorders>
+          <w:top w:val="none"/>
+          <w:left w:val="none"/>
+          <w:bottom w:val="none"/>
+          <w:right w:val="none"/>
+          <w:insideH w:val="none"/>
+          <w:insideV w:val="none"/>
+        </w:tblBorders>
+      </w:tblPr>
+      <w:tblGrid>
+        <w:gridCol w:w="7682"/>
+        <w:gridCol w:w="7682"/>
+      </w:tblGrid>
+      <w:tr>
+        <w:tc>
+          <w:tcPr>
+            <w:tcW w:type="dxa" w:w="7682"/>
+            <w:tcMar>
+              <w:top w:w="0" w:type="dxa"/>
+              <w:bottom w:w="0" w:type="dxa"/>
+              <w:left w:w="60" w:type="dxa"/>
+              <w:right w:w="60" w:type="dxa"/>
+            </w:tcMar>
+          </w:tcPr>
+          <w:p/>
+          <w:tbl>
+            <w:tblPr>
+              <w:tblW w:type="auto" w:w="0"/>
+              <w:tblLook w:firstColumn="1" w:firstRow="1" w:lastColumn="0" w:lastRow="0" w:noHBand="0" w:noVBand="1" w:val="04A0"/>
+              <w:tblBorders>
+                <w:top w:val="none"/>
+                <w:left w:val="none"/>
+                <w:bottom w:val="none"/>
+                <w:right w:val="none"/>
+                <w:insideH w:val="none"/>
+                <w:insideV w:val="none"/>
+              </w:tblBorders>
+            </w:tblPr>
+            <w:tblGrid>
+              <w:gridCol w:w="7682"/>
+            </w:tblGrid>
+            <w:tr>
+              <w:tc>
+                <w:tcPr>
+                  <w:tcW w:type="dxa" w:w="7682"/>
+                  <w:shd w:val="clear" w:color="auto" w:fill="B52020"/>
+                  <w:tcMar>
+                    <w:top w:w="70" w:type="dxa"/>
+                    <w:bottom w:w="70" w:type="dxa"/>
+                    <w:left w:w="140" w:type="dxa"/>
+                    <w:right w:w="140" w:type="dxa"/>
+                  </w:tcMar>
+                </w:tcPr>
+                <w:p>
+                  <w:pPr>
+                    <w:spacing w:before="0" w:after="0"/>
+                    <w:jc w:val="left"/>
+                  </w:pPr>
+                  <w:r>
+                    <w:rPr>
+                      <w:b/>
+                      <w:color w:val="FFFFFF"/>
+                      <w:sz w:val="20"/>
+                    </w:rPr>
+                    <w:t>Polos por escuela</w:t>
+                  </w:r>
+                </w:p>
+              </w:tc>
+            </w:tr>
+          </w:tbl>
+          <w:p/>
+          <w:tbl>
+            <w:tblPr>
+              <w:tblStyle w:val="TableGrid"/>
+              <w:tblW w:type="auto" w:w="0"/>
+              <w:tblLook w:firstColumn="1" w:firstRow="1" w:lastColumn="0" w:lastRow="0" w:noHBand="0" w:noVBand="1" w:val="04A0"/>
+            </w:tblPr>
+            <w:tblGrid>
+              <w:gridCol w:w="2561"/>
+              <w:gridCol w:w="2561"/>
+              <w:gridCol w:w="2561"/>
+            </w:tblGrid>
+            <w:tr>
+              <w:tc>
+                <w:tcPr>
+                  <w:tcW w:type="dxa" w:w="2561"/>
+                  <w:shd w:val="clear" w:color="auto" w:fill="FCE8E8"/>
+                  <w:tcMar>
+                    <w:top w:w="50" w:type="dxa"/>
+                    <w:bottom w:w="50" w:type="dxa"/>
+                    <w:left w:w="100" w:type="dxa"/>
+                    <w:right w:w="100" w:type="dxa"/>
+                  </w:tcMar>
+                </w:tcPr>
+                <w:p>
+                  <w:pPr>
+                    <w:spacing w:before="0" w:after="0"/>
+                    <w:jc w:val="left"/>
+                  </w:pPr>
+                  <w:r>
+                    <w:rPr>
+                      <w:b/>
+                      <w:color w:val="B52020"/>
+                      <w:sz w:val="17"/>
+                    </w:rPr>
+                    <w:t>Escuela</w:t>
+                  </w:r>
+                </w:p>
+              </w:tc>
+              <w:tc>
+                <w:tcPr>
+                  <w:tcW w:type="dxa" w:w="2561"/>
+                  <w:shd w:val="clear" w:color="auto" w:fill="FCE8E8"/>
+                  <w:tcMar>
+                    <w:top w:w="50" w:type="dxa"/>
+                    <w:bottom w:w="50" w:type="dxa"/>
+                    <w:left w:w="100" w:type="dxa"/>
+                    <w:right w:w="100" w:type="dxa"/>
+                  </w:tcMar>
+                </w:tcPr>
+                <w:p>
+                  <w:pPr>
+                    <w:spacing w:before="0" w:after="0"/>
+                    <w:jc w:val="right"/>
+                  </w:pPr>
+                  <w:r>
+                    <w:rPr>
+                      <w:b/>
+                      <w:color w:val="B52020"/>
+                      <w:sz w:val="17"/>
+                    </w:rPr>
+                    <w:t>Tallas</w:t>
+                  </w:r>
+                </w:p>
+              </w:tc>
+              <w:tc>
+                <w:tcPr>
+                  <w:tcW w:type="dxa" w:w="2561"/>
+                  <w:shd w:val="clear" w:color="auto" w:fill="FCE8E8"/>
+                  <w:tcMar>
+                    <w:top w:w="50" w:type="dxa"/>
+                    <w:bottom w:w="50" w:type="dxa"/>
+                    <w:left w:w="100" w:type="dxa"/>
+                    <w:right w:w="100" w:type="dxa"/>
+                  </w:tcMar>
+                </w:tcPr>
+                <w:p>
+                  <w:pPr>
+                    <w:spacing w:before="0" w:after="0"/>
+                    <w:jc w:val="right"/>
+                  </w:pPr>
+                  <w:r>
+                    <w:rPr>
+                      <w:b/>
+                      <w:color w:val="B52020"/>
+                      <w:sz w:val="17"/>
+                    </w:rPr>
+                    <w:t>Precio</w:t>
+                  </w:r>
+                </w:p>
+              </w:tc>
+            </w:tr>
+            <w:tr>
+              <w:tc>
+                <w:tcPr>
+                  <w:tcW w:type="dxa" w:w="2561"/>
+                  <w:shd w:val="clear" w:color="auto" w:fill="FFFFFF"/>
+                  <w:tcMar>
+                    <w:top w:w="48" w:type="dxa"/>
+                    <w:bottom w:w="48" w:type="dxa"/>
+                    <w:left w:w="100" w:type="dxa"/>
+                    <w:right w:w="100" w:type="dxa"/>
+                  </w:tcMar>
+                </w:tcPr>
+                <w:p>
+                  <w:pPr>
+                    <w:spacing w:before="0" w:after="0"/>
+                    <w:jc w:val="left"/>
+                  </w:pPr>
+                  <w:r>
+                    <w:rPr>
+                      <w:b w:val="0"/>
+                      <w:color w:val="1A1A2E"/>
+                      <w:sz w:val="18"/>
+                    </w:rPr>
+                    <w:t>Conalep · SABES (Bachillerato)</w:t>
+                  </w:r>
+                </w:p>
+              </w:tc>
+              <w:tc>
+                <w:tcPr>
+                  <w:tcW w:type="dxa" w:w="2561"/>
+                  <w:shd w:val="clear" w:color="auto" w:fill="FFFFFF"/>
+                  <w:tcMar>
+                    <w:top w:w="48" w:type="dxa"/>
+                    <w:bottom w:w="48" w:type="dxa"/>
+                    <w:left w:w="100" w:type="dxa"/>
+                    <w:right w:w="100" w:type="dxa"/>
+                  </w:tcMar>
+                </w:tcPr>
+                <w:p>
+                  <w:pPr>
+                    <w:spacing w:before="0" w:after="0"/>
+                    <w:jc w:val="right"/>
+                  </w:pPr>
+                  <w:r>
+                    <w:rPr>
+                      <w:b/>
+                      <w:color w:val="1E3A6E"/>
+                      <w:sz w:val="18"/>
+                    </w:rPr>
+                    <w:t>Línea completa</w:t>
+                  </w:r>
+                </w:p>
+              </w:tc>
+              <w:tc>
+                <w:tcPr>
+                  <w:tcW w:type="dxa" w:w="2561"/>
+                  <w:shd w:val="clear" w:color="auto" w:fill="FFFFFF"/>
+                  <w:tcMar>
+                    <w:top w:w="48" w:type="dxa"/>
+                    <w:bottom w:w="48" w:type="dxa"/>
+                    <w:left w:w="100" w:type="dxa"/>
+                    <w:right w:w="100" w:type="dxa"/>
+                  </w:tcMar>
+                </w:tcPr>
+                <w:p>
+                  <w:pPr>
+                    <w:spacing w:before="0" w:after="0"/>
+                    <w:jc w:val="right"/>
+                  </w:pPr>
+                  <w:r>
+                    <w:rPr>
+                      <w:b/>
+                      <w:color w:val="1E3A6E"/>
+                      <w:sz w:val="18"/>
+                    </w:rPr>
+                    <w:t>$239</w:t>
+                  </w:r>
+                </w:p>
+              </w:tc>
+            </w:tr>
+          </w:tbl>
+          <w:p/>
+          <w:p>
+            <w:pPr>
+              <w:spacing w:before="0" w:after="80"/>
+            </w:pPr>
+          </w:p>
+        </w:tc>
+        <w:tc>
+          <w:tcPr>
+            <w:tcW w:type="dxa" w:w="7682"/>
+            <w:tcMar>
+              <w:top w:w="0" w:type="dxa"/>
+              <w:bottom w:w="0" w:type="dxa"/>
+              <w:left w:w="60" w:type="dxa"/>
+              <w:right w:w="60" w:type="dxa"/>
+            </w:tcMar>
+          </w:tcPr>
+          <w:p/>
+          <w:tbl>
+            <w:tblPr>
+              <w:tblW w:type="auto" w:w="0"/>
+              <w:tblLook w:firstColumn="1" w:firstRow="1" w:lastColumn="0" w:lastRow="0" w:noHBand="0" w:noVBand="1" w:val="04A0"/>
+              <w:tblBorders>
+                <w:top w:val="none"/>
+                <w:left w:val="none"/>
+                <w:bottom w:val="none"/>
+                <w:right w:val="none"/>
+                <w:insideH w:val="none"/>
+                <w:insideV w:val="none"/>
+              </w:tblBorders>
+            </w:tblPr>
+            <w:tblGrid>
+              <w:gridCol w:w="7682"/>
+            </w:tblGrid>
+            <w:tr>
+              <w:tc>
+                <w:tcPr>
+                  <w:tcW w:type="dxa" w:w="7682"/>
+                  <w:shd w:val="clear" w:color="auto" w:fill="B52020"/>
+                  <w:tcMar>
+                    <w:top w:w="70" w:type="dxa"/>
+                    <w:bottom w:w="70" w:type="dxa"/>
+                    <w:left w:w="140" w:type="dxa"/>
+                    <w:right w:w="140" w:type="dxa"/>
+                  </w:tcMar>
+                </w:tcPr>
+                <w:p>
+                  <w:pPr>
+                    <w:spacing w:before="0" w:after="0"/>
+                    <w:jc w:val="left"/>
+                  </w:pPr>
+                  <w:r>
+                    <w:rPr>
+                      <w:b/>
+                      <w:color w:val="FFFFFF"/>
+                      <w:sz w:val="20"/>
+                    </w:rPr>
+                    <w:t>Precios especiales en caja</w:t>
+                  </w:r>
+                </w:p>
+              </w:tc>
+            </w:tr>
+          </w:tbl>
+          <w:p/>
+          <w:tbl>
+            <w:tblPr>
+              <w:tblStyle w:val="TableGrid"/>
+              <w:tblW w:type="auto" w:w="0"/>
+              <w:tblLook w:firstColumn="1" w:firstRow="1" w:lastColumn="0" w:lastRow="0" w:noHBand="0" w:noVBand="1" w:val="04A0"/>
+            </w:tblPr>
+            <w:tblGrid>
+              <w:gridCol w:w="2561"/>
+              <w:gridCol w:w="2561"/>
+              <w:gridCol w:w="2561"/>
+            </w:tblGrid>
+            <w:tr>
+              <w:tc>
+                <w:tcPr>
+                  <w:tcW w:type="dxa" w:w="2561"/>
+                  <w:shd w:val="clear" w:color="auto" w:fill="FCE8E8"/>
+                  <w:tcMar>
+                    <w:top w:w="50" w:type="dxa"/>
+                    <w:bottom w:w="50" w:type="dxa"/>
+                    <w:left w:w="100" w:type="dxa"/>
+                    <w:right w:w="100" w:type="dxa"/>
+                  </w:tcMar>
+                </w:tcPr>
+                <w:p>
+                  <w:pPr>
+                    <w:spacing w:before="0" w:after="0"/>
+                    <w:jc w:val="left"/>
+                  </w:pPr>
+                  <w:r>
+                    <w:rPr>
+                      <w:b/>
+                      <w:color w:val="B52020"/>
+                      <w:sz w:val="17"/>
+                    </w:rPr>
+                    <w:t>Escuela</w:t>
+                  </w:r>
+                </w:p>
+              </w:tc>
+              <w:tc>
+                <w:tcPr>
+                  <w:tcW w:type="dxa" w:w="2561"/>
+                  <w:shd w:val="clear" w:color="auto" w:fill="FCE8E8"/>
+                  <w:tcMar>
+                    <w:top w:w="50" w:type="dxa"/>
+                    <w:bottom w:w="50" w:type="dxa"/>
+                    <w:left w:w="100" w:type="dxa"/>
+                    <w:right w:w="100" w:type="dxa"/>
+                  </w:tcMar>
+                </w:tcPr>
+                <w:p>
+                  <w:pPr>
+                    <w:spacing w:before="0" w:after="0"/>
+                    <w:jc w:val="right"/>
+                  </w:pPr>
+                  <w:r>
+                    <w:rPr>
+                      <w:b/>
+                      <w:color w:val="B52020"/>
+                      <w:sz w:val="17"/>
+                    </w:rPr>
+                    <w:t>Tallas</w:t>
+                  </w:r>
+                </w:p>
+              </w:tc>
+              <w:tc>
+                <w:tcPr>
+                  <w:tcW w:type="dxa" w:w="2561"/>
+                  <w:shd w:val="clear" w:color="auto" w:fill="FCE8E8"/>
+                  <w:tcMar>
+                    <w:top w:w="50" w:type="dxa"/>
+                    <w:bottom w:w="50" w:type="dxa"/>
+                    <w:left w:w="100" w:type="dxa"/>
+                    <w:right w:w="100" w:type="dxa"/>
+                  </w:tcMar>
+                </w:tcPr>
+                <w:p>
+                  <w:pPr>
+                    <w:spacing w:before="0" w:after="0"/>
+                    <w:jc w:val="right"/>
+                  </w:pPr>
+                  <w:r>
+                    <w:rPr>
+                      <w:b/>
+                      <w:color w:val="B52020"/>
+                      <w:sz w:val="17"/>
+                    </w:rPr>
+                    <w:t>Precio</w:t>
+                  </w:r>
+                </w:p>
+              </w:tc>
+            </w:tr>
+            <w:tr>
+              <w:tc>
+                <w:tcPr>
+                  <w:tcW w:type="dxa" w:w="2561"/>
+                  <w:shd w:val="clear" w:color="auto" w:fill="FFFFFF"/>
+                  <w:tcMar>
+                    <w:top w:w="48" w:type="dxa"/>
+                    <w:bottom w:w="48" w:type="dxa"/>
+                    <w:left w:w="100" w:type="dxa"/>
+                    <w:right w:w="100" w:type="dxa"/>
+                  </w:tcMar>
+                </w:tcPr>
+                <w:p>
+                  <w:pPr>
+                    <w:spacing w:before="0" w:after="0"/>
+                    <w:jc w:val="left"/>
+                  </w:pPr>
+                  <w:r>
+                    <w:rPr>
+                      <w:b w:val="0"/>
+                      <w:color w:val="1A1A2E"/>
+                      <w:sz w:val="18"/>
+                    </w:rPr>
+                    <w:t>CBTIS 148 · Deportiva Ad hoc</w:t>
+                  </w:r>
+                </w:p>
+              </w:tc>
+              <w:tc>
+                <w:tcPr>
+                  <w:tcW w:type="dxa" w:w="2561"/>
+                  <w:shd w:val="clear" w:color="auto" w:fill="FFFFFF"/>
+                  <w:tcMar>
+                    <w:top w:w="48" w:type="dxa"/>
+                    <w:bottom w:w="48" w:type="dxa"/>
+                    <w:left w:w="100" w:type="dxa"/>
+                    <w:right w:w="100" w:type="dxa"/>
+                  </w:tcMar>
+                </w:tcPr>
+                <w:p>
+                  <w:pPr>
+                    <w:spacing w:before="0" w:after="0"/>
+                    <w:jc w:val="right"/>
+                  </w:pPr>
+                  <w:r>
+                    <w:rPr>
+                      <w:b/>
+                      <w:color w:val="1E3A6E"/>
+                      <w:sz w:val="18"/>
+                    </w:rPr>
+                    <w:t>Línea completa</w:t>
+                  </w:r>
+                </w:p>
+              </w:tc>
+              <w:tc>
+                <w:tcPr>
+                  <w:tcW w:type="dxa" w:w="2561"/>
+                  <w:shd w:val="clear" w:color="auto" w:fill="FFFFFF"/>
+                  <w:tcMar>
+                    <w:top w:w="48" w:type="dxa"/>
+                    <w:bottom w:w="48" w:type="dxa"/>
+                    <w:left w:w="100" w:type="dxa"/>
+                    <w:right w:w="100" w:type="dxa"/>
+                  </w:tcMar>
+                </w:tcPr>
+                <w:p>
+                  <w:pPr>
+                    <w:spacing w:before="0" w:after="0"/>
+                    <w:jc w:val="right"/>
+                  </w:pPr>
+                  <w:r>
+                    <w:rPr>
+                      <w:b/>
+                      <w:color w:val="1E3A6E"/>
+                      <w:sz w:val="18"/>
+                    </w:rPr>
+                    <w:t>$150</w:t>
+                  </w:r>
+                </w:p>
+              </w:tc>
+            </w:tr>
+            <w:tr>
+              <w:tc>
+                <w:tcPr>
+                  <w:tcW w:type="dxa" w:w="2561"/>
+                  <w:shd w:val="clear" w:color="auto" w:fill="FDF0F0"/>
+                  <w:tcMar>
+                    <w:top w:w="48" w:type="dxa"/>
+                    <w:bottom w:w="48" w:type="dxa"/>
+                    <w:left w:w="100" w:type="dxa"/>
+                    <w:right w:w="100" w:type="dxa"/>
+                  </w:tcMar>
+                </w:tcPr>
+                <w:p>
+                  <w:pPr>
+                    <w:spacing w:before="0" w:after="0"/>
+                    <w:jc w:val="left"/>
+                  </w:pPr>
+                  <w:r>
+                    <w:rPr>
+                      <w:b w:val="0"/>
+                      <w:color w:val="1A1A2E"/>
+                      <w:sz w:val="18"/>
+                    </w:rPr>
+                    <w:t>Vicente Guerrero · Playera Blanca</w:t>
+                  </w:r>
+                </w:p>
+              </w:tc>
+              <w:tc>
+                <w:tcPr>
+                  <w:tcW w:type="dxa" w:w="2561"/>
+                  <w:shd w:val="clear" w:color="auto" w:fill="FDF0F0"/>
+                  <w:tcMar>
+                    <w:top w:w="48" w:type="dxa"/>
+                    <w:bottom w:w="48" w:type="dxa"/>
+                    <w:left w:w="100" w:type="dxa"/>
+                    <w:right w:w="100" w:type="dxa"/>
+                  </w:tcMar>
+                </w:tcPr>
+                <w:p>
+                  <w:pPr>
+                    <w:spacing w:before="0" w:after="0"/>
+                    <w:jc w:val="right"/>
+                  </w:pPr>
+                  <w:r>
+                    <w:rPr>
+                      <w:b/>
+                      <w:color w:val="1E3A6E"/>
+                      <w:sz w:val="18"/>
+                    </w:rPr>
+                    <w:t>4</w:t>
+                  </w:r>
+                </w:p>
+              </w:tc>
+              <w:tc>
+                <w:tcPr>
+                  <w:tcW w:type="dxa" w:w="2561"/>
+                  <w:shd w:val="clear" w:color="auto" w:fill="FDF0F0"/>
+                  <w:tcMar>
+                    <w:top w:w="48" w:type="dxa"/>
+                    <w:bottom w:w="48" w:type="dxa"/>
+                    <w:left w:w="100" w:type="dxa"/>
+                    <w:right w:w="100" w:type="dxa"/>
+                  </w:tcMar>
+                </w:tcPr>
+                <w:p>
+                  <w:pPr>
+                    <w:spacing w:before="0" w:after="0"/>
+                    <w:jc w:val="right"/>
+                  </w:pPr>
+                  <w:r>
+                    <w:rPr>
+                      <w:b/>
+                      <w:color w:val="1E3A6E"/>
+                      <w:sz w:val="18"/>
+                    </w:rPr>
+                    <w:t>$89</w:t>
+                  </w:r>
+                </w:p>
+              </w:tc>
+            </w:tr>
+            <w:tr>
+              <w:tc>
+                <w:tcPr>
+                  <w:tcW w:type="dxa" w:w="2561"/>
+                  <w:shd w:val="clear" w:color="auto" w:fill="FFFFFF"/>
+                  <w:tcMar>
+                    <w:top w:w="48" w:type="dxa"/>
+                    <w:bottom w:w="48" w:type="dxa"/>
+                    <w:left w:w="100" w:type="dxa"/>
+                    <w:right w:w="100" w:type="dxa"/>
+                  </w:tcMar>
+                </w:tcPr>
+                <w:p>
+                  <w:pPr>
+                    <w:spacing w:before="0" w:after="0"/>
+                    <w:jc w:val="left"/>
+                  </w:pPr>
+                  <w:r>
+                    <w:rPr>
+                      <w:b w:val="0"/>
+                      <w:color w:val="1A1A2E"/>
+                      <w:sz w:val="18"/>
+                    </w:rPr>
+                    <w:t>José María Morelos y Pavón · Polo</w:t>
+                  </w:r>
+                </w:p>
+              </w:tc>
+              <w:tc>
+                <w:tcPr>
+                  <w:tcW w:type="dxa" w:w="2561"/>
+                  <w:shd w:val="clear" w:color="auto" w:fill="FFFFFF"/>
+                  <w:tcMar>
+                    <w:top w:w="48" w:type="dxa"/>
+                    <w:bottom w:w="48" w:type="dxa"/>
+                    <w:left w:w="100" w:type="dxa"/>
+                    <w:right w:w="100" w:type="dxa"/>
+                  </w:tcMar>
+                </w:tcPr>
+                <w:p>
+                  <w:pPr>
+                    <w:spacing w:before="0" w:after="0"/>
+                    <w:jc w:val="right"/>
+                  </w:pPr>
+                  <w:r>
+                    <w:rPr>
+                      <w:b/>
+                      <w:color w:val="1E3A6E"/>
+                      <w:sz w:val="18"/>
+                    </w:rPr>
+                    <w:t>18</w:t>
+                  </w:r>
+                </w:p>
+              </w:tc>
+              <w:tc>
+                <w:tcPr>
+                  <w:tcW w:type="dxa" w:w="2561"/>
+                  <w:shd w:val="clear" w:color="auto" w:fill="FFFFFF"/>
+                  <w:tcMar>
+                    <w:top w:w="48" w:type="dxa"/>
+                    <w:bottom w:w="48" w:type="dxa"/>
+                    <w:left w:w="100" w:type="dxa"/>
+                    <w:right w:w="100" w:type="dxa"/>
+                  </w:tcMar>
+                </w:tcPr>
+                <w:p>
+                  <w:pPr>
+                    <w:spacing w:before="0" w:after="0"/>
+                    <w:jc w:val="right"/>
+                  </w:pPr>
+                  <w:r>
+                    <w:rPr>
+                      <w:b/>
+                      <w:color w:val="1E3A6E"/>
+                      <w:sz w:val="18"/>
+                    </w:rPr>
+                    <w:t>$199</w:t>
+                  </w:r>
+                </w:p>
+              </w:tc>
+            </w:tr>
+            <w:tr>
+              <w:tc>
+                <w:tcPr>
+                  <w:tcW w:type="dxa" w:w="2561"/>
+                  <w:shd w:val="clear" w:color="auto" w:fill="FDF0F0"/>
+                  <w:tcMar>
+                    <w:top w:w="48" w:type="dxa"/>
+                    <w:bottom w:w="48" w:type="dxa"/>
+                    <w:left w:w="100" w:type="dxa"/>
+                    <w:right w:w="100" w:type="dxa"/>
+                  </w:tcMar>
+                </w:tcPr>
+                <w:p>
+                  <w:pPr>
+                    <w:spacing w:before="0" w:after="0"/>
+                    <w:jc w:val="left"/>
+                  </w:pPr>
+                  <w:r>
+                    <w:rPr>
+                      <w:b w:val="0"/>
+                      <w:color w:val="1A1A2E"/>
+                      <w:sz w:val="18"/>
+                    </w:rPr>
+                    <w:t>ESTV 663 · Polo</w:t>
+                  </w:r>
+                </w:p>
+              </w:tc>
+              <w:tc>
+                <w:tcPr>
+                  <w:tcW w:type="dxa" w:w="2561"/>
+                  <w:shd w:val="clear" w:color="auto" w:fill="FDF0F0"/>
+                  <w:tcMar>
+                    <w:top w:w="48" w:type="dxa"/>
+                    <w:bottom w:w="48" w:type="dxa"/>
+                    <w:left w:w="100" w:type="dxa"/>
+                    <w:right w:w="100" w:type="dxa"/>
+                  </w:tcMar>
+                </w:tcPr>
+                <w:p>
+                  <w:pPr>
+                    <w:spacing w:before="0" w:after="0"/>
+                    <w:jc w:val="right"/>
+                  </w:pPr>
+                  <w:r>
+                    <w:rPr>
+                      <w:b/>
+                      <w:color w:val="1E3A6E"/>
+                      <w:sz w:val="18"/>
+                    </w:rPr>
+                    <w:t>32</w:t>
+                  </w:r>
+                </w:p>
+              </w:tc>
+              <w:tc>
+                <w:tcPr>
+                  <w:tcW w:type="dxa" w:w="2561"/>
+                  <w:shd w:val="clear" w:color="auto" w:fill="FDF0F0"/>
+                  <w:tcMar>
+                    <w:top w:w="48" w:type="dxa"/>
+                    <w:bottom w:w="48" w:type="dxa"/>
+                    <w:left w:w="100" w:type="dxa"/>
+                    <w:right w:w="100" w:type="dxa"/>
+                  </w:tcMar>
+                </w:tcPr>
+                <w:p>
+                  <w:pPr>
+                    <w:spacing w:before="0" w:after="0"/>
+                    <w:jc w:val="right"/>
+                  </w:pPr>
+                  <w:r>
+                    <w:rPr>
+                      <w:b/>
+                      <w:color w:val="1E3A6E"/>
+                      <w:sz w:val="18"/>
+                    </w:rPr>
+                    <w:t>$219</w:t>
+                  </w:r>
+                </w:p>
+              </w:tc>
+            </w:tr>
+          </w:tbl>
+          <w:p/>
+          <w:p>
+            <w:pPr>
+              <w:spacing w:before="0" w:after="80"/>
+            </w:pPr>
+          </w:p>
+        </w:tc>
+      </w:tr>
+    </w:tbl>
+    <w:p>
+      <w:pPr>
+        <w:spacing w:before="0" w:after="120"/>
+      </w:pPr>
+    </w:p>
+    <w:p>
+      <w:pPr>
+        <w:spacing w:before="0" w:after="40"/>
+      </w:pPr>
+      <w:r>
+        <w:rPr>
+          <w:i/>
+          <w:color w:val="666666"/>
+          <w:sz w:val="17"/>
+        </w:rPr>
+        <w:t xml:space="preserve">  Los polos por escuela siguen la escalera de su nivel.</w:t>
+      </w:r>
     </w:p>
     <w:p>
       <w:pPr>
@@ -1530,7 +2389,7 @@
                       <w:color w:val="1A1A2E"/>
                       <w:sz w:val="18"/>
                     </w:rPr>
-                    <w:t>30, 32, 34</w:t>
+                    <w:t>28, 30, 32, 34</w:t>
                   </w:r>
                 </w:p>
               </w:tc>
@@ -1847,7 +2706,7 @@
                       <w:color w:val="1E3A6E"/>
                       <w:sz w:val="18"/>
                     </w:rPr>
-                    <w:t>$290</w:t>
+                    <w:t>$299</w:t>
                   </w:r>
                 </w:p>
               </w:tc>
@@ -2030,7 +2889,7 @@
                       <w:color w:val="1E3A6E"/>
                       <w:sz w:val="18"/>
                     </w:rPr>
-                    <w:t>$290</w:t>
+                    <w:t>$299</w:t>
                   </w:r>
                 </w:p>
               </w:tc>
@@ -2112,7 +2971,7 @@
                       <w:color w:val="1A1A2E"/>
                       <w:sz w:val="18"/>
                     </w:rPr>
-                    <w:t>30–42</w:t>
+                    <w:t>18, 30–38</w:t>
                   </w:r>
                 </w:p>
               </w:tc>
@@ -2139,6 +2998,60 @@
                       <w:sz w:val="18"/>
                     </w:rPr>
                     <w:t>$325</w:t>
+                  </w:r>
+                </w:p>
+              </w:tc>
+            </w:tr>
+            <w:tr>
+              <w:tc>
+                <w:tcPr>
+                  <w:tcW w:type="dxa" w:w="2560"/>
+                  <w:shd w:val="clear" w:color="auto" w:fill="EDF4FC"/>
+                  <w:tcMar>
+                    <w:top w:w="48" w:type="dxa"/>
+                    <w:bottom w:w="48" w:type="dxa"/>
+                    <w:left w:w="100" w:type="dxa"/>
+                    <w:right w:w="100" w:type="dxa"/>
+                  </w:tcMar>
+                </w:tcPr>
+                <w:p>
+                  <w:pPr>
+                    <w:spacing w:before="0" w:after="0"/>
+                    <w:jc w:val="left"/>
+                  </w:pPr>
+                  <w:r>
+                    <w:rPr>
+                      <w:b w:val="0"/>
+                      <w:color w:val="1A1A2E"/>
+                      <w:sz w:val="18"/>
+                    </w:rPr>
+                    <w:t>40, 42</w:t>
+                  </w:r>
+                </w:p>
+              </w:tc>
+              <w:tc>
+                <w:tcPr>
+                  <w:tcW w:type="dxa" w:w="2560"/>
+                  <w:shd w:val="clear" w:color="auto" w:fill="EDF4FC"/>
+                  <w:tcMar>
+                    <w:top w:w="48" w:type="dxa"/>
+                    <w:bottom w:w="48" w:type="dxa"/>
+                    <w:left w:w="100" w:type="dxa"/>
+                    <w:right w:w="100" w:type="dxa"/>
+                  </w:tcMar>
+                </w:tcPr>
+                <w:p>
+                  <w:pPr>
+                    <w:spacing w:before="0" w:after="0"/>
+                    <w:jc w:val="right"/>
+                  </w:pPr>
+                  <w:r>
+                    <w:rPr>
+                      <w:b/>
+                      <w:color w:val="1E3A6E"/>
+                      <w:sz w:val="18"/>
+                    </w:rPr>
+                    <w:t>$335</w:t>
                   </w:r>
                 </w:p>
               </w:tc>
@@ -2297,7 +3210,7 @@
                       <w:color w:val="1A1A2E"/>
                       <w:sz w:val="18"/>
                     </w:rPr>
-                    <w:t>12, 14, 16</w:t>
+                    <w:t>12, 14, 16, 18</w:t>
                   </w:r>
                 </w:p>
               </w:tc>
@@ -2351,7 +3264,7 @@
                       <w:color w:val="1A1A2E"/>
                       <w:sz w:val="18"/>
                     </w:rPr>
-                    <w:t>30–44</w:t>
+                    <w:t>30–38</w:t>
                   </w:r>
                 </w:p>
               </w:tc>
@@ -2378,6 +3291,60 @@
                       <w:sz w:val="18"/>
                     </w:rPr>
                     <w:t>$345</w:t>
+                  </w:r>
+                </w:p>
+              </w:tc>
+            </w:tr>
+            <w:tr>
+              <w:tc>
+                <w:tcPr>
+                  <w:tcW w:type="dxa" w:w="2560"/>
+                  <w:shd w:val="clear" w:color="auto" w:fill="FFFFFF"/>
+                  <w:tcMar>
+                    <w:top w:w="48" w:type="dxa"/>
+                    <w:bottom w:w="48" w:type="dxa"/>
+                    <w:left w:w="100" w:type="dxa"/>
+                    <w:right w:w="100" w:type="dxa"/>
+                  </w:tcMar>
+                </w:tcPr>
+                <w:p>
+                  <w:pPr>
+                    <w:spacing w:before="0" w:after="0"/>
+                    <w:jc w:val="left"/>
+                  </w:pPr>
+                  <w:r>
+                    <w:rPr>
+                      <w:b w:val="0"/>
+                      <w:color w:val="1A1A2E"/>
+                      <w:sz w:val="18"/>
+                    </w:rPr>
+                    <w:t>40, 42, 44</w:t>
+                  </w:r>
+                </w:p>
+              </w:tc>
+              <w:tc>
+                <w:tcPr>
+                  <w:tcW w:type="dxa" w:w="2560"/>
+                  <w:shd w:val="clear" w:color="auto" w:fill="FFFFFF"/>
+                  <w:tcMar>
+                    <w:top w:w="48" w:type="dxa"/>
+                    <w:bottom w:w="48" w:type="dxa"/>
+                    <w:left w:w="100" w:type="dxa"/>
+                    <w:right w:w="100" w:type="dxa"/>
+                  </w:tcMar>
+                </w:tcPr>
+                <w:p>
+                  <w:pPr>
+                    <w:spacing w:before="0" w:after="0"/>
+                    <w:jc w:val="right"/>
+                  </w:pPr>
+                  <w:r>
+                    <w:rPr>
+                      <w:b/>
+                      <w:color w:val="1E3A6E"/>
+                      <w:sz w:val="18"/>
+                    </w:rPr>
+                    <w:t>$355</w:t>
                   </w:r>
                 </w:p>
               </w:tc>
@@ -2588,7 +3555,7 @@
                       <w:color w:val="1A1A2E"/>
                       <w:sz w:val="18"/>
                     </w:rPr>
-                    <w:t>32, 34</w:t>
+                    <w:t>32–38</w:t>
                   </w:r>
                 </w:p>
               </w:tc>
@@ -2614,7 +3581,7 @@
                       <w:color w:val="1E3A6E"/>
                       <w:sz w:val="18"/>
                     </w:rPr>
-                    <w:t>$335</w:t>
+                    <w:t>$345</w:t>
                   </w:r>
                 </w:p>
               </w:tc>
@@ -2642,7 +3609,7 @@
                       <w:color w:val="1A1A2E"/>
                       <w:sz w:val="18"/>
                     </w:rPr>
-                    <w:t>36, 38</w:t>
+                    <w:t>40, 42, 44</w:t>
                   </w:r>
                 </w:p>
               </w:tc>
@@ -2650,60 +3617,6 @@
                 <w:tcPr>
                   <w:tcW w:type="dxa" w:w="2560"/>
                   <w:shd w:val="clear" w:color="auto" w:fill="FFFFFF"/>
-                  <w:tcMar>
-                    <w:top w:w="48" w:type="dxa"/>
-                    <w:bottom w:w="48" w:type="dxa"/>
-                    <w:left w:w="100" w:type="dxa"/>
-                    <w:right w:w="100" w:type="dxa"/>
-                  </w:tcMar>
-                </w:tcPr>
-                <w:p>
-                  <w:pPr>
-                    <w:spacing w:before="0" w:after="0"/>
-                    <w:jc w:val="right"/>
-                  </w:pPr>
-                  <w:r>
-                    <w:rPr>
-                      <w:b/>
-                      <w:color w:val="1E3A6E"/>
-                      <w:sz w:val="18"/>
-                    </w:rPr>
-                    <w:t>$345</w:t>
-                  </w:r>
-                </w:p>
-              </w:tc>
-            </w:tr>
-            <w:tr>
-              <w:tc>
-                <w:tcPr>
-                  <w:tcW w:type="dxa" w:w="2560"/>
-                  <w:shd w:val="clear" w:color="auto" w:fill="EDF4FC"/>
-                  <w:tcMar>
-                    <w:top w:w="48" w:type="dxa"/>
-                    <w:bottom w:w="48" w:type="dxa"/>
-                    <w:left w:w="100" w:type="dxa"/>
-                    <w:right w:w="100" w:type="dxa"/>
-                  </w:tcMar>
-                </w:tcPr>
-                <w:p>
-                  <w:pPr>
-                    <w:spacing w:before="0" w:after="0"/>
-                    <w:jc w:val="left"/>
-                  </w:pPr>
-                  <w:r>
-                    <w:rPr>
-                      <w:b w:val="0"/>
-                      <w:color w:val="1A1A2E"/>
-                      <w:sz w:val="18"/>
-                    </w:rPr>
-                    <w:t>40, 42, 44</w:t>
-                  </w:r>
-                </w:p>
-              </w:tc>
-              <w:tc>
-                <w:tcPr>
-                  <w:tcW w:type="dxa" w:w="2560"/>
-                  <w:shd w:val="clear" w:color="auto" w:fill="EDF4FC"/>
                   <w:tcMar>
                     <w:top w:w="48" w:type="dxa"/>
                     <w:bottom w:w="48" w:type="dxa"/>
@@ -3074,7 +3987,7 @@
                       <w:color w:val="FFFFFF"/>
                       <w:sz w:val="20"/>
                     </w:rPr>
-                    <w:t>Excepciones — Primaria</w:t>
+                    <w:t>Excepciones — Bachillerato</w:t>
                   </w:r>
                 </w:p>
               </w:tc>
@@ -3195,7 +4108,7 @@
                       <w:color w:val="1A1A2E"/>
                       <w:sz w:val="18"/>
                     </w:rPr>
-                    <w:t>Benito Juárez</w:t>
+                    <w:t>UVEG</w:t>
                   </w:r>
                 </w:p>
               </w:tc>
@@ -3221,7 +4134,7 @@
                       <w:color w:val="1E3A6E"/>
                       <w:sz w:val="18"/>
                     </w:rPr>
-                    <w:t>40, 42</w:t>
+                    <w:t>14, 16</w:t>
                   </w:r>
                 </w:p>
               </w:tc>
@@ -3247,7 +4160,7 @@
                       <w:color w:val="1E3A6E"/>
                       <w:sz w:val="18"/>
                     </w:rPr>
-                    <w:t>$335</w:t>
+                    <w:t>$355</w:t>
                   </w:r>
                 </w:p>
               </w:tc>
@@ -3275,7 +4188,7 @@
                       <w:color w:val="1A1A2E"/>
                       <w:sz w:val="18"/>
                     </w:rPr>
-                    <w:t>Colegio Motolinea</w:t>
+                    <w:t>UVEG</w:t>
                   </w:r>
                 </w:p>
               </w:tc>
@@ -3301,7 +4214,7 @@
                       <w:color w:val="1E3A6E"/>
                       <w:sz w:val="18"/>
                     </w:rPr>
-                    <w:t>40</w:t>
+                    <w:t>32–38</w:t>
                   </w:r>
                 </w:p>
               </w:tc>
@@ -3327,7 +4240,7 @@
                       <w:color w:val="1E3A6E"/>
                       <w:sz w:val="18"/>
                     </w:rPr>
-                    <w:t>$335</w:t>
+                    <w:t>$365</w:t>
                   </w:r>
                 </w:p>
               </w:tc>
@@ -3355,7 +4268,7 @@
                       <w:color w:val="1A1A2E"/>
                       <w:sz w:val="18"/>
                     </w:rPr>
-                    <w:t>Francisco Villa</w:t>
+                    <w:t>UVEG</w:t>
                   </w:r>
                 </w:p>
               </w:tc>
@@ -3381,7 +4294,7 @@
                       <w:color w:val="1E3A6E"/>
                       <w:sz w:val="18"/>
                     </w:rPr>
-                    <w:t>40</w:t>
+                    <w:t>40, 42</w:t>
                   </w:r>
                 </w:p>
               </w:tc>
@@ -3407,167 +4320,7 @@
                       <w:color w:val="1E3A6E"/>
                       <w:sz w:val="18"/>
                     </w:rPr>
-                    <w:t>$335</w:t>
-                  </w:r>
-                </w:p>
-              </w:tc>
-            </w:tr>
-            <w:tr>
-              <w:tc>
-                <w:tcPr>
-                  <w:tcW w:type="dxa" w:w="1707"/>
-                  <w:shd w:val="clear" w:color="auto" w:fill="FDF0F0"/>
-                  <w:tcMar>
-                    <w:top w:w="48" w:type="dxa"/>
-                    <w:bottom w:w="48" w:type="dxa"/>
-                    <w:left w:w="100" w:type="dxa"/>
-                    <w:right w:w="100" w:type="dxa"/>
-                  </w:tcMar>
-                </w:tcPr>
-                <w:p>
-                  <w:pPr>
-                    <w:spacing w:before="0" w:after="0"/>
-                    <w:jc w:val="left"/>
-                  </w:pPr>
-                  <w:r>
-                    <w:rPr>
-                      <w:b w:val="0"/>
-                      <w:color w:val="1A1A2E"/>
-                      <w:sz w:val="18"/>
-                    </w:rPr>
-                    <w:t>Ignacio Allende</w:t>
-                  </w:r>
-                </w:p>
-              </w:tc>
-              <w:tc>
-                <w:tcPr>
-                  <w:tcW w:type="dxa" w:w="1707"/>
-                  <w:shd w:val="clear" w:color="auto" w:fill="FDF0F0"/>
-                  <w:tcMar>
-                    <w:top w:w="48" w:type="dxa"/>
-                    <w:bottom w:w="48" w:type="dxa"/>
-                    <w:left w:w="100" w:type="dxa"/>
-                    <w:right w:w="100" w:type="dxa"/>
-                  </w:tcMar>
-                </w:tcPr>
-                <w:p>
-                  <w:pPr>
-                    <w:spacing w:before="0" w:after="0"/>
-                    <w:jc w:val="right"/>
-                  </w:pPr>
-                  <w:r>
-                    <w:rPr>
-                      <w:b/>
-                      <w:color w:val="1E3A6E"/>
-                      <w:sz w:val="18"/>
-                    </w:rPr>
-                    <w:t>40</w:t>
-                  </w:r>
-                </w:p>
-              </w:tc>
-              <w:tc>
-                <w:tcPr>
-                  <w:tcW w:type="dxa" w:w="1707"/>
-                  <w:shd w:val="clear" w:color="auto" w:fill="FDF0F0"/>
-                  <w:tcMar>
-                    <w:top w:w="48" w:type="dxa"/>
-                    <w:bottom w:w="48" w:type="dxa"/>
-                    <w:left w:w="100" w:type="dxa"/>
-                    <w:right w:w="100" w:type="dxa"/>
-                  </w:tcMar>
-                </w:tcPr>
-                <w:p>
-                  <w:pPr>
-                    <w:spacing w:before="0" w:after="0"/>
-                    <w:jc w:val="right"/>
-                  </w:pPr>
-                  <w:r>
-                    <w:rPr>
-                      <w:b/>
-                      <w:color w:val="1E3A6E"/>
-                      <w:sz w:val="18"/>
-                    </w:rPr>
-                    <w:t>$335</w:t>
-                  </w:r>
-                </w:p>
-              </w:tc>
-            </w:tr>
-            <w:tr>
-              <w:tc>
-                <w:tcPr>
-                  <w:tcW w:type="dxa" w:w="1707"/>
-                  <w:shd w:val="clear" w:color="auto" w:fill="FFFFFF"/>
-                  <w:tcMar>
-                    <w:top w:w="48" w:type="dxa"/>
-                    <w:bottom w:w="48" w:type="dxa"/>
-                    <w:left w:w="100" w:type="dxa"/>
-                    <w:right w:w="100" w:type="dxa"/>
-                  </w:tcMar>
-                </w:tcPr>
-                <w:p>
-                  <w:pPr>
-                    <w:spacing w:before="0" w:after="0"/>
-                    <w:jc w:val="left"/>
-                  </w:pPr>
-                  <w:r>
-                    <w:rPr>
-                      <w:b w:val="0"/>
-                      <w:color w:val="1A1A2E"/>
-                      <w:sz w:val="18"/>
-                    </w:rPr>
-                    <w:t>Miguel Hidalgo</w:t>
-                  </w:r>
-                </w:p>
-              </w:tc>
-              <w:tc>
-                <w:tcPr>
-                  <w:tcW w:type="dxa" w:w="1707"/>
-                  <w:shd w:val="clear" w:color="auto" w:fill="FFFFFF"/>
-                  <w:tcMar>
-                    <w:top w:w="48" w:type="dxa"/>
-                    <w:bottom w:w="48" w:type="dxa"/>
-                    <w:left w:w="100" w:type="dxa"/>
-                    <w:right w:w="100" w:type="dxa"/>
-                  </w:tcMar>
-                </w:tcPr>
-                <w:p>
-                  <w:pPr>
-                    <w:spacing w:before="0" w:after="0"/>
-                    <w:jc w:val="right"/>
-                  </w:pPr>
-                  <w:r>
-                    <w:rPr>
-                      <w:b/>
-                      <w:color w:val="1E3A6E"/>
-                      <w:sz w:val="18"/>
-                    </w:rPr>
-                    <w:t>40, 42</w:t>
-                  </w:r>
-                </w:p>
-              </w:tc>
-              <w:tc>
-                <w:tcPr>
-                  <w:tcW w:type="dxa" w:w="1707"/>
-                  <w:shd w:val="clear" w:color="auto" w:fill="FFFFFF"/>
-                  <w:tcMar>
-                    <w:top w:w="48" w:type="dxa"/>
-                    <w:bottom w:w="48" w:type="dxa"/>
-                    <w:left w:w="100" w:type="dxa"/>
-                    <w:right w:w="100" w:type="dxa"/>
-                  </w:tcMar>
-                </w:tcPr>
-                <w:p>
-                  <w:pPr>
-                    <w:spacing w:before="0" w:after="0"/>
-                    <w:jc w:val="right"/>
-                  </w:pPr>
-                  <w:r>
-                    <w:rPr>
-                      <w:b/>
-                      <w:color w:val="1E3A6E"/>
-                      <w:sz w:val="18"/>
-                    </w:rPr>
-                    <w:t>$335</w:t>
+                    <w:t>$375</w:t>
                   </w:r>
                 </w:p>
               </w:tc>
@@ -3630,7 +4383,7 @@
                       <w:color w:val="FFFFFF"/>
                       <w:sz w:val="20"/>
                     </w:rPr>
-                    <w:t>Excepciones — Bachillerato</w:t>
+                    <w:t>Precios especiales en caja</w:t>
                   </w:r>
                 </w:p>
               </w:tc>
@@ -3751,7 +4504,7 @@
                       <w:color w:val="1A1A2E"/>
                       <w:sz w:val="18"/>
                     </w:rPr>
-                    <w:t>UVEG</w:t>
+                    <w:t>CBTIS 148 (B y V)</w:t>
                   </w:r>
                 </w:p>
               </w:tc>
@@ -3777,7 +4530,7 @@
                       <w:color w:val="1E3A6E"/>
                       <w:sz w:val="18"/>
                     </w:rPr>
-                    <w:t>14, 16</w:t>
+                    <w:t>Línea completa</w:t>
                   </w:r>
                 </w:p>
               </w:tc>
@@ -3803,167 +4556,7 @@
                       <w:color w:val="1E3A6E"/>
                       <w:sz w:val="18"/>
                     </w:rPr>
-                    <w:t>$355</w:t>
-                  </w:r>
-                </w:p>
-              </w:tc>
-            </w:tr>
-            <w:tr>
-              <w:tc>
-                <w:tcPr>
-                  <w:tcW w:type="dxa" w:w="1707"/>
-                  <w:shd w:val="clear" w:color="auto" w:fill="FDF0F0"/>
-                  <w:tcMar>
-                    <w:top w:w="48" w:type="dxa"/>
-                    <w:bottom w:w="48" w:type="dxa"/>
-                    <w:left w:w="100" w:type="dxa"/>
-                    <w:right w:w="100" w:type="dxa"/>
-                  </w:tcMar>
-                </w:tcPr>
-                <w:p>
-                  <w:pPr>
-                    <w:spacing w:before="0" w:after="0"/>
-                    <w:jc w:val="left"/>
-                  </w:pPr>
-                  <w:r>
-                    <w:rPr>
-                      <w:b w:val="0"/>
-                      <w:color w:val="1A1A2E"/>
-                      <w:sz w:val="18"/>
-                    </w:rPr>
-                    <w:t>UVEG</w:t>
-                  </w:r>
-                </w:p>
-              </w:tc>
-              <w:tc>
-                <w:tcPr>
-                  <w:tcW w:type="dxa" w:w="1707"/>
-                  <w:shd w:val="clear" w:color="auto" w:fill="FDF0F0"/>
-                  <w:tcMar>
-                    <w:top w:w="48" w:type="dxa"/>
-                    <w:bottom w:w="48" w:type="dxa"/>
-                    <w:left w:w="100" w:type="dxa"/>
-                    <w:right w:w="100" w:type="dxa"/>
-                  </w:tcMar>
-                </w:tcPr>
-                <w:p>
-                  <w:pPr>
-                    <w:spacing w:before="0" w:after="0"/>
-                    <w:jc w:val="right"/>
-                  </w:pPr>
-                  <w:r>
-                    <w:rPr>
-                      <w:b/>
-                      <w:color w:val="1E3A6E"/>
-                      <w:sz w:val="18"/>
-                    </w:rPr>
-                    <w:t>32–38</w:t>
-                  </w:r>
-                </w:p>
-              </w:tc>
-              <w:tc>
-                <w:tcPr>
-                  <w:tcW w:type="dxa" w:w="1707"/>
-                  <w:shd w:val="clear" w:color="auto" w:fill="FDF0F0"/>
-                  <w:tcMar>
-                    <w:top w:w="48" w:type="dxa"/>
-                    <w:bottom w:w="48" w:type="dxa"/>
-                    <w:left w:w="100" w:type="dxa"/>
-                    <w:right w:w="100" w:type="dxa"/>
-                  </w:tcMar>
-                </w:tcPr>
-                <w:p>
-                  <w:pPr>
-                    <w:spacing w:before="0" w:after="0"/>
-                    <w:jc w:val="right"/>
-                  </w:pPr>
-                  <w:r>
-                    <w:rPr>
-                      <w:b/>
-                      <w:color w:val="1E3A6E"/>
-                      <w:sz w:val="18"/>
-                    </w:rPr>
-                    <w:t>$365</w:t>
-                  </w:r>
-                </w:p>
-              </w:tc>
-            </w:tr>
-            <w:tr>
-              <w:tc>
-                <w:tcPr>
-                  <w:tcW w:type="dxa" w:w="1707"/>
-                  <w:shd w:val="clear" w:color="auto" w:fill="FFFFFF"/>
-                  <w:tcMar>
-                    <w:top w:w="48" w:type="dxa"/>
-                    <w:bottom w:w="48" w:type="dxa"/>
-                    <w:left w:w="100" w:type="dxa"/>
-                    <w:right w:w="100" w:type="dxa"/>
-                  </w:tcMar>
-                </w:tcPr>
-                <w:p>
-                  <w:pPr>
-                    <w:spacing w:before="0" w:after="0"/>
-                    <w:jc w:val="left"/>
-                  </w:pPr>
-                  <w:r>
-                    <w:rPr>
-                      <w:b w:val="0"/>
-                      <w:color w:val="1A1A2E"/>
-                      <w:sz w:val="18"/>
-                    </w:rPr>
-                    <w:t>UVEG</w:t>
-                  </w:r>
-                </w:p>
-              </w:tc>
-              <w:tc>
-                <w:tcPr>
-                  <w:tcW w:type="dxa" w:w="1707"/>
-                  <w:shd w:val="clear" w:color="auto" w:fill="FFFFFF"/>
-                  <w:tcMar>
-                    <w:top w:w="48" w:type="dxa"/>
-                    <w:bottom w:w="48" w:type="dxa"/>
-                    <w:left w:w="100" w:type="dxa"/>
-                    <w:right w:w="100" w:type="dxa"/>
-                  </w:tcMar>
-                </w:tcPr>
-                <w:p>
-                  <w:pPr>
-                    <w:spacing w:before="0" w:after="0"/>
-                    <w:jc w:val="right"/>
-                  </w:pPr>
-                  <w:r>
-                    <w:rPr>
-                      <w:b/>
-                      <w:color w:val="1E3A6E"/>
-                      <w:sz w:val="18"/>
-                    </w:rPr>
-                    <w:t>40, 42</w:t>
-                  </w:r>
-                </w:p>
-              </w:tc>
-              <w:tc>
-                <w:tcPr>
-                  <w:tcW w:type="dxa" w:w="1707"/>
-                  <w:shd w:val="clear" w:color="auto" w:fill="FFFFFF"/>
-                  <w:tcMar>
-                    <w:top w:w="48" w:type="dxa"/>
-                    <w:bottom w:w="48" w:type="dxa"/>
-                    <w:left w:w="100" w:type="dxa"/>
-                    <w:right w:w="100" w:type="dxa"/>
-                  </w:tcMar>
-                </w:tcPr>
-                <w:p>
-                  <w:pPr>
-                    <w:spacing w:before="0" w:after="0"/>
-                    <w:jc w:val="right"/>
-                  </w:pPr>
-                  <w:r>
-                    <w:rPr>
-                      <w:b/>
-                      <w:color w:val="1E3A6E"/>
-                      <w:sz w:val="18"/>
-                    </w:rPr>
-                    <w:t>$375</w:t>
+                    <w:t>$200</w:t>
                   </w:r>
                 </w:p>
               </w:tc>
@@ -5238,7 +5831,7 @@
                       <w:color w:val="1A1A2E"/>
                       <w:sz w:val="18"/>
                     </w:rPr>
-                    <w:t>MD</w:t>
+                    <w:t>MD, GD, EXG</w:t>
                   </w:r>
                 </w:p>
               </w:tc>
@@ -5265,114 +5858,6 @@
                       <w:sz w:val="18"/>
                     </w:rPr>
                     <w:t>$395</w:t>
-                  </w:r>
-                </w:p>
-              </w:tc>
-            </w:tr>
-            <w:tr>
-              <w:tc>
-                <w:tcPr>
-                  <w:tcW w:type="dxa" w:w="2560"/>
-                  <w:shd w:val="clear" w:color="auto" w:fill="FFFFFF"/>
-                  <w:tcMar>
-                    <w:top w:w="48" w:type="dxa"/>
-                    <w:bottom w:w="48" w:type="dxa"/>
-                    <w:left w:w="100" w:type="dxa"/>
-                    <w:right w:w="100" w:type="dxa"/>
-                  </w:tcMar>
-                </w:tcPr>
-                <w:p>
-                  <w:pPr>
-                    <w:spacing w:before="0" w:after="0"/>
-                    <w:jc w:val="left"/>
-                  </w:pPr>
-                  <w:r>
-                    <w:rPr>
-                      <w:b w:val="0"/>
-                      <w:color w:val="1A1A2E"/>
-                      <w:sz w:val="18"/>
-                    </w:rPr>
-                    <w:t>GD</w:t>
-                  </w:r>
-                </w:p>
-              </w:tc>
-              <w:tc>
-                <w:tcPr>
-                  <w:tcW w:type="dxa" w:w="2560"/>
-                  <w:shd w:val="clear" w:color="auto" w:fill="FFFFFF"/>
-                  <w:tcMar>
-                    <w:top w:w="48" w:type="dxa"/>
-                    <w:bottom w:w="48" w:type="dxa"/>
-                    <w:left w:w="100" w:type="dxa"/>
-                    <w:right w:w="100" w:type="dxa"/>
-                  </w:tcMar>
-                </w:tcPr>
-                <w:p>
-                  <w:pPr>
-                    <w:spacing w:before="0" w:after="0"/>
-                    <w:jc w:val="right"/>
-                  </w:pPr>
-                  <w:r>
-                    <w:rPr>
-                      <w:b/>
-                      <w:color w:val="1E3A6E"/>
-                      <w:sz w:val="18"/>
-                    </w:rPr>
-                    <w:t>$405</w:t>
-                  </w:r>
-                </w:p>
-              </w:tc>
-            </w:tr>
-            <w:tr>
-              <w:tc>
-                <w:tcPr>
-                  <w:tcW w:type="dxa" w:w="2560"/>
-                  <w:shd w:val="clear" w:color="auto" w:fill="EDF4FC"/>
-                  <w:tcMar>
-                    <w:top w:w="48" w:type="dxa"/>
-                    <w:bottom w:w="48" w:type="dxa"/>
-                    <w:left w:w="100" w:type="dxa"/>
-                    <w:right w:w="100" w:type="dxa"/>
-                  </w:tcMar>
-                </w:tcPr>
-                <w:p>
-                  <w:pPr>
-                    <w:spacing w:before="0" w:after="0"/>
-                    <w:jc w:val="left"/>
-                  </w:pPr>
-                  <w:r>
-                    <w:rPr>
-                      <w:b w:val="0"/>
-                      <w:color w:val="1A1A2E"/>
-                      <w:sz w:val="18"/>
-                    </w:rPr>
-                    <w:t>EXG</w:t>
-                  </w:r>
-                </w:p>
-              </w:tc>
-              <w:tc>
-                <w:tcPr>
-                  <w:tcW w:type="dxa" w:w="2560"/>
-                  <w:shd w:val="clear" w:color="auto" w:fill="EDF4FC"/>
-                  <w:tcMar>
-                    <w:top w:w="48" w:type="dxa"/>
-                    <w:bottom w:w="48" w:type="dxa"/>
-                    <w:left w:w="100" w:type="dxa"/>
-                    <w:right w:w="100" w:type="dxa"/>
-                  </w:tcMar>
-                </w:tcPr>
-                <w:p>
-                  <w:pPr>
-                    <w:spacing w:before="0" w:after="0"/>
-                    <w:jc w:val="right"/>
-                  </w:pPr>
-                  <w:r>
-                    <w:rPr>
-                      <w:b/>
-                      <w:color w:val="1E3A6E"/>
-                      <w:sz w:val="18"/>
-                    </w:rPr>
-                    <w:t>$415</w:t>
                   </w:r>
                 </w:p>
               </w:tc>
@@ -5827,7 +6312,7 @@
                       <w:color w:val="1A1A2E"/>
                       <w:sz w:val="18"/>
                     </w:rPr>
-                    <w:t>36–46</w:t>
+                    <w:t>36, 38, 40</w:t>
                   </w:r>
                 </w:p>
               </w:tc>
@@ -5854,6 +6339,60 @@
                       <w:sz w:val="18"/>
                     </w:rPr>
                     <w:t>$269</w:t>
+                  </w:r>
+                </w:p>
+              </w:tc>
+            </w:tr>
+            <w:tr>
+              <w:tc>
+                <w:tcPr>
+                  <w:tcW w:type="dxa" w:w="1920"/>
+                  <w:shd w:val="clear" w:color="auto" w:fill="FFFFFF"/>
+                  <w:tcMar>
+                    <w:top w:w="48" w:type="dxa"/>
+                    <w:bottom w:w="48" w:type="dxa"/>
+                    <w:left w:w="100" w:type="dxa"/>
+                    <w:right w:w="100" w:type="dxa"/>
+                  </w:tcMar>
+                </w:tcPr>
+                <w:p>
+                  <w:pPr>
+                    <w:spacing w:before="0" w:after="0"/>
+                    <w:jc w:val="left"/>
+                  </w:pPr>
+                  <w:r>
+                    <w:rPr>
+                      <w:b w:val="0"/>
+                      <w:color w:val="1A1A2E"/>
+                      <w:sz w:val="18"/>
+                    </w:rPr>
+                    <w:t>42, 44, 46</w:t>
+                  </w:r>
+                </w:p>
+              </w:tc>
+              <w:tc>
+                <w:tcPr>
+                  <w:tcW w:type="dxa" w:w="1920"/>
+                  <w:shd w:val="clear" w:color="auto" w:fill="FFFFFF"/>
+                  <w:tcMar>
+                    <w:top w:w="48" w:type="dxa"/>
+                    <w:bottom w:w="48" w:type="dxa"/>
+                    <w:left w:w="100" w:type="dxa"/>
+                    <w:right w:w="100" w:type="dxa"/>
+                  </w:tcMar>
+                </w:tcPr>
+                <w:p>
+                  <w:pPr>
+                    <w:spacing w:before="0" w:after="0"/>
+                    <w:jc w:val="right"/>
+                  </w:pPr>
+                  <w:r>
+                    <w:rPr>
+                      <w:b/>
+                      <w:color w:val="1E3A6E"/>
+                      <w:sz w:val="18"/>
+                    </w:rPr>
+                    <w:t>$289</w:t>
                   </w:r>
                 </w:p>
               </w:tc>
@@ -6036,7 +6575,7 @@
                       <w:color w:val="1E3A6E"/>
                       <w:sz w:val="18"/>
                     </w:rPr>
-                    <w:t>$240</w:t>
+                    <w:t>$249</w:t>
                   </w:r>
                 </w:p>
               </w:tc>
@@ -6064,7 +6603,7 @@
                       <w:color w:val="1A1A2E"/>
                       <w:sz w:val="18"/>
                     </w:rPr>
-                    <w:t>10, 12</w:t>
+                    <w:t>10, 12, 14, 16</w:t>
                   </w:r>
                 </w:p>
               </w:tc>
@@ -6090,7 +6629,7 @@
                       <w:color w:val="1E3A6E"/>
                       <w:sz w:val="18"/>
                     </w:rPr>
-                    <w:t>$245</w:t>
+                    <w:t>$269</w:t>
                   </w:r>
                 </w:p>
               </w:tc>
@@ -6118,7 +6657,7 @@
                       <w:color w:val="1A1A2E"/>
                       <w:sz w:val="18"/>
                     </w:rPr>
-                    <w:t>14, 16</w:t>
+                    <w:t>32, 34</w:t>
                   </w:r>
                 </w:p>
               </w:tc>
@@ -6144,7 +6683,7 @@
                       <w:color w:val="1E3A6E"/>
                       <w:sz w:val="18"/>
                     </w:rPr>
-                    <w:t>$250</w:t>
+                    <w:t>$289</w:t>
                   </w:r>
                 </w:p>
               </w:tc>
@@ -6172,7 +6711,7 @@
                       <w:color w:val="1A1A2E"/>
                       <w:sz w:val="18"/>
                     </w:rPr>
-                    <w:t>32–42, CH–EXG</w:t>
+                    <w:t>36, 38, 40</w:t>
                   </w:r>
                 </w:p>
               </w:tc>
@@ -6198,7 +6737,61 @@
                       <w:color w:val="1E3A6E"/>
                       <w:sz w:val="18"/>
                     </w:rPr>
-                    <w:t>$270</w:t>
+                    <w:t>$299</w:t>
+                  </w:r>
+                </w:p>
+              </w:tc>
+            </w:tr>
+            <w:tr>
+              <w:tc>
+                <w:tcPr>
+                  <w:tcW w:type="dxa" w:w="1920"/>
+                  <w:shd w:val="clear" w:color="auto" w:fill="FFFFFF"/>
+                  <w:tcMar>
+                    <w:top w:w="48" w:type="dxa"/>
+                    <w:bottom w:w="48" w:type="dxa"/>
+                    <w:left w:w="100" w:type="dxa"/>
+                    <w:right w:w="100" w:type="dxa"/>
+                  </w:tcMar>
+                </w:tcPr>
+                <w:p>
+                  <w:pPr>
+                    <w:spacing w:before="0" w:after="0"/>
+                    <w:jc w:val="left"/>
+                  </w:pPr>
+                  <w:r>
+                    <w:rPr>
+                      <w:b w:val="0"/>
+                      <w:color w:val="1A1A2E"/>
+                      <w:sz w:val="18"/>
+                    </w:rPr>
+                    <w:t>42</w:t>
+                  </w:r>
+                </w:p>
+              </w:tc>
+              <w:tc>
+                <w:tcPr>
+                  <w:tcW w:type="dxa" w:w="1920"/>
+                  <w:shd w:val="clear" w:color="auto" w:fill="FFFFFF"/>
+                  <w:tcMar>
+                    <w:top w:w="48" w:type="dxa"/>
+                    <w:bottom w:w="48" w:type="dxa"/>
+                    <w:left w:w="100" w:type="dxa"/>
+                    <w:right w:w="100" w:type="dxa"/>
+                  </w:tcMar>
+                </w:tcPr>
+                <w:p>
+                  <w:pPr>
+                    <w:spacing w:before="0" w:after="0"/>
+                    <w:jc w:val="right"/>
+                  </w:pPr>
+                  <w:r>
+                    <w:rPr>
+                      <w:b/>
+                      <w:color w:val="1E3A6E"/>
+                      <w:sz w:val="18"/>
+                    </w:rPr>
+                    <w:t>$309</w:t>
                   </w:r>
                 </w:p>
               </w:tc>
@@ -6381,7 +6974,7 @@
                       <w:color w:val="1E3A6E"/>
                       <w:sz w:val="18"/>
                     </w:rPr>
-                    <w:t>$245</w:t>
+                    <w:t>$269</w:t>
                   </w:r>
                 </w:p>
               </w:tc>
@@ -6435,7 +7028,7 @@
                       <w:color w:val="1E3A6E"/>
                       <w:sz w:val="18"/>
                     </w:rPr>
-                    <w:t>$265</w:t>
+                    <w:t>$289</w:t>
                   </w:r>
                 </w:p>
               </w:tc>
@@ -6463,7 +7056,7 @@
                       <w:color w:val="1A1A2E"/>
                       <w:sz w:val="18"/>
                     </w:rPr>
-                    <w:t>36–44</w:t>
+                    <w:t>36, 38, 40</w:t>
                   </w:r>
                 </w:p>
               </w:tc>
@@ -6489,7 +7082,61 @@
                       <w:color w:val="1E3A6E"/>
                       <w:sz w:val="18"/>
                     </w:rPr>
-                    <w:t>$275</w:t>
+                    <w:t>$299</w:t>
+                  </w:r>
+                </w:p>
+              </w:tc>
+            </w:tr>
+            <w:tr>
+              <w:tc>
+                <w:tcPr>
+                  <w:tcW w:type="dxa" w:w="1920"/>
+                  <w:shd w:val="clear" w:color="auto" w:fill="EDF4FC"/>
+                  <w:tcMar>
+                    <w:top w:w="48" w:type="dxa"/>
+                    <w:bottom w:w="48" w:type="dxa"/>
+                    <w:left w:w="100" w:type="dxa"/>
+                    <w:right w:w="100" w:type="dxa"/>
+                  </w:tcMar>
+                </w:tcPr>
+                <w:p>
+                  <w:pPr>
+                    <w:spacing w:before="0" w:after="0"/>
+                    <w:jc w:val="left"/>
+                  </w:pPr>
+                  <w:r>
+                    <w:rPr>
+                      <w:b w:val="0"/>
+                      <w:color w:val="1A1A2E"/>
+                      <w:sz w:val="18"/>
+                    </w:rPr>
+                    <w:t>42, 44</w:t>
+                  </w:r>
+                </w:p>
+              </w:tc>
+              <w:tc>
+                <w:tcPr>
+                  <w:tcW w:type="dxa" w:w="1920"/>
+                  <w:shd w:val="clear" w:color="auto" w:fill="EDF4FC"/>
+                  <w:tcMar>
+                    <w:top w:w="48" w:type="dxa"/>
+                    <w:bottom w:w="48" w:type="dxa"/>
+                    <w:left w:w="100" w:type="dxa"/>
+                    <w:right w:w="100" w:type="dxa"/>
+                  </w:tcMar>
+                </w:tcPr>
+                <w:p>
+                  <w:pPr>
+                    <w:spacing w:before="0" w:after="0"/>
+                    <w:jc w:val="right"/>
+                  </w:pPr>
+                  <w:r>
+                    <w:rPr>
+                      <w:b/>
+                      <w:color w:val="1E3A6E"/>
+                      <w:sz w:val="18"/>
+                    </w:rPr>
+                    <w:t>$309</w:t>
                   </w:r>
                 </w:p>
               </w:tc>
@@ -6672,7 +7319,7 @@
                       <w:color w:val="1E3A6E"/>
                       <w:sz w:val="18"/>
                     </w:rPr>
-                    <w:t>$265</w:t>
+                    <w:t>$269</w:t>
                   </w:r>
                 </w:p>
               </w:tc>
@@ -6726,7 +7373,7 @@
                       <w:color w:val="1E3A6E"/>
                       <w:sz w:val="18"/>
                     </w:rPr>
-                    <w:t>$275</w:t>
+                    <w:t>$289</w:t>
                   </w:r>
                 </w:p>
               </w:tc>
@@ -6754,7 +7401,7 @@
                       <w:color w:val="1A1A2E"/>
                       <w:sz w:val="18"/>
                     </w:rPr>
-                    <w:t>36–42</w:t>
+                    <w:t>36, 38, 40</w:t>
                   </w:r>
                 </w:p>
               </w:tc>
@@ -6780,7 +7427,7 @@
                       <w:color w:val="1E3A6E"/>
                       <w:sz w:val="18"/>
                     </w:rPr>
-                    <w:t>$285</w:t>
+                    <w:t>$299</w:t>
                   </w:r>
                 </w:p>
               </w:tc>
@@ -6808,7 +7455,7 @@
                       <w:color w:val="1A1A2E"/>
                       <w:sz w:val="18"/>
                     </w:rPr>
-                    <w:t>44</w:t>
+                    <w:t>42, 44</w:t>
                   </w:r>
                 </w:p>
               </w:tc>
@@ -6834,7 +7481,7 @@
                       <w:color w:val="1E3A6E"/>
                       <w:sz w:val="18"/>
                     </w:rPr>
-                    <w:t>$295</w:t>
+                    <w:t>$309</w:t>
                   </w:r>
                 </w:p>
               </w:tc>
@@ -6923,7 +7570,7 @@
                       <w:color w:val="FFFFFF"/>
                       <w:sz w:val="20"/>
                     </w:rPr>
-                    <w:t>Excepciones — Primaria (1/2)</w:t>
+                    <w:t>Colegio Motolinea</w:t>
                   </w:r>
                 </w:p>
               </w:tc>
@@ -6937,14 +7584,13 @@
               <w:tblLook w:firstColumn="1" w:firstRow="1" w:lastColumn="0" w:lastRow="0" w:noHBand="0" w:noVBand="1" w:val="04A0"/>
             </w:tblPr>
             <w:tblGrid>
-              <w:gridCol w:w="2561"/>
-              <w:gridCol w:w="2561"/>
-              <w:gridCol w:w="2561"/>
+              <w:gridCol w:w="3841"/>
+              <w:gridCol w:w="3841"/>
             </w:tblGrid>
             <w:tr>
               <w:tc>
                 <w:tcPr>
-                  <w:tcW w:type="dxa" w:w="2561"/>
+                  <w:tcW w:type="dxa" w:w="3841"/>
                   <w:shd w:val="clear" w:color="auto" w:fill="FCE8E8"/>
                   <w:tcMar>
                     <w:top w:w="50" w:type="dxa"/>
@@ -6964,13 +7610,13 @@
                       <w:color w:val="B52020"/>
                       <w:sz w:val="17"/>
                     </w:rPr>
-                    <w:t>Escuela</w:t>
-                  </w:r>
-                </w:p>
-              </w:tc>
-              <w:tc>
-                <w:tcPr>
-                  <w:tcW w:type="dxa" w:w="2561"/>
+                    <w:t>Tallas</w:t>
+                  </w:r>
+                </w:p>
+              </w:tc>
+              <w:tc>
+                <w:tcPr>
+                  <w:tcW w:type="dxa" w:w="3841"/>
                   <w:shd w:val="clear" w:color="auto" w:fill="FCE8E8"/>
                   <w:tcMar>
                     <w:top w:w="50" w:type="dxa"/>
@@ -6990,32 +7636,6 @@
                       <w:color w:val="B52020"/>
                       <w:sz w:val="17"/>
                     </w:rPr>
-                    <w:t>Tallas</w:t>
-                  </w:r>
-                </w:p>
-              </w:tc>
-              <w:tc>
-                <w:tcPr>
-                  <w:tcW w:type="dxa" w:w="2561"/>
-                  <w:shd w:val="clear" w:color="auto" w:fill="FCE8E8"/>
-                  <w:tcMar>
-                    <w:top w:w="50" w:type="dxa"/>
-                    <w:bottom w:w="50" w:type="dxa"/>
-                    <w:left w:w="100" w:type="dxa"/>
-                    <w:right w:w="100" w:type="dxa"/>
-                  </w:tcMar>
-                </w:tcPr>
-                <w:p>
-                  <w:pPr>
-                    <w:spacing w:before="0" w:after="0"/>
-                    <w:jc w:val="right"/>
-                  </w:pPr>
-                  <w:r>
-                    <w:rPr>
-                      <w:b/>
-                      <w:color w:val="B52020"/>
-                      <w:sz w:val="17"/>
-                    </w:rPr>
                     <w:t>Precio</w:t>
                   </w:r>
                 </w:p>
@@ -7024,7 +7644,7 @@
             <w:tr>
               <w:tc>
                 <w:tcPr>
-                  <w:tcW w:type="dxa" w:w="2561"/>
+                  <w:tcW w:type="dxa" w:w="3841"/>
                   <w:shd w:val="clear" w:color="auto" w:fill="FFFFFF"/>
                   <w:tcMar>
                     <w:top w:w="48" w:type="dxa"/>
@@ -7044,13 +7664,13 @@
                       <w:color w:val="1A1A2E"/>
                       <w:sz w:val="18"/>
                     </w:rPr>
-                    <w:t>Huizache</w:t>
-                  </w:r>
-                </w:p>
-              </w:tc>
-              <w:tc>
-                <w:tcPr>
-                  <w:tcW w:type="dxa" w:w="2561"/>
+                    <w:t>4, 6, 8</w:t>
+                  </w:r>
+                </w:p>
+              </w:tc>
+              <w:tc>
+                <w:tcPr>
+                  <w:tcW w:type="dxa" w:w="3841"/>
                   <w:shd w:val="clear" w:color="auto" w:fill="FFFFFF"/>
                   <w:tcMar>
                     <w:top w:w="48" w:type="dxa"/>
@@ -7070,14 +7690,42 @@
                       <w:color w:val="1E3A6E"/>
                       <w:sz w:val="18"/>
                     </w:rPr>
-                    <w:t>6, 8</w:t>
-                  </w:r>
-                </w:p>
-              </w:tc>
-              <w:tc>
-                <w:tcPr>
-                  <w:tcW w:type="dxa" w:w="2561"/>
-                  <w:shd w:val="clear" w:color="auto" w:fill="FFFFFF"/>
+                    <w:t>$249</w:t>
+                  </w:r>
+                </w:p>
+              </w:tc>
+            </w:tr>
+            <w:tr>
+              <w:tc>
+                <w:tcPr>
+                  <w:tcW w:type="dxa" w:w="3841"/>
+                  <w:shd w:val="clear" w:color="auto" w:fill="FDF0F0"/>
+                  <w:tcMar>
+                    <w:top w:w="48" w:type="dxa"/>
+                    <w:bottom w:w="48" w:type="dxa"/>
+                    <w:left w:w="100" w:type="dxa"/>
+                    <w:right w:w="100" w:type="dxa"/>
+                  </w:tcMar>
+                </w:tcPr>
+                <w:p>
+                  <w:pPr>
+                    <w:spacing w:before="0" w:after="0"/>
+                    <w:jc w:val="left"/>
+                  </w:pPr>
+                  <w:r>
+                    <w:rPr>
+                      <w:b w:val="0"/>
+                      <w:color w:val="1A1A2E"/>
+                      <w:sz w:val="18"/>
+                    </w:rPr>
+                    <w:t>10, 12, 14, 16</w:t>
+                  </w:r>
+                </w:p>
+              </w:tc>
+              <w:tc>
+                <w:tcPr>
+                  <w:tcW w:type="dxa" w:w="3841"/>
+                  <w:shd w:val="clear" w:color="auto" w:fill="FDF0F0"/>
                   <w:tcMar>
                     <w:top w:w="48" w:type="dxa"/>
                     <w:bottom w:w="48" w:type="dxa"/>
@@ -7096,7 +7744,7 @@
                       <w:color w:val="1E3A6E"/>
                       <w:sz w:val="18"/>
                     </w:rPr>
-                    <w:t>$240</w:t>
+                    <w:t>$269</w:t>
                   </w:r>
                 </w:p>
               </w:tc>
@@ -7104,8 +7752,8 @@
             <w:tr>
               <w:tc>
                 <w:tcPr>
-                  <w:tcW w:type="dxa" w:w="2561"/>
-                  <w:shd w:val="clear" w:color="auto" w:fill="FDF0F0"/>
+                  <w:tcW w:type="dxa" w:w="3841"/>
+                  <w:shd w:val="clear" w:color="auto" w:fill="FFFFFF"/>
                   <w:tcMar>
                     <w:top w:w="48" w:type="dxa"/>
                     <w:bottom w:w="48" w:type="dxa"/>
@@ -7124,14 +7772,14 @@
                       <w:color w:val="1A1A2E"/>
                       <w:sz w:val="18"/>
                     </w:rPr>
-                    <w:t>Huizache</w:t>
-                  </w:r>
-                </w:p>
-              </w:tc>
-              <w:tc>
-                <w:tcPr>
-                  <w:tcW w:type="dxa" w:w="2561"/>
-                  <w:shd w:val="clear" w:color="auto" w:fill="FDF0F0"/>
+                    <w:t>CH, MD</w:t>
+                  </w:r>
+                </w:p>
+              </w:tc>
+              <w:tc>
+                <w:tcPr>
+                  <w:tcW w:type="dxa" w:w="3841"/>
+                  <w:shd w:val="clear" w:color="auto" w:fill="FFFFFF"/>
                   <w:tcMar>
                     <w:top w:w="48" w:type="dxa"/>
                     <w:bottom w:w="48" w:type="dxa"/>
@@ -7150,13 +7798,41 @@
                       <w:color w:val="1E3A6E"/>
                       <w:sz w:val="18"/>
                     </w:rPr>
-                    <w:t>10, 12</w:t>
-                  </w:r>
-                </w:p>
-              </w:tc>
-              <w:tc>
-                <w:tcPr>
-                  <w:tcW w:type="dxa" w:w="2561"/>
+                    <w:t>$299</w:t>
+                  </w:r>
+                </w:p>
+              </w:tc>
+            </w:tr>
+            <w:tr>
+              <w:tc>
+                <w:tcPr>
+                  <w:tcW w:type="dxa" w:w="3841"/>
+                  <w:shd w:val="clear" w:color="auto" w:fill="FDF0F0"/>
+                  <w:tcMar>
+                    <w:top w:w="48" w:type="dxa"/>
+                    <w:bottom w:w="48" w:type="dxa"/>
+                    <w:left w:w="100" w:type="dxa"/>
+                    <w:right w:w="100" w:type="dxa"/>
+                  </w:tcMar>
+                </w:tcPr>
+                <w:p>
+                  <w:pPr>
+                    <w:spacing w:before="0" w:after="0"/>
+                    <w:jc w:val="left"/>
+                  </w:pPr>
+                  <w:r>
+                    <w:rPr>
+                      <w:b w:val="0"/>
+                      <w:color w:val="1A1A2E"/>
+                      <w:sz w:val="18"/>
+                    </w:rPr>
+                    <w:t>GD, EXG</w:t>
+                  </w:r>
+                </w:p>
+              </w:tc>
+              <w:tc>
+                <w:tcPr>
+                  <w:tcW w:type="dxa" w:w="3841"/>
                   <w:shd w:val="clear" w:color="auto" w:fill="FDF0F0"/>
                   <w:tcMar>
                     <w:top w:w="48" w:type="dxa"/>
@@ -7176,247 +7852,7 @@
                       <w:color w:val="1E3A6E"/>
                       <w:sz w:val="18"/>
                     </w:rPr>
-                    <w:t>$245</w:t>
-                  </w:r>
-                </w:p>
-              </w:tc>
-            </w:tr>
-            <w:tr>
-              <w:tc>
-                <w:tcPr>
-                  <w:tcW w:type="dxa" w:w="2561"/>
-                  <w:shd w:val="clear" w:color="auto" w:fill="FFFFFF"/>
-                  <w:tcMar>
-                    <w:top w:w="48" w:type="dxa"/>
-                    <w:bottom w:w="48" w:type="dxa"/>
-                    <w:left w:w="100" w:type="dxa"/>
-                    <w:right w:w="100" w:type="dxa"/>
-                  </w:tcMar>
-                </w:tcPr>
-                <w:p>
-                  <w:pPr>
-                    <w:spacing w:before="0" w:after="0"/>
-                    <w:jc w:val="left"/>
-                  </w:pPr>
-                  <w:r>
-                    <w:rPr>
-                      <w:b w:val="0"/>
-                      <w:color w:val="1A1A2E"/>
-                      <w:sz w:val="18"/>
-                    </w:rPr>
-                    <w:t>Huizache</w:t>
-                  </w:r>
-                </w:p>
-              </w:tc>
-              <w:tc>
-                <w:tcPr>
-                  <w:tcW w:type="dxa" w:w="2561"/>
-                  <w:shd w:val="clear" w:color="auto" w:fill="FFFFFF"/>
-                  <w:tcMar>
-                    <w:top w:w="48" w:type="dxa"/>
-                    <w:bottom w:w="48" w:type="dxa"/>
-                    <w:left w:w="100" w:type="dxa"/>
-                    <w:right w:w="100" w:type="dxa"/>
-                  </w:tcMar>
-                </w:tcPr>
-                <w:p>
-                  <w:pPr>
-                    <w:spacing w:before="0" w:after="0"/>
-                    <w:jc w:val="right"/>
-                  </w:pPr>
-                  <w:r>
-                    <w:rPr>
-                      <w:b/>
-                      <w:color w:val="1E3A6E"/>
-                      <w:sz w:val="18"/>
-                    </w:rPr>
-                    <w:t>14, 16</w:t>
-                  </w:r>
-                </w:p>
-              </w:tc>
-              <w:tc>
-                <w:tcPr>
-                  <w:tcW w:type="dxa" w:w="2561"/>
-                  <w:shd w:val="clear" w:color="auto" w:fill="FFFFFF"/>
-                  <w:tcMar>
-                    <w:top w:w="48" w:type="dxa"/>
-                    <w:bottom w:w="48" w:type="dxa"/>
-                    <w:left w:w="100" w:type="dxa"/>
-                    <w:right w:w="100" w:type="dxa"/>
-                  </w:tcMar>
-                </w:tcPr>
-                <w:p>
-                  <w:pPr>
-                    <w:spacing w:before="0" w:after="0"/>
-                    <w:jc w:val="right"/>
-                  </w:pPr>
-                  <w:r>
-                    <w:rPr>
-                      <w:b/>
-                      <w:color w:val="1E3A6E"/>
-                      <w:sz w:val="18"/>
-                    </w:rPr>
-                    <w:t>$250</w:t>
-                  </w:r>
-                </w:p>
-              </w:tc>
-            </w:tr>
-            <w:tr>
-              <w:tc>
-                <w:tcPr>
-                  <w:tcW w:type="dxa" w:w="2561"/>
-                  <w:shd w:val="clear" w:color="auto" w:fill="FDF0F0"/>
-                  <w:tcMar>
-                    <w:top w:w="48" w:type="dxa"/>
-                    <w:bottom w:w="48" w:type="dxa"/>
-                    <w:left w:w="100" w:type="dxa"/>
-                    <w:right w:w="100" w:type="dxa"/>
-                  </w:tcMar>
-                </w:tcPr>
-                <w:p>
-                  <w:pPr>
-                    <w:spacing w:before="0" w:after="0"/>
-                    <w:jc w:val="left"/>
-                  </w:pPr>
-                  <w:r>
-                    <w:rPr>
-                      <w:b w:val="0"/>
-                      <w:color w:val="1A1A2E"/>
-                      <w:sz w:val="18"/>
-                    </w:rPr>
-                    <w:t>Huizache</w:t>
-                  </w:r>
-                </w:p>
-              </w:tc>
-              <w:tc>
-                <w:tcPr>
-                  <w:tcW w:type="dxa" w:w="2561"/>
-                  <w:shd w:val="clear" w:color="auto" w:fill="FDF0F0"/>
-                  <w:tcMar>
-                    <w:top w:w="48" w:type="dxa"/>
-                    <w:bottom w:w="48" w:type="dxa"/>
-                    <w:left w:w="100" w:type="dxa"/>
-                    <w:right w:w="100" w:type="dxa"/>
-                  </w:tcMar>
-                </w:tcPr>
-                <w:p>
-                  <w:pPr>
-                    <w:spacing w:before="0" w:after="0"/>
-                    <w:jc w:val="right"/>
-                  </w:pPr>
-                  <w:r>
-                    <w:rPr>
-                      <w:b/>
-                      <w:color w:val="1E3A6E"/>
-                      <w:sz w:val="18"/>
-                    </w:rPr>
-                    <w:t>34, 36</w:t>
-                  </w:r>
-                </w:p>
-              </w:tc>
-              <w:tc>
-                <w:tcPr>
-                  <w:tcW w:type="dxa" w:w="2561"/>
-                  <w:shd w:val="clear" w:color="auto" w:fill="FDF0F0"/>
-                  <w:tcMar>
-                    <w:top w:w="48" w:type="dxa"/>
-                    <w:bottom w:w="48" w:type="dxa"/>
-                    <w:left w:w="100" w:type="dxa"/>
-                    <w:right w:w="100" w:type="dxa"/>
-                  </w:tcMar>
-                </w:tcPr>
-                <w:p>
-                  <w:pPr>
-                    <w:spacing w:before="0" w:after="0"/>
-                    <w:jc w:val="right"/>
-                  </w:pPr>
-                  <w:r>
-                    <w:rPr>
-                      <w:b/>
-                      <w:color w:val="1E3A6E"/>
-                      <w:sz w:val="18"/>
-                    </w:rPr>
-                    <w:t>$270</w:t>
-                  </w:r>
-                </w:p>
-              </w:tc>
-            </w:tr>
-            <w:tr>
-              <w:tc>
-                <w:tcPr>
-                  <w:tcW w:type="dxa" w:w="2561"/>
-                  <w:shd w:val="clear" w:color="auto" w:fill="FFFFFF"/>
-                  <w:tcMar>
-                    <w:top w:w="48" w:type="dxa"/>
-                    <w:bottom w:w="48" w:type="dxa"/>
-                    <w:left w:w="100" w:type="dxa"/>
-                    <w:right w:w="100" w:type="dxa"/>
-                  </w:tcMar>
-                </w:tcPr>
-                <w:p>
-                  <w:pPr>
-                    <w:spacing w:before="0" w:after="0"/>
-                    <w:jc w:val="left"/>
-                  </w:pPr>
-                  <w:r>
-                    <w:rPr>
-                      <w:b w:val="0"/>
-                      <w:color w:val="1A1A2E"/>
-                      <w:sz w:val="18"/>
-                    </w:rPr>
-                    <w:t>Albino García Ramos</w:t>
-                  </w:r>
-                </w:p>
-              </w:tc>
-              <w:tc>
-                <w:tcPr>
-                  <w:tcW w:type="dxa" w:w="2561"/>
-                  <w:shd w:val="clear" w:color="auto" w:fill="FFFFFF"/>
-                  <w:tcMar>
-                    <w:top w:w="48" w:type="dxa"/>
-                    <w:bottom w:w="48" w:type="dxa"/>
-                    <w:left w:w="100" w:type="dxa"/>
-                    <w:right w:w="100" w:type="dxa"/>
-                  </w:tcMar>
-                </w:tcPr>
-                <w:p>
-                  <w:pPr>
-                    <w:spacing w:before="0" w:after="0"/>
-                    <w:jc w:val="right"/>
-                  </w:pPr>
-                  <w:r>
-                    <w:rPr>
-                      <w:b/>
-                      <w:color w:val="1E3A6E"/>
-                      <w:sz w:val="18"/>
-                    </w:rPr>
-                    <w:t>36–42</w:t>
-                  </w:r>
-                </w:p>
-              </w:tc>
-              <w:tc>
-                <w:tcPr>
-                  <w:tcW w:type="dxa" w:w="2561"/>
-                  <w:shd w:val="clear" w:color="auto" w:fill="FFFFFF"/>
-                  <w:tcMar>
-                    <w:top w:w="48" w:type="dxa"/>
-                    <w:bottom w:w="48" w:type="dxa"/>
-                    <w:left w:w="100" w:type="dxa"/>
-                    <w:right w:w="100" w:type="dxa"/>
-                  </w:tcMar>
-                </w:tcPr>
-                <w:p>
-                  <w:pPr>
-                    <w:spacing w:before="0" w:after="0"/>
-                    <w:jc w:val="right"/>
-                  </w:pPr>
-                  <w:r>
-                    <w:rPr>
-                      <w:b/>
-                      <w:color w:val="1E3A6E"/>
-                      <w:sz w:val="18"/>
-                    </w:rPr>
-                    <w:t>$290</w:t>
+                    <w:t>$309</w:t>
                   </w:r>
                 </w:p>
               </w:tc>
@@ -7479,7 +7915,7 @@
                       <w:color w:val="FFFFFF"/>
                       <w:sz w:val="20"/>
                     </w:rPr>
-                    <w:t>Excepciones — Primaria (2/2)</w:t>
+                    <w:t>Huizache</w:t>
                   </w:r>
                 </w:p>
               </w:tc>
@@ -7493,14 +7929,13 @@
               <w:tblLook w:firstColumn="1" w:firstRow="1" w:lastColumn="0" w:lastRow="0" w:noHBand="0" w:noVBand="1" w:val="04A0"/>
             </w:tblPr>
             <w:tblGrid>
-              <w:gridCol w:w="2561"/>
-              <w:gridCol w:w="2561"/>
-              <w:gridCol w:w="2561"/>
+              <w:gridCol w:w="3841"/>
+              <w:gridCol w:w="3841"/>
             </w:tblGrid>
             <w:tr>
               <w:tc>
                 <w:tcPr>
-                  <w:tcW w:type="dxa" w:w="2561"/>
+                  <w:tcW w:type="dxa" w:w="3841"/>
                   <w:shd w:val="clear" w:color="auto" w:fill="FCE8E8"/>
                   <w:tcMar>
                     <w:top w:w="50" w:type="dxa"/>
@@ -7520,13 +7955,13 @@
                       <w:color w:val="B52020"/>
                       <w:sz w:val="17"/>
                     </w:rPr>
-                    <w:t>Escuela</w:t>
-                  </w:r>
-                </w:p>
-              </w:tc>
-              <w:tc>
-                <w:tcPr>
-                  <w:tcW w:type="dxa" w:w="2561"/>
+                    <w:t>Tallas</w:t>
+                  </w:r>
+                </w:p>
+              </w:tc>
+              <w:tc>
+                <w:tcPr>
+                  <w:tcW w:type="dxa" w:w="3841"/>
                   <w:shd w:val="clear" w:color="auto" w:fill="FCE8E8"/>
                   <w:tcMar>
                     <w:top w:w="50" w:type="dxa"/>
@@ -7546,32 +7981,6 @@
                       <w:color w:val="B52020"/>
                       <w:sz w:val="17"/>
                     </w:rPr>
-                    <w:t>Tallas</w:t>
-                  </w:r>
-                </w:p>
-              </w:tc>
-              <w:tc>
-                <w:tcPr>
-                  <w:tcW w:type="dxa" w:w="2561"/>
-                  <w:shd w:val="clear" w:color="auto" w:fill="FCE8E8"/>
-                  <w:tcMar>
-                    <w:top w:w="50" w:type="dxa"/>
-                    <w:bottom w:w="50" w:type="dxa"/>
-                    <w:left w:w="100" w:type="dxa"/>
-                    <w:right w:w="100" w:type="dxa"/>
-                  </w:tcMar>
-                </w:tcPr>
-                <w:p>
-                  <w:pPr>
-                    <w:spacing w:before="0" w:after="0"/>
-                    <w:jc w:val="right"/>
-                  </w:pPr>
-                  <w:r>
-                    <w:rPr>
-                      <w:b/>
-                      <w:color w:val="B52020"/>
-                      <w:sz w:val="17"/>
-                    </w:rPr>
                     <w:t>Precio</w:t>
                   </w:r>
                 </w:p>
@@ -7580,7 +7989,7 @@
             <w:tr>
               <w:tc>
                 <w:tcPr>
-                  <w:tcW w:type="dxa" w:w="2561"/>
+                  <w:tcW w:type="dxa" w:w="3841"/>
                   <w:shd w:val="clear" w:color="auto" w:fill="FFFFFF"/>
                   <w:tcMar>
                     <w:top w:w="48" w:type="dxa"/>
@@ -7600,13 +8009,13 @@
                       <w:color w:val="1A1A2E"/>
                       <w:sz w:val="18"/>
                     </w:rPr>
-                    <w:t>Francisco Villa</w:t>
-                  </w:r>
-                </w:p>
-              </w:tc>
-              <w:tc>
-                <w:tcPr>
-                  <w:tcW w:type="dxa" w:w="2561"/>
+                    <w:t>6, 8</w:t>
+                  </w:r>
+                </w:p>
+              </w:tc>
+              <w:tc>
+                <w:tcPr>
+                  <w:tcW w:type="dxa" w:w="3841"/>
                   <w:shd w:val="clear" w:color="auto" w:fill="FFFFFF"/>
                   <w:tcMar>
                     <w:top w:w="48" w:type="dxa"/>
@@ -7626,14 +8035,42 @@
                       <w:color w:val="1E3A6E"/>
                       <w:sz w:val="18"/>
                     </w:rPr>
-                    <w:t>10, 12</w:t>
-                  </w:r>
-                </w:p>
-              </w:tc>
-              <w:tc>
-                <w:tcPr>
-                  <w:tcW w:type="dxa" w:w="2561"/>
-                  <w:shd w:val="clear" w:color="auto" w:fill="FFFFFF"/>
+                    <w:t>$249</w:t>
+                  </w:r>
+                </w:p>
+              </w:tc>
+            </w:tr>
+            <w:tr>
+              <w:tc>
+                <w:tcPr>
+                  <w:tcW w:type="dxa" w:w="3841"/>
+                  <w:shd w:val="clear" w:color="auto" w:fill="FDF0F0"/>
+                  <w:tcMar>
+                    <w:top w:w="48" w:type="dxa"/>
+                    <w:bottom w:w="48" w:type="dxa"/>
+                    <w:left w:w="100" w:type="dxa"/>
+                    <w:right w:w="100" w:type="dxa"/>
+                  </w:tcMar>
+                </w:tcPr>
+                <w:p>
+                  <w:pPr>
+                    <w:spacing w:before="0" w:after="0"/>
+                    <w:jc w:val="left"/>
+                  </w:pPr>
+                  <w:r>
+                    <w:rPr>
+                      <w:b w:val="0"/>
+                      <w:color w:val="1A1A2E"/>
+                      <w:sz w:val="18"/>
+                    </w:rPr>
+                    <w:t>10, 12, 14, 16</w:t>
+                  </w:r>
+                </w:p>
+              </w:tc>
+              <w:tc>
+                <w:tcPr>
+                  <w:tcW w:type="dxa" w:w="3841"/>
+                  <w:shd w:val="clear" w:color="auto" w:fill="FDF0F0"/>
                   <w:tcMar>
                     <w:top w:w="48" w:type="dxa"/>
                     <w:bottom w:w="48" w:type="dxa"/>
@@ -7652,7 +8089,7 @@
                       <w:color w:val="1E3A6E"/>
                       <w:sz w:val="18"/>
                     </w:rPr>
-                    <w:t>$250</w:t>
+                    <w:t>$269</w:t>
                   </w:r>
                 </w:p>
               </w:tc>
@@ -7660,8 +8097,8 @@
             <w:tr>
               <w:tc>
                 <w:tcPr>
-                  <w:tcW w:type="dxa" w:w="2561"/>
-                  <w:shd w:val="clear" w:color="auto" w:fill="FDF0F0"/>
+                  <w:tcW w:type="dxa" w:w="3841"/>
+                  <w:shd w:val="clear" w:color="auto" w:fill="FFFFFF"/>
                   <w:tcMar>
                     <w:top w:w="48" w:type="dxa"/>
                     <w:bottom w:w="48" w:type="dxa"/>
@@ -7680,14 +8117,14 @@
                       <w:color w:val="1A1A2E"/>
                       <w:sz w:val="18"/>
                     </w:rPr>
-                    <w:t>Francisco Villa</w:t>
-                  </w:r>
-                </w:p>
-              </w:tc>
-              <w:tc>
-                <w:tcPr>
-                  <w:tcW w:type="dxa" w:w="2561"/>
-                  <w:shd w:val="clear" w:color="auto" w:fill="FDF0F0"/>
+                    <w:t>34</w:t>
+                  </w:r>
+                </w:p>
+              </w:tc>
+              <w:tc>
+                <w:tcPr>
+                  <w:tcW w:type="dxa" w:w="3841"/>
+                  <w:shd w:val="clear" w:color="auto" w:fill="FFFFFF"/>
                   <w:tcMar>
                     <w:top w:w="48" w:type="dxa"/>
                     <w:bottom w:w="48" w:type="dxa"/>
@@ -7706,13 +8143,41 @@
                       <w:color w:val="1E3A6E"/>
                       <w:sz w:val="18"/>
                     </w:rPr>
-                    <w:t>14, 16</w:t>
-                  </w:r>
-                </w:p>
-              </w:tc>
-              <w:tc>
-                <w:tcPr>
-                  <w:tcW w:type="dxa" w:w="2561"/>
+                    <w:t>$289</w:t>
+                  </w:r>
+                </w:p>
+              </w:tc>
+            </w:tr>
+            <w:tr>
+              <w:tc>
+                <w:tcPr>
+                  <w:tcW w:type="dxa" w:w="3841"/>
+                  <w:shd w:val="clear" w:color="auto" w:fill="FDF0F0"/>
+                  <w:tcMar>
+                    <w:top w:w="48" w:type="dxa"/>
+                    <w:bottom w:w="48" w:type="dxa"/>
+                    <w:left w:w="100" w:type="dxa"/>
+                    <w:right w:w="100" w:type="dxa"/>
+                  </w:tcMar>
+                </w:tcPr>
+                <w:p>
+                  <w:pPr>
+                    <w:spacing w:before="0" w:after="0"/>
+                    <w:jc w:val="left"/>
+                  </w:pPr>
+                  <w:r>
+                    <w:rPr>
+                      <w:b w:val="0"/>
+                      <w:color w:val="1A1A2E"/>
+                      <w:sz w:val="18"/>
+                    </w:rPr>
+                    <w:t>36</w:t>
+                  </w:r>
+                </w:p>
+              </w:tc>
+              <w:tc>
+                <w:tcPr>
+                  <w:tcW w:type="dxa" w:w="3841"/>
                   <w:shd w:val="clear" w:color="auto" w:fill="FDF0F0"/>
                   <w:tcMar>
                     <w:top w:w="48" w:type="dxa"/>
@@ -7732,567 +8197,7 @@
                       <w:color w:val="1E3A6E"/>
                       <w:sz w:val="18"/>
                     </w:rPr>
-                    <w:t>$260</w:t>
-                  </w:r>
-                </w:p>
-              </w:tc>
-            </w:tr>
-            <w:tr>
-              <w:tc>
-                <w:tcPr>
-                  <w:tcW w:type="dxa" w:w="2561"/>
-                  <w:shd w:val="clear" w:color="auto" w:fill="FFFFFF"/>
-                  <w:tcMar>
-                    <w:top w:w="48" w:type="dxa"/>
-                    <w:bottom w:w="48" w:type="dxa"/>
-                    <w:left w:w="100" w:type="dxa"/>
-                    <w:right w:w="100" w:type="dxa"/>
-                  </w:tcMar>
-                </w:tcPr>
-                <w:p>
-                  <w:pPr>
-                    <w:spacing w:before="0" w:after="0"/>
-                    <w:jc w:val="left"/>
-                  </w:pPr>
-                  <w:r>
-                    <w:rPr>
-                      <w:b w:val="0"/>
-                      <w:color w:val="1A1A2E"/>
-                      <w:sz w:val="18"/>
-                    </w:rPr>
-                    <w:t>Francisco Villa</w:t>
-                  </w:r>
-                </w:p>
-              </w:tc>
-              <w:tc>
-                <w:tcPr>
-                  <w:tcW w:type="dxa" w:w="2561"/>
-                  <w:shd w:val="clear" w:color="auto" w:fill="FFFFFF"/>
-                  <w:tcMar>
-                    <w:top w:w="48" w:type="dxa"/>
-                    <w:bottom w:w="48" w:type="dxa"/>
-                    <w:left w:w="100" w:type="dxa"/>
-                    <w:right w:w="100" w:type="dxa"/>
-                  </w:tcMar>
-                </w:tcPr>
-                <w:p>
-                  <w:pPr>
-                    <w:spacing w:before="0" w:after="0"/>
-                    <w:jc w:val="right"/>
-                  </w:pPr>
-                  <w:r>
-                    <w:rPr>
-                      <w:b/>
-                      <w:color w:val="1E3A6E"/>
-                      <w:sz w:val="18"/>
-                    </w:rPr>
-                    <w:t>34, 36</w:t>
-                  </w:r>
-                </w:p>
-              </w:tc>
-              <w:tc>
-                <w:tcPr>
-                  <w:tcW w:type="dxa" w:w="2561"/>
-                  <w:shd w:val="clear" w:color="auto" w:fill="FFFFFF"/>
-                  <w:tcMar>
-                    <w:top w:w="48" w:type="dxa"/>
-                    <w:bottom w:w="48" w:type="dxa"/>
-                    <w:left w:w="100" w:type="dxa"/>
-                    <w:right w:w="100" w:type="dxa"/>
-                  </w:tcMar>
-                </w:tcPr>
-                <w:p>
-                  <w:pPr>
-                    <w:spacing w:before="0" w:after="0"/>
-                    <w:jc w:val="right"/>
-                  </w:pPr>
-                  <w:r>
-                    <w:rPr>
-                      <w:b/>
-                      <w:color w:val="1E3A6E"/>
-                      <w:sz w:val="18"/>
-                    </w:rPr>
-                    <w:t>$290</w:t>
-                  </w:r>
-                </w:p>
-              </w:tc>
-            </w:tr>
-            <w:tr>
-              <w:tc>
-                <w:tcPr>
-                  <w:tcW w:type="dxa" w:w="2561"/>
-                  <w:shd w:val="clear" w:color="auto" w:fill="FDF0F0"/>
-                  <w:tcMar>
-                    <w:top w:w="48" w:type="dxa"/>
-                    <w:bottom w:w="48" w:type="dxa"/>
-                    <w:left w:w="100" w:type="dxa"/>
-                    <w:right w:w="100" w:type="dxa"/>
-                  </w:tcMar>
-                </w:tcPr>
-                <w:p>
-                  <w:pPr>
-                    <w:spacing w:before="0" w:after="0"/>
-                    <w:jc w:val="left"/>
-                  </w:pPr>
-                  <w:r>
-                    <w:rPr>
-                      <w:b w:val="0"/>
-                      <w:color w:val="1A1A2E"/>
-                      <w:sz w:val="18"/>
-                    </w:rPr>
-                    <w:t>Francisco Villa</w:t>
-                  </w:r>
-                </w:p>
-              </w:tc>
-              <w:tc>
-                <w:tcPr>
-                  <w:tcW w:type="dxa" w:w="2561"/>
-                  <w:shd w:val="clear" w:color="auto" w:fill="FDF0F0"/>
-                  <w:tcMar>
-                    <w:top w:w="48" w:type="dxa"/>
-                    <w:bottom w:w="48" w:type="dxa"/>
-                    <w:left w:w="100" w:type="dxa"/>
-                    <w:right w:w="100" w:type="dxa"/>
-                  </w:tcMar>
-                </w:tcPr>
-                <w:p>
-                  <w:pPr>
-                    <w:spacing w:before="0" w:after="0"/>
-                    <w:jc w:val="right"/>
-                  </w:pPr>
-                  <w:r>
-                    <w:rPr>
-                      <w:b/>
-                      <w:color w:val="1E3A6E"/>
-                      <w:sz w:val="18"/>
-                    </w:rPr>
-                    <w:t>38, 40</w:t>
-                  </w:r>
-                </w:p>
-              </w:tc>
-              <w:tc>
-                <w:tcPr>
-                  <w:tcW w:type="dxa" w:w="2561"/>
-                  <w:shd w:val="clear" w:color="auto" w:fill="FDF0F0"/>
-                  <w:tcMar>
-                    <w:top w:w="48" w:type="dxa"/>
-                    <w:bottom w:w="48" w:type="dxa"/>
-                    <w:left w:w="100" w:type="dxa"/>
-                    <w:right w:w="100" w:type="dxa"/>
-                  </w:tcMar>
-                </w:tcPr>
-                <w:p>
-                  <w:pPr>
-                    <w:spacing w:before="0" w:after="0"/>
-                    <w:jc w:val="right"/>
-                  </w:pPr>
-                  <w:r>
-                    <w:rPr>
-                      <w:b/>
-                      <w:color w:val="1E3A6E"/>
-                      <w:sz w:val="18"/>
-                    </w:rPr>
-                    <w:t>$300</w:t>
-                  </w:r>
-                </w:p>
-              </w:tc>
-            </w:tr>
-            <w:tr>
-              <w:tc>
-                <w:tcPr>
-                  <w:tcW w:type="dxa" w:w="2561"/>
-                  <w:shd w:val="clear" w:color="auto" w:fill="FFFFFF"/>
-                  <w:tcMar>
-                    <w:top w:w="48" w:type="dxa"/>
-                    <w:bottom w:w="48" w:type="dxa"/>
-                    <w:left w:w="100" w:type="dxa"/>
-                    <w:right w:w="100" w:type="dxa"/>
-                  </w:tcMar>
-                </w:tcPr>
-                <w:p>
-                  <w:pPr>
-                    <w:spacing w:before="0" w:after="0"/>
-                    <w:jc w:val="left"/>
-                  </w:pPr>
-                  <w:r>
-                    <w:rPr>
-                      <w:b w:val="0"/>
-                      <w:color w:val="1A1A2E"/>
-                      <w:sz w:val="18"/>
-                    </w:rPr>
-                    <w:t>Justo Sierra</w:t>
-                  </w:r>
-                </w:p>
-              </w:tc>
-              <w:tc>
-                <w:tcPr>
-                  <w:tcW w:type="dxa" w:w="2561"/>
-                  <w:shd w:val="clear" w:color="auto" w:fill="FFFFFF"/>
-                  <w:tcMar>
-                    <w:top w:w="48" w:type="dxa"/>
-                    <w:bottom w:w="48" w:type="dxa"/>
-                    <w:left w:w="100" w:type="dxa"/>
-                    <w:right w:w="100" w:type="dxa"/>
-                  </w:tcMar>
-                </w:tcPr>
-                <w:p>
-                  <w:pPr>
-                    <w:spacing w:before="0" w:after="0"/>
-                    <w:jc w:val="right"/>
-                  </w:pPr>
-                  <w:r>
-                    <w:rPr>
-                      <w:b/>
-                      <w:color w:val="1E3A6E"/>
-                      <w:sz w:val="18"/>
-                    </w:rPr>
-                    <w:t>36</w:t>
-                  </w:r>
-                </w:p>
-              </w:tc>
-              <w:tc>
-                <w:tcPr>
-                  <w:tcW w:type="dxa" w:w="2561"/>
-                  <w:shd w:val="clear" w:color="auto" w:fill="FFFFFF"/>
-                  <w:tcMar>
-                    <w:top w:w="48" w:type="dxa"/>
-                    <w:bottom w:w="48" w:type="dxa"/>
-                    <w:left w:w="100" w:type="dxa"/>
-                    <w:right w:w="100" w:type="dxa"/>
-                  </w:tcMar>
-                </w:tcPr>
-                <w:p>
-                  <w:pPr>
-                    <w:spacing w:before="0" w:after="0"/>
-                    <w:jc w:val="right"/>
-                  </w:pPr>
-                  <w:r>
-                    <w:rPr>
-                      <w:b/>
-                      <w:color w:val="1E3A6E"/>
-                      <w:sz w:val="18"/>
-                    </w:rPr>
-                    <w:t>$275</w:t>
-                  </w:r>
-                </w:p>
-              </w:tc>
-            </w:tr>
-            <w:tr>
-              <w:tc>
-                <w:tcPr>
-                  <w:tcW w:type="dxa" w:w="2561"/>
-                  <w:shd w:val="clear" w:color="auto" w:fill="FDF0F0"/>
-                  <w:tcMar>
-                    <w:top w:w="48" w:type="dxa"/>
-                    <w:bottom w:w="48" w:type="dxa"/>
-                    <w:left w:w="100" w:type="dxa"/>
-                    <w:right w:w="100" w:type="dxa"/>
-                  </w:tcMar>
-                </w:tcPr>
-                <w:p>
-                  <w:pPr>
-                    <w:spacing w:before="0" w:after="0"/>
-                    <w:jc w:val="left"/>
-                  </w:pPr>
-                  <w:r>
-                    <w:rPr>
-                      <w:b w:val="0"/>
-                      <w:color w:val="1A1A2E"/>
-                      <w:sz w:val="18"/>
-                    </w:rPr>
-                    <w:t>Justo Sierra</w:t>
-                  </w:r>
-                </w:p>
-              </w:tc>
-              <w:tc>
-                <w:tcPr>
-                  <w:tcW w:type="dxa" w:w="2561"/>
-                  <w:shd w:val="clear" w:color="auto" w:fill="FDF0F0"/>
-                  <w:tcMar>
-                    <w:top w:w="48" w:type="dxa"/>
-                    <w:bottom w:w="48" w:type="dxa"/>
-                    <w:left w:w="100" w:type="dxa"/>
-                    <w:right w:w="100" w:type="dxa"/>
-                  </w:tcMar>
-                </w:tcPr>
-                <w:p>
-                  <w:pPr>
-                    <w:spacing w:before="0" w:after="0"/>
-                    <w:jc w:val="right"/>
-                  </w:pPr>
-                  <w:r>
-                    <w:rPr>
-                      <w:b/>
-                      <w:color w:val="1E3A6E"/>
-                      <w:sz w:val="18"/>
-                    </w:rPr>
-                    <w:t>38</w:t>
-                  </w:r>
-                </w:p>
-              </w:tc>
-              <w:tc>
-                <w:tcPr>
-                  <w:tcW w:type="dxa" w:w="2561"/>
-                  <w:shd w:val="clear" w:color="auto" w:fill="FDF0F0"/>
-                  <w:tcMar>
-                    <w:top w:w="48" w:type="dxa"/>
-                    <w:bottom w:w="48" w:type="dxa"/>
-                    <w:left w:w="100" w:type="dxa"/>
-                    <w:right w:w="100" w:type="dxa"/>
-                  </w:tcMar>
-                </w:tcPr>
-                <w:p>
-                  <w:pPr>
-                    <w:spacing w:before="0" w:after="0"/>
-                    <w:jc w:val="right"/>
-                  </w:pPr>
-                  <w:r>
-                    <w:rPr>
-                      <w:b/>
-                      <w:color w:val="1E3A6E"/>
-                      <w:sz w:val="18"/>
-                    </w:rPr>
-                    <w:t>$280</w:t>
-                  </w:r>
-                </w:p>
-              </w:tc>
-            </w:tr>
-            <w:tr>
-              <w:tc>
-                <w:tcPr>
-                  <w:tcW w:type="dxa" w:w="2561"/>
-                  <w:shd w:val="clear" w:color="auto" w:fill="FFFFFF"/>
-                  <w:tcMar>
-                    <w:top w:w="48" w:type="dxa"/>
-                    <w:bottom w:w="48" w:type="dxa"/>
-                    <w:left w:w="100" w:type="dxa"/>
-                    <w:right w:w="100" w:type="dxa"/>
-                  </w:tcMar>
-                </w:tcPr>
-                <w:p>
-                  <w:pPr>
-                    <w:spacing w:before="0" w:after="0"/>
-                    <w:jc w:val="left"/>
-                  </w:pPr>
-                  <w:r>
-                    <w:rPr>
-                      <w:b w:val="0"/>
-                      <w:color w:val="1A1A2E"/>
-                      <w:sz w:val="18"/>
-                    </w:rPr>
-                    <w:t>Miguel Campuzano</w:t>
-                  </w:r>
-                </w:p>
-              </w:tc>
-              <w:tc>
-                <w:tcPr>
-                  <w:tcW w:type="dxa" w:w="2561"/>
-                  <w:shd w:val="clear" w:color="auto" w:fill="FFFFFF"/>
-                  <w:tcMar>
-                    <w:top w:w="48" w:type="dxa"/>
-                    <w:bottom w:w="48" w:type="dxa"/>
-                    <w:left w:w="100" w:type="dxa"/>
-                    <w:right w:w="100" w:type="dxa"/>
-                  </w:tcMar>
-                </w:tcPr>
-                <w:p>
-                  <w:pPr>
-                    <w:spacing w:before="0" w:after="0"/>
-                    <w:jc w:val="right"/>
-                  </w:pPr>
-                  <w:r>
-                    <w:rPr>
-                      <w:b/>
-                      <w:color w:val="1E3A6E"/>
-                      <w:sz w:val="18"/>
-                    </w:rPr>
-                    <w:t>34</w:t>
-                  </w:r>
-                </w:p>
-              </w:tc>
-              <w:tc>
-                <w:tcPr>
-                  <w:tcW w:type="dxa" w:w="2561"/>
-                  <w:shd w:val="clear" w:color="auto" w:fill="FFFFFF"/>
-                  <w:tcMar>
-                    <w:top w:w="48" w:type="dxa"/>
-                    <w:bottom w:w="48" w:type="dxa"/>
-                    <w:left w:w="100" w:type="dxa"/>
-                    <w:right w:w="100" w:type="dxa"/>
-                  </w:tcMar>
-                </w:tcPr>
-                <w:p>
-                  <w:pPr>
-                    <w:spacing w:before="0" w:after="0"/>
-                    <w:jc w:val="right"/>
-                  </w:pPr>
-                  <w:r>
-                    <w:rPr>
-                      <w:b/>
-                      <w:color w:val="1E3A6E"/>
-                      <w:sz w:val="18"/>
-                    </w:rPr>
-                    <w:t>$280</w:t>
-                  </w:r>
-                </w:p>
-              </w:tc>
-            </w:tr>
-            <w:tr>
-              <w:tc>
-                <w:tcPr>
-                  <w:tcW w:type="dxa" w:w="2561"/>
-                  <w:shd w:val="clear" w:color="auto" w:fill="FDF0F0"/>
-                  <w:tcMar>
-                    <w:top w:w="48" w:type="dxa"/>
-                    <w:bottom w:w="48" w:type="dxa"/>
-                    <w:left w:w="100" w:type="dxa"/>
-                    <w:right w:w="100" w:type="dxa"/>
-                  </w:tcMar>
-                </w:tcPr>
-                <w:p>
-                  <w:pPr>
-                    <w:spacing w:before="0" w:after="0"/>
-                    <w:jc w:val="left"/>
-                  </w:pPr>
-                  <w:r>
-                    <w:rPr>
-                      <w:b w:val="0"/>
-                      <w:color w:val="1A1A2E"/>
-                      <w:sz w:val="18"/>
-                    </w:rPr>
-                    <w:t>Miguel Hidalgo</w:t>
-                  </w:r>
-                </w:p>
-              </w:tc>
-              <w:tc>
-                <w:tcPr>
-                  <w:tcW w:type="dxa" w:w="2561"/>
-                  <w:shd w:val="clear" w:color="auto" w:fill="FDF0F0"/>
-                  <w:tcMar>
-                    <w:top w:w="48" w:type="dxa"/>
-                    <w:bottom w:w="48" w:type="dxa"/>
-                    <w:left w:w="100" w:type="dxa"/>
-                    <w:right w:w="100" w:type="dxa"/>
-                  </w:tcMar>
-                </w:tcPr>
-                <w:p>
-                  <w:pPr>
-                    <w:spacing w:before="0" w:after="0"/>
-                    <w:jc w:val="right"/>
-                  </w:pPr>
-                  <w:r>
-                    <w:rPr>
-                      <w:b/>
-                      <w:color w:val="1E3A6E"/>
-                      <w:sz w:val="18"/>
-                    </w:rPr>
-                    <w:t>36, 38</w:t>
-                  </w:r>
-                </w:p>
-              </w:tc>
-              <w:tc>
-                <w:tcPr>
-                  <w:tcW w:type="dxa" w:w="2561"/>
-                  <w:shd w:val="clear" w:color="auto" w:fill="FDF0F0"/>
-                  <w:tcMar>
-                    <w:top w:w="48" w:type="dxa"/>
-                    <w:bottom w:w="48" w:type="dxa"/>
-                    <w:left w:w="100" w:type="dxa"/>
-                    <w:right w:w="100" w:type="dxa"/>
-                  </w:tcMar>
-                </w:tcPr>
-                <w:p>
-                  <w:pPr>
-                    <w:spacing w:before="0" w:after="0"/>
-                    <w:jc w:val="right"/>
-                  </w:pPr>
-                  <w:r>
-                    <w:rPr>
-                      <w:b/>
-                      <w:color w:val="1E3A6E"/>
-                      <w:sz w:val="18"/>
-                    </w:rPr>
-                    <w:t>$275</w:t>
-                  </w:r>
-                </w:p>
-              </w:tc>
-            </w:tr>
-            <w:tr>
-              <w:tc>
-                <w:tcPr>
-                  <w:tcW w:type="dxa" w:w="2561"/>
-                  <w:shd w:val="clear" w:color="auto" w:fill="FFFFFF"/>
-                  <w:tcMar>
-                    <w:top w:w="48" w:type="dxa"/>
-                    <w:bottom w:w="48" w:type="dxa"/>
-                    <w:left w:w="100" w:type="dxa"/>
-                    <w:right w:w="100" w:type="dxa"/>
-                  </w:tcMar>
-                </w:tcPr>
-                <w:p>
-                  <w:pPr>
-                    <w:spacing w:before="0" w:after="0"/>
-                    <w:jc w:val="left"/>
-                  </w:pPr>
-                  <w:r>
-                    <w:rPr>
-                      <w:b w:val="0"/>
-                      <w:color w:val="1A1A2E"/>
-                      <w:sz w:val="18"/>
-                    </w:rPr>
-                    <w:t>Miguel Hidalgo</w:t>
-                  </w:r>
-                </w:p>
-              </w:tc>
-              <w:tc>
-                <w:tcPr>
-                  <w:tcW w:type="dxa" w:w="2561"/>
-                  <w:shd w:val="clear" w:color="auto" w:fill="FFFFFF"/>
-                  <w:tcMar>
-                    <w:top w:w="48" w:type="dxa"/>
-                    <w:bottom w:w="48" w:type="dxa"/>
-                    <w:left w:w="100" w:type="dxa"/>
-                    <w:right w:w="100" w:type="dxa"/>
-                  </w:tcMar>
-                </w:tcPr>
-                <w:p>
-                  <w:pPr>
-                    <w:spacing w:before="0" w:after="0"/>
-                    <w:jc w:val="right"/>
-                  </w:pPr>
-                  <w:r>
-                    <w:rPr>
-                      <w:b/>
-                      <w:color w:val="1E3A6E"/>
-                      <w:sz w:val="18"/>
-                    </w:rPr>
-                    <w:t>40, 42</w:t>
-                  </w:r>
-                </w:p>
-              </w:tc>
-              <w:tc>
-                <w:tcPr>
-                  <w:tcW w:type="dxa" w:w="2561"/>
-                  <w:shd w:val="clear" w:color="auto" w:fill="FFFFFF"/>
-                  <w:tcMar>
-                    <w:top w:w="48" w:type="dxa"/>
-                    <w:bottom w:w="48" w:type="dxa"/>
-                    <w:left w:w="100" w:type="dxa"/>
-                    <w:right w:w="100" w:type="dxa"/>
-                  </w:tcMar>
-                </w:tcPr>
-                <w:p>
-                  <w:pPr>
-                    <w:spacing w:before="0" w:after="0"/>
-                    <w:jc w:val="right"/>
-                  </w:pPr>
-                  <w:r>
-                    <w:rPr>
-                      <w:b/>
-                      <w:color w:val="1E3A6E"/>
-                      <w:sz w:val="18"/>
-                    </w:rPr>
-                    <w:t>$285</w:t>
+                    <w:t>$299</w:t>
                   </w:r>
                 </w:p>
               </w:tc>
@@ -8322,7 +8227,7 @@
           <w:color w:val="666666"/>
           <w:sz w:val="17"/>
         </w:rPr>
-        <w:t xml:space="preserve">  Huizache se normaliza con la escalera de Chaleco Oficial Primaria.</w:t>
+        <w:t xml:space="preserve">  Primaria estándar: Albino García Ramos, Francisco Villa, Himno Nacional, Ignacio Allende, Ignacio Zaragoza, Justo Sierra, Miguel Campuzano, Miguel Hidalgo.</w:t>
       </w:r>
     </w:p>
     <w:p>
@@ -11460,7 +11365,7 @@
                       <w:color w:val="1E3A6E"/>
                       <w:sz w:val="18"/>
                     </w:rPr>
-                    <w:t>$265</w:t>
+                    <w:t>$200 · especial en caja</w:t>
                   </w:r>
                 </w:p>
               </w:tc>
@@ -11726,7 +11631,7 @@
                       <w:color w:val="FFFFFF"/>
                       <w:sz w:val="20"/>
                     </w:rPr>
-                    <w:t>Preescolar</w:t>
+                    <w:t>Liso · Az. Marino, Az. Rey, Rojo, Verde, Vino</w:t>
                   </w:r>
                 </w:p>
               </w:tc>
@@ -11740,14 +11645,13 @@
               <w:tblLook w:firstColumn="1" w:firstRow="1" w:lastColumn="0" w:lastRow="0" w:noHBand="0" w:noVBand="1" w:val="04A0"/>
             </w:tblPr>
             <w:tblGrid>
-              <w:gridCol w:w="1280"/>
-              <w:gridCol w:w="1280"/>
-              <w:gridCol w:w="1280"/>
+              <w:gridCol w:w="1920"/>
+              <w:gridCol w:w="1920"/>
             </w:tblGrid>
             <w:tr>
               <w:tc>
                 <w:tcPr>
-                  <w:tcW w:type="dxa" w:w="1280"/>
+                  <w:tcW w:type="dxa" w:w="1920"/>
                   <w:shd w:val="clear" w:color="auto" w:fill="D6E8F7"/>
                   <w:tcMar>
                     <w:top w:w="50" w:type="dxa"/>
@@ -11773,7 +11677,7 @@
               </w:tc>
               <w:tc>
                 <w:tcPr>
-                  <w:tcW w:type="dxa" w:w="1280"/>
+                  <w:tcW w:type="dxa" w:w="1920"/>
                   <w:shd w:val="clear" w:color="auto" w:fill="D6E8F7"/>
                   <w:tcMar>
                     <w:top w:w="50" w:type="dxa"/>
@@ -11793,33 +11697,7 @@
                       <w:color w:val="2E6FBF"/>
                       <w:sz w:val="17"/>
                     </w:rPr>
-                    <w:t>2 pzas</w:t>
-                  </w:r>
-                </w:p>
-              </w:tc>
-              <w:tc>
-                <w:tcPr>
-                  <w:tcW w:type="dxa" w:w="1280"/>
-                  <w:shd w:val="clear" w:color="auto" w:fill="D6E8F7"/>
-                  <w:tcMar>
-                    <w:top w:w="50" w:type="dxa"/>
-                    <w:bottom w:w="50" w:type="dxa"/>
-                    <w:left w:w="100" w:type="dxa"/>
-                    <w:right w:w="100" w:type="dxa"/>
-                  </w:tcMar>
-                </w:tcPr>
-                <w:p>
-                  <w:pPr>
-                    <w:spacing w:before="0" w:after="0"/>
-                    <w:jc w:val="right"/>
-                  </w:pPr>
-                  <w:r>
-                    <w:rPr>
-                      <w:b/>
-                      <w:color w:val="2E6FBF"/>
-                      <w:sz w:val="17"/>
-                    </w:rPr>
-                    <w:t>3 pzas</w:t>
+                    <w:t>Precio</w:t>
                   </w:r>
                 </w:p>
               </w:tc>
@@ -11827,7 +11705,7 @@
             <w:tr>
               <w:tc>
                 <w:tcPr>
-                  <w:tcW w:type="dxa" w:w="1280"/>
+                  <w:tcW w:type="dxa" w:w="1920"/>
                   <w:shd w:val="clear" w:color="auto" w:fill="FFFFFF"/>
                   <w:tcMar>
                     <w:top w:w="48" w:type="dxa"/>
@@ -11847,13 +11725,13 @@
                       <w:color w:val="1A1A2E"/>
                       <w:sz w:val="18"/>
                     </w:rPr>
-                    <w:t>2, 4, 6, 8, 10</w:t>
-                  </w:r>
-                </w:p>
-              </w:tc>
-              <w:tc>
-                <w:tcPr>
-                  <w:tcW w:type="dxa" w:w="1280"/>
+                    <w:t>2–12</w:t>
+                  </w:r>
+                </w:p>
+              </w:tc>
+              <w:tc>
+                <w:tcPr>
+                  <w:tcW w:type="dxa" w:w="1920"/>
                   <w:shd w:val="clear" w:color="auto" w:fill="FFFFFF"/>
                   <w:tcMar>
                     <w:top w:w="48" w:type="dxa"/>
@@ -11873,14 +11751,42 @@
                       <w:color w:val="1E3A6E"/>
                       <w:sz w:val="18"/>
                     </w:rPr>
-                    <w:t>$445</w:t>
-                  </w:r>
-                </w:p>
-              </w:tc>
-              <w:tc>
-                <w:tcPr>
-                  <w:tcW w:type="dxa" w:w="1280"/>
-                  <w:shd w:val="clear" w:color="auto" w:fill="FFFFFF"/>
+                    <w:t>$175</w:t>
+                  </w:r>
+                </w:p>
+              </w:tc>
+            </w:tr>
+            <w:tr>
+              <w:tc>
+                <w:tcPr>
+                  <w:tcW w:type="dxa" w:w="1920"/>
+                  <w:shd w:val="clear" w:color="auto" w:fill="EDF4FC"/>
+                  <w:tcMar>
+                    <w:top w:w="48" w:type="dxa"/>
+                    <w:bottom w:w="48" w:type="dxa"/>
+                    <w:left w:w="100" w:type="dxa"/>
+                    <w:right w:w="100" w:type="dxa"/>
+                  </w:tcMar>
+                </w:tcPr>
+                <w:p>
+                  <w:pPr>
+                    <w:spacing w:before="0" w:after="0"/>
+                    <w:jc w:val="left"/>
+                  </w:pPr>
+                  <w:r>
+                    <w:rPr>
+                      <w:b w:val="0"/>
+                      <w:color w:val="1A1A2E"/>
+                      <w:sz w:val="18"/>
+                    </w:rPr>
+                    <w:t>14, 16</w:t>
+                  </w:r>
+                </w:p>
+              </w:tc>
+              <w:tc>
+                <w:tcPr>
+                  <w:tcW w:type="dxa" w:w="1920"/>
+                  <w:shd w:val="clear" w:color="auto" w:fill="EDF4FC"/>
                   <w:tcMar>
                     <w:top w:w="48" w:type="dxa"/>
                     <w:bottom w:w="48" w:type="dxa"/>
@@ -11899,7 +11805,223 @@
                       <w:color w:val="1E3A6E"/>
                       <w:sz w:val="18"/>
                     </w:rPr>
-                    <w:t>$545</w:t>
+                    <w:t>$190</w:t>
+                  </w:r>
+                </w:p>
+              </w:tc>
+            </w:tr>
+            <w:tr>
+              <w:tc>
+                <w:tcPr>
+                  <w:tcW w:type="dxa" w:w="1920"/>
+                  <w:shd w:val="clear" w:color="auto" w:fill="FFFFFF"/>
+                  <w:tcMar>
+                    <w:top w:w="48" w:type="dxa"/>
+                    <w:bottom w:w="48" w:type="dxa"/>
+                    <w:left w:w="100" w:type="dxa"/>
+                    <w:right w:w="100" w:type="dxa"/>
+                  </w:tcMar>
+                </w:tcPr>
+                <w:p>
+                  <w:pPr>
+                    <w:spacing w:before="0" w:after="0"/>
+                    <w:jc w:val="left"/>
+                  </w:pPr>
+                  <w:r>
+                    <w:rPr>
+                      <w:b w:val="0"/>
+                      <w:color w:val="1A1A2E"/>
+                      <w:sz w:val="18"/>
+                    </w:rPr>
+                    <w:t>28, CH</w:t>
+                  </w:r>
+                </w:p>
+              </w:tc>
+              <w:tc>
+                <w:tcPr>
+                  <w:tcW w:type="dxa" w:w="1920"/>
+                  <w:shd w:val="clear" w:color="auto" w:fill="FFFFFF"/>
+                  <w:tcMar>
+                    <w:top w:w="48" w:type="dxa"/>
+                    <w:bottom w:w="48" w:type="dxa"/>
+                    <w:left w:w="100" w:type="dxa"/>
+                    <w:right w:w="100" w:type="dxa"/>
+                  </w:tcMar>
+                </w:tcPr>
+                <w:p>
+                  <w:pPr>
+                    <w:spacing w:before="0" w:after="0"/>
+                    <w:jc w:val="right"/>
+                  </w:pPr>
+                  <w:r>
+                    <w:rPr>
+                      <w:b/>
+                      <w:color w:val="1E3A6E"/>
+                      <w:sz w:val="18"/>
+                    </w:rPr>
+                    <w:t>$315</w:t>
+                  </w:r>
+                </w:p>
+              </w:tc>
+            </w:tr>
+            <w:tr>
+              <w:tc>
+                <w:tcPr>
+                  <w:tcW w:type="dxa" w:w="1920"/>
+                  <w:shd w:val="clear" w:color="auto" w:fill="EDF4FC"/>
+                  <w:tcMar>
+                    <w:top w:w="48" w:type="dxa"/>
+                    <w:bottom w:w="48" w:type="dxa"/>
+                    <w:left w:w="100" w:type="dxa"/>
+                    <w:right w:w="100" w:type="dxa"/>
+                  </w:tcMar>
+                </w:tcPr>
+                <w:p>
+                  <w:pPr>
+                    <w:spacing w:before="0" w:after="0"/>
+                    <w:jc w:val="left"/>
+                  </w:pPr>
+                  <w:r>
+                    <w:rPr>
+                      <w:b w:val="0"/>
+                      <w:color w:val="1A1A2E"/>
+                      <w:sz w:val="18"/>
+                    </w:rPr>
+                    <w:t>MD</w:t>
+                  </w:r>
+                </w:p>
+              </w:tc>
+              <w:tc>
+                <w:tcPr>
+                  <w:tcW w:type="dxa" w:w="1920"/>
+                  <w:shd w:val="clear" w:color="auto" w:fill="EDF4FC"/>
+                  <w:tcMar>
+                    <w:top w:w="48" w:type="dxa"/>
+                    <w:bottom w:w="48" w:type="dxa"/>
+                    <w:left w:w="100" w:type="dxa"/>
+                    <w:right w:w="100" w:type="dxa"/>
+                  </w:tcMar>
+                </w:tcPr>
+                <w:p>
+                  <w:pPr>
+                    <w:spacing w:before="0" w:after="0"/>
+                    <w:jc w:val="right"/>
+                  </w:pPr>
+                  <w:r>
+                    <w:rPr>
+                      <w:b/>
+                      <w:color w:val="1E3A6E"/>
+                      <w:sz w:val="18"/>
+                    </w:rPr>
+                    <w:t>$325</w:t>
+                  </w:r>
+                </w:p>
+              </w:tc>
+            </w:tr>
+            <w:tr>
+              <w:tc>
+                <w:tcPr>
+                  <w:tcW w:type="dxa" w:w="1920"/>
+                  <w:shd w:val="clear" w:color="auto" w:fill="FFFFFF"/>
+                  <w:tcMar>
+                    <w:top w:w="48" w:type="dxa"/>
+                    <w:bottom w:w="48" w:type="dxa"/>
+                    <w:left w:w="100" w:type="dxa"/>
+                    <w:right w:w="100" w:type="dxa"/>
+                  </w:tcMar>
+                </w:tcPr>
+                <w:p>
+                  <w:pPr>
+                    <w:spacing w:before="0" w:after="0"/>
+                    <w:jc w:val="left"/>
+                  </w:pPr>
+                  <w:r>
+                    <w:rPr>
+                      <w:b w:val="0"/>
+                      <w:color w:val="1A1A2E"/>
+                      <w:sz w:val="18"/>
+                    </w:rPr>
+                    <w:t>GD</w:t>
+                  </w:r>
+                </w:p>
+              </w:tc>
+              <w:tc>
+                <w:tcPr>
+                  <w:tcW w:type="dxa" w:w="1920"/>
+                  <w:shd w:val="clear" w:color="auto" w:fill="FFFFFF"/>
+                  <w:tcMar>
+                    <w:top w:w="48" w:type="dxa"/>
+                    <w:bottom w:w="48" w:type="dxa"/>
+                    <w:left w:w="100" w:type="dxa"/>
+                    <w:right w:w="100" w:type="dxa"/>
+                  </w:tcMar>
+                </w:tcPr>
+                <w:p>
+                  <w:pPr>
+                    <w:spacing w:before="0" w:after="0"/>
+                    <w:jc w:val="right"/>
+                  </w:pPr>
+                  <w:r>
+                    <w:rPr>
+                      <w:b/>
+                      <w:color w:val="1E3A6E"/>
+                      <w:sz w:val="18"/>
+                    </w:rPr>
+                    <w:t>$335</w:t>
+                  </w:r>
+                </w:p>
+              </w:tc>
+            </w:tr>
+            <w:tr>
+              <w:tc>
+                <w:tcPr>
+                  <w:tcW w:type="dxa" w:w="1920"/>
+                  <w:shd w:val="clear" w:color="auto" w:fill="EDF4FC"/>
+                  <w:tcMar>
+                    <w:top w:w="48" w:type="dxa"/>
+                    <w:bottom w:w="48" w:type="dxa"/>
+                    <w:left w:w="100" w:type="dxa"/>
+                    <w:right w:w="100" w:type="dxa"/>
+                  </w:tcMar>
+                </w:tcPr>
+                <w:p>
+                  <w:pPr>
+                    <w:spacing w:before="0" w:after="0"/>
+                    <w:jc w:val="left"/>
+                  </w:pPr>
+                  <w:r>
+                    <w:rPr>
+                      <w:b w:val="0"/>
+                      <w:color w:val="1A1A2E"/>
+                      <w:sz w:val="18"/>
+                    </w:rPr>
+                    <w:t>EXG</w:t>
+                  </w:r>
+                </w:p>
+              </w:tc>
+              <w:tc>
+                <w:tcPr>
+                  <w:tcW w:type="dxa" w:w="1920"/>
+                  <w:shd w:val="clear" w:color="auto" w:fill="EDF4FC"/>
+                  <w:tcMar>
+                    <w:top w:w="48" w:type="dxa"/>
+                    <w:bottom w:w="48" w:type="dxa"/>
+                    <w:left w:w="100" w:type="dxa"/>
+                    <w:right w:w="100" w:type="dxa"/>
+                  </w:tcMar>
+                </w:tcPr>
+                <w:p>
+                  <w:pPr>
+                    <w:spacing w:before="0" w:after="0"/>
+                    <w:jc w:val="right"/>
+                  </w:pPr>
+                  <w:r>
+                    <w:rPr>
+                      <w:b/>
+                      <w:color w:val="1E3A6E"/>
+                      <w:sz w:val="18"/>
+                    </w:rPr>
+                    <w:t>$345</w:t>
                   </w:r>
                 </w:p>
               </w:tc>
@@ -11962,7 +12084,7 @@
                       <w:color w:val="FFFFFF"/>
                       <w:sz w:val="20"/>
                     </w:rPr>
-                    <w:t>Primaria</w:t>
+                    <w:t>Liso · Doble Raya</w:t>
                   </w:r>
                 </w:p>
               </w:tc>
@@ -11976,14 +12098,13 @@
               <w:tblLook w:firstColumn="1" w:firstRow="1" w:lastColumn="0" w:lastRow="0" w:noHBand="0" w:noVBand="1" w:val="04A0"/>
             </w:tblPr>
             <w:tblGrid>
-              <w:gridCol w:w="1280"/>
-              <w:gridCol w:w="1280"/>
-              <w:gridCol w:w="1280"/>
+              <w:gridCol w:w="1920"/>
+              <w:gridCol w:w="1920"/>
             </w:tblGrid>
             <w:tr>
               <w:tc>
                 <w:tcPr>
-                  <w:tcW w:type="dxa" w:w="1280"/>
+                  <w:tcW w:type="dxa" w:w="1920"/>
                   <w:shd w:val="clear" w:color="auto" w:fill="D6E8F7"/>
                   <w:tcMar>
                     <w:top w:w="50" w:type="dxa"/>
@@ -12009,7 +12130,7 @@
               </w:tc>
               <w:tc>
                 <w:tcPr>
-                  <w:tcW w:type="dxa" w:w="1280"/>
+                  <w:tcW w:type="dxa" w:w="1920"/>
                   <w:shd w:val="clear" w:color="auto" w:fill="D6E8F7"/>
                   <w:tcMar>
                     <w:top w:w="50" w:type="dxa"/>
@@ -12029,33 +12150,7 @@
                       <w:color w:val="2E6FBF"/>
                       <w:sz w:val="17"/>
                     </w:rPr>
-                    <w:t>2 pzas</w:t>
-                  </w:r>
-                </w:p>
-              </w:tc>
-              <w:tc>
-                <w:tcPr>
-                  <w:tcW w:type="dxa" w:w="1280"/>
-                  <w:shd w:val="clear" w:color="auto" w:fill="D6E8F7"/>
-                  <w:tcMar>
-                    <w:top w:w="50" w:type="dxa"/>
-                    <w:bottom w:w="50" w:type="dxa"/>
-                    <w:left w:w="100" w:type="dxa"/>
-                    <w:right w:w="100" w:type="dxa"/>
-                  </w:tcMar>
-                </w:tcPr>
-                <w:p>
-                  <w:pPr>
-                    <w:spacing w:before="0" w:after="0"/>
-                    <w:jc w:val="right"/>
-                  </w:pPr>
-                  <w:r>
-                    <w:rPr>
-                      <w:b/>
-                      <w:color w:val="2E6FBF"/>
-                      <w:sz w:val="17"/>
-                    </w:rPr>
-                    <w:t>3 pzas</w:t>
+                    <w:t>Precio</w:t>
                   </w:r>
                 </w:p>
               </w:tc>
@@ -12063,7 +12158,7 @@
             <w:tr>
               <w:tc>
                 <w:tcPr>
-                  <w:tcW w:type="dxa" w:w="1280"/>
+                  <w:tcW w:type="dxa" w:w="1920"/>
                   <w:shd w:val="clear" w:color="auto" w:fill="FFFFFF"/>
                   <w:tcMar>
                     <w:top w:w="48" w:type="dxa"/>
@@ -12083,13 +12178,13 @@
                       <w:color w:val="1A1A2E"/>
                       <w:sz w:val="18"/>
                     </w:rPr>
-                    <w:t>4, 6, 8, 10, 12</w:t>
-                  </w:r>
-                </w:p>
-              </w:tc>
-              <w:tc>
-                <w:tcPr>
-                  <w:tcW w:type="dxa" w:w="1280"/>
+                    <w:t>2, 4, 6, 8</w:t>
+                  </w:r>
+                </w:p>
+              </w:tc>
+              <w:tc>
+                <w:tcPr>
+                  <w:tcW w:type="dxa" w:w="1920"/>
                   <w:shd w:val="clear" w:color="auto" w:fill="FFFFFF"/>
                   <w:tcMar>
                     <w:top w:w="48" w:type="dxa"/>
@@ -12109,14 +12204,42 @@
                       <w:color w:val="1E3A6E"/>
                       <w:sz w:val="18"/>
                     </w:rPr>
-                    <w:t>$485</w:t>
-                  </w:r>
-                </w:p>
-              </w:tc>
-              <w:tc>
-                <w:tcPr>
-                  <w:tcW w:type="dxa" w:w="1280"/>
-                  <w:shd w:val="clear" w:color="auto" w:fill="FFFFFF"/>
+                    <w:t>$250</w:t>
+                  </w:r>
+                </w:p>
+              </w:tc>
+            </w:tr>
+            <w:tr>
+              <w:tc>
+                <w:tcPr>
+                  <w:tcW w:type="dxa" w:w="1920"/>
+                  <w:shd w:val="clear" w:color="auto" w:fill="EDF4FC"/>
+                  <w:tcMar>
+                    <w:top w:w="48" w:type="dxa"/>
+                    <w:bottom w:w="48" w:type="dxa"/>
+                    <w:left w:w="100" w:type="dxa"/>
+                    <w:right w:w="100" w:type="dxa"/>
+                  </w:tcMar>
+                </w:tcPr>
+                <w:p>
+                  <w:pPr>
+                    <w:spacing w:before="0" w:after="0"/>
+                    <w:jc w:val="left"/>
+                  </w:pPr>
+                  <w:r>
+                    <w:rPr>
+                      <w:b w:val="0"/>
+                      <w:color w:val="1A1A2E"/>
+                      <w:sz w:val="18"/>
+                    </w:rPr>
+                    <w:t>10, 12, 14, 16</w:t>
+                  </w:r>
+                </w:p>
+              </w:tc>
+              <w:tc>
+                <w:tcPr>
+                  <w:tcW w:type="dxa" w:w="1920"/>
+                  <w:shd w:val="clear" w:color="auto" w:fill="EDF4FC"/>
                   <w:tcMar>
                     <w:top w:w="48" w:type="dxa"/>
                     <w:bottom w:w="48" w:type="dxa"/>
@@ -12135,7 +12258,7 @@
                       <w:color w:val="1E3A6E"/>
                       <w:sz w:val="18"/>
                     </w:rPr>
-                    <w:t>$585</w:t>
+                    <w:t>$265</w:t>
                   </w:r>
                 </w:p>
               </w:tc>
@@ -12143,8 +12266,8 @@
             <w:tr>
               <w:tc>
                 <w:tcPr>
-                  <w:tcW w:type="dxa" w:w="1280"/>
-                  <w:shd w:val="clear" w:color="auto" w:fill="EDF4FC"/>
+                  <w:tcW w:type="dxa" w:w="1920"/>
+                  <w:shd w:val="clear" w:color="auto" w:fill="FFFFFF"/>
                   <w:tcMar>
                     <w:top w:w="48" w:type="dxa"/>
                     <w:bottom w:w="48" w:type="dxa"/>
@@ -12163,14 +12286,14 @@
                       <w:color w:val="1A1A2E"/>
                       <w:sz w:val="18"/>
                     </w:rPr>
-                    <w:t>14, 16</w:t>
-                  </w:r>
-                </w:p>
-              </w:tc>
-              <w:tc>
-                <w:tcPr>
-                  <w:tcW w:type="dxa" w:w="1280"/>
-                  <w:shd w:val="clear" w:color="auto" w:fill="EDF4FC"/>
+                    <w:t>28, CH</w:t>
+                  </w:r>
+                </w:p>
+              </w:tc>
+              <w:tc>
+                <w:tcPr>
+                  <w:tcW w:type="dxa" w:w="1920"/>
+                  <w:shd w:val="clear" w:color="auto" w:fill="FFFFFF"/>
                   <w:tcMar>
                     <w:top w:w="48" w:type="dxa"/>
                     <w:bottom w:w="48" w:type="dxa"/>
@@ -12189,13 +12312,41 @@
                       <w:color w:val="1E3A6E"/>
                       <w:sz w:val="18"/>
                     </w:rPr>
-                    <w:t>$495</w:t>
-                  </w:r>
-                </w:p>
-              </w:tc>
-              <w:tc>
-                <w:tcPr>
-                  <w:tcW w:type="dxa" w:w="1280"/>
+                    <w:t>$315</w:t>
+                  </w:r>
+                </w:p>
+              </w:tc>
+            </w:tr>
+            <w:tr>
+              <w:tc>
+                <w:tcPr>
+                  <w:tcW w:type="dxa" w:w="1920"/>
+                  <w:shd w:val="clear" w:color="auto" w:fill="EDF4FC"/>
+                  <w:tcMar>
+                    <w:top w:w="48" w:type="dxa"/>
+                    <w:bottom w:w="48" w:type="dxa"/>
+                    <w:left w:w="100" w:type="dxa"/>
+                    <w:right w:w="100" w:type="dxa"/>
+                  </w:tcMar>
+                </w:tcPr>
+                <w:p>
+                  <w:pPr>
+                    <w:spacing w:before="0" w:after="0"/>
+                    <w:jc w:val="left"/>
+                  </w:pPr>
+                  <w:r>
+                    <w:rPr>
+                      <w:b w:val="0"/>
+                      <w:color w:val="1A1A2E"/>
+                      <w:sz w:val="18"/>
+                    </w:rPr>
+                    <w:t>MD</w:t>
+                  </w:r>
+                </w:p>
+              </w:tc>
+              <w:tc>
+                <w:tcPr>
+                  <w:tcW w:type="dxa" w:w="1920"/>
                   <w:shd w:val="clear" w:color="auto" w:fill="EDF4FC"/>
                   <w:tcMar>
                     <w:top w:w="48" w:type="dxa"/>
@@ -12215,7 +12366,7 @@
                       <w:color w:val="1E3A6E"/>
                       <w:sz w:val="18"/>
                     </w:rPr>
-                    <w:t>$595</w:t>
+                    <w:t>$325</w:t>
                   </w:r>
                 </w:p>
               </w:tc>
@@ -12223,7 +12374,7 @@
             <w:tr>
               <w:tc>
                 <w:tcPr>
-                  <w:tcW w:type="dxa" w:w="1280"/>
+                  <w:tcW w:type="dxa" w:w="1920"/>
                   <w:shd w:val="clear" w:color="auto" w:fill="FFFFFF"/>
                   <w:tcMar>
                     <w:top w:w="48" w:type="dxa"/>
@@ -12243,13 +12394,13 @@
                       <w:color w:val="1A1A2E"/>
                       <w:sz w:val="18"/>
                     </w:rPr>
-                    <w:t>CH, MD, GD</w:t>
-                  </w:r>
-                </w:p>
-              </w:tc>
-              <w:tc>
-                <w:tcPr>
-                  <w:tcW w:type="dxa" w:w="1280"/>
+                    <w:t>GD</w:t>
+                  </w:r>
+                </w:p>
+              </w:tc>
+              <w:tc>
+                <w:tcPr>
+                  <w:tcW w:type="dxa" w:w="1920"/>
                   <w:shd w:val="clear" w:color="auto" w:fill="FFFFFF"/>
                   <w:tcMar>
                     <w:top w:w="48" w:type="dxa"/>
@@ -12269,14 +12420,42 @@
                       <w:color w:val="1E3A6E"/>
                       <w:sz w:val="18"/>
                     </w:rPr>
-                    <w:t>$585</w:t>
-                  </w:r>
-                </w:p>
-              </w:tc>
-              <w:tc>
-                <w:tcPr>
-                  <w:tcW w:type="dxa" w:w="1280"/>
-                  <w:shd w:val="clear" w:color="auto" w:fill="FFFFFF"/>
+                    <w:t>$335</w:t>
+                  </w:r>
+                </w:p>
+              </w:tc>
+            </w:tr>
+            <w:tr>
+              <w:tc>
+                <w:tcPr>
+                  <w:tcW w:type="dxa" w:w="1920"/>
+                  <w:shd w:val="clear" w:color="auto" w:fill="EDF4FC"/>
+                  <w:tcMar>
+                    <w:top w:w="48" w:type="dxa"/>
+                    <w:bottom w:w="48" w:type="dxa"/>
+                    <w:left w:w="100" w:type="dxa"/>
+                    <w:right w:w="100" w:type="dxa"/>
+                  </w:tcMar>
+                </w:tcPr>
+                <w:p>
+                  <w:pPr>
+                    <w:spacing w:before="0" w:after="0"/>
+                    <w:jc w:val="left"/>
+                  </w:pPr>
+                  <w:r>
+                    <w:rPr>
+                      <w:b w:val="0"/>
+                      <w:color w:val="1A1A2E"/>
+                      <w:sz w:val="18"/>
+                    </w:rPr>
+                    <w:t>EXG</w:t>
+                  </w:r>
+                </w:p>
+              </w:tc>
+              <w:tc>
+                <w:tcPr>
+                  <w:tcW w:type="dxa" w:w="1920"/>
+                  <w:shd w:val="clear" w:color="auto" w:fill="EDF4FC"/>
                   <w:tcMar>
                     <w:top w:w="48" w:type="dxa"/>
                     <w:bottom w:w="48" w:type="dxa"/>
@@ -12295,7 +12474,7 @@
                       <w:color w:val="1E3A6E"/>
                       <w:sz w:val="18"/>
                     </w:rPr>
-                    <w:t>$685</w:t>
+                    <w:t>$345</w:t>
                   </w:r>
                 </w:p>
               </w:tc>
@@ -12358,7 +12537,7 @@
                       <w:color w:val="FFFFFF"/>
                       <w:sz w:val="20"/>
                     </w:rPr>
-                    <w:t>Secundaria</w:t>
+                    <w:t>Punto · todos los colores</w:t>
                   </w:r>
                 </w:p>
               </w:tc>
@@ -12372,14 +12551,13 @@
               <w:tblLook w:firstColumn="1" w:firstRow="1" w:lastColumn="0" w:lastRow="0" w:noHBand="0" w:noVBand="1" w:val="04A0"/>
             </w:tblPr>
             <w:tblGrid>
-              <w:gridCol w:w="1280"/>
-              <w:gridCol w:w="1280"/>
-              <w:gridCol w:w="1280"/>
+              <w:gridCol w:w="1920"/>
+              <w:gridCol w:w="1920"/>
             </w:tblGrid>
             <w:tr>
               <w:tc>
                 <w:tcPr>
-                  <w:tcW w:type="dxa" w:w="1280"/>
+                  <w:tcW w:type="dxa" w:w="1920"/>
                   <w:shd w:val="clear" w:color="auto" w:fill="D6E8F7"/>
                   <w:tcMar>
                     <w:top w:w="50" w:type="dxa"/>
@@ -12405,7 +12583,7 @@
               </w:tc>
               <w:tc>
                 <w:tcPr>
-                  <w:tcW w:type="dxa" w:w="1280"/>
+                  <w:tcW w:type="dxa" w:w="1920"/>
                   <w:shd w:val="clear" w:color="auto" w:fill="D6E8F7"/>
                   <w:tcMar>
                     <w:top w:w="50" w:type="dxa"/>
@@ -12425,33 +12603,7 @@
                       <w:color w:val="2E6FBF"/>
                       <w:sz w:val="17"/>
                     </w:rPr>
-                    <w:t>2 pzas</w:t>
-                  </w:r>
-                </w:p>
-              </w:tc>
-              <w:tc>
-                <w:tcPr>
-                  <w:tcW w:type="dxa" w:w="1280"/>
-                  <w:shd w:val="clear" w:color="auto" w:fill="D6E8F7"/>
-                  <w:tcMar>
-                    <w:top w:w="50" w:type="dxa"/>
-                    <w:bottom w:w="50" w:type="dxa"/>
-                    <w:left w:w="100" w:type="dxa"/>
-                    <w:right w:w="100" w:type="dxa"/>
-                  </w:tcMar>
-                </w:tcPr>
-                <w:p>
-                  <w:pPr>
-                    <w:spacing w:before="0" w:after="0"/>
-                    <w:jc w:val="right"/>
-                  </w:pPr>
-                  <w:r>
-                    <w:rPr>
-                      <w:b/>
-                      <w:color w:val="2E6FBF"/>
-                      <w:sz w:val="17"/>
-                    </w:rPr>
-                    <w:t>3 pzas</w:t>
+                    <w:t>Precio</w:t>
                   </w:r>
                 </w:p>
               </w:tc>
@@ -12459,7 +12611,7 @@
             <w:tr>
               <w:tc>
                 <w:tcPr>
-                  <w:tcW w:type="dxa" w:w="1280"/>
+                  <w:tcW w:type="dxa" w:w="1920"/>
                   <w:shd w:val="clear" w:color="auto" w:fill="FFFFFF"/>
                   <w:tcMar>
                     <w:top w:w="48" w:type="dxa"/>
@@ -12479,13 +12631,13 @@
                       <w:color w:val="1A1A2E"/>
                       <w:sz w:val="18"/>
                     </w:rPr>
-                    <w:t>10, 12</w:t>
-                  </w:r>
-                </w:p>
-              </w:tc>
-              <w:tc>
-                <w:tcPr>
-                  <w:tcW w:type="dxa" w:w="1280"/>
+                    <w:t>2, 4, 6, 8</w:t>
+                  </w:r>
+                </w:p>
+              </w:tc>
+              <w:tc>
+                <w:tcPr>
+                  <w:tcW w:type="dxa" w:w="1920"/>
                   <w:shd w:val="clear" w:color="auto" w:fill="FFFFFF"/>
                   <w:tcMar>
                     <w:top w:w="48" w:type="dxa"/>
@@ -12505,14 +12657,42 @@
                       <w:color w:val="1E3A6E"/>
                       <w:sz w:val="18"/>
                     </w:rPr>
-                    <w:t>$595</w:t>
-                  </w:r>
-                </w:p>
-              </w:tc>
-              <w:tc>
-                <w:tcPr>
-                  <w:tcW w:type="dxa" w:w="1280"/>
-                  <w:shd w:val="clear" w:color="auto" w:fill="FFFFFF"/>
+                    <w:t>$475</w:t>
+                  </w:r>
+                </w:p>
+              </w:tc>
+            </w:tr>
+            <w:tr>
+              <w:tc>
+                <w:tcPr>
+                  <w:tcW w:type="dxa" w:w="1920"/>
+                  <w:shd w:val="clear" w:color="auto" w:fill="EDF4FC"/>
+                  <w:tcMar>
+                    <w:top w:w="48" w:type="dxa"/>
+                    <w:bottom w:w="48" w:type="dxa"/>
+                    <w:left w:w="100" w:type="dxa"/>
+                    <w:right w:w="100" w:type="dxa"/>
+                  </w:tcMar>
+                </w:tcPr>
+                <w:p>
+                  <w:pPr>
+                    <w:spacing w:before="0" w:after="0"/>
+                    <w:jc w:val="left"/>
+                  </w:pPr>
+                  <w:r>
+                    <w:rPr>
+                      <w:b w:val="0"/>
+                      <w:color w:val="1A1A2E"/>
+                      <w:sz w:val="18"/>
+                    </w:rPr>
+                    <w:t>10, 12, 14, 16</w:t>
+                  </w:r>
+                </w:p>
+              </w:tc>
+              <w:tc>
+                <w:tcPr>
+                  <w:tcW w:type="dxa" w:w="1920"/>
+                  <w:shd w:val="clear" w:color="auto" w:fill="EDF4FC"/>
                   <w:tcMar>
                     <w:top w:w="48" w:type="dxa"/>
                     <w:bottom w:w="48" w:type="dxa"/>
@@ -12531,7 +12711,7 @@
                       <w:color w:val="1E3A6E"/>
                       <w:sz w:val="18"/>
                     </w:rPr>
-                    <w:t>$695</w:t>
+                    <w:t>$495</w:t>
                   </w:r>
                 </w:p>
               </w:tc>
@@ -12539,8 +12719,8 @@
             <w:tr>
               <w:tc>
                 <w:tcPr>
-                  <w:tcW w:type="dxa" w:w="1280"/>
-                  <w:shd w:val="clear" w:color="auto" w:fill="EDF4FC"/>
+                  <w:tcW w:type="dxa" w:w="1920"/>
+                  <w:shd w:val="clear" w:color="auto" w:fill="FFFFFF"/>
                   <w:tcMar>
                     <w:top w:w="48" w:type="dxa"/>
                     <w:bottom w:w="48" w:type="dxa"/>
@@ -12559,14 +12739,14 @@
                       <w:color w:val="1A1A2E"/>
                       <w:sz w:val="18"/>
                     </w:rPr>
-                    <w:t>14, 16</w:t>
-                  </w:r>
-                </w:p>
-              </w:tc>
-              <w:tc>
-                <w:tcPr>
-                  <w:tcW w:type="dxa" w:w="1280"/>
-                  <w:shd w:val="clear" w:color="auto" w:fill="EDF4FC"/>
+                    <w:t>28, CH</w:t>
+                  </w:r>
+                </w:p>
+              </w:tc>
+              <w:tc>
+                <w:tcPr>
+                  <w:tcW w:type="dxa" w:w="1920"/>
+                  <w:shd w:val="clear" w:color="auto" w:fill="FFFFFF"/>
                   <w:tcMar>
                     <w:top w:w="48" w:type="dxa"/>
                     <w:bottom w:w="48" w:type="dxa"/>
@@ -12585,13 +12765,41 @@
                       <w:color w:val="1E3A6E"/>
                       <w:sz w:val="18"/>
                     </w:rPr>
-                    <w:t>$605</w:t>
-                  </w:r>
-                </w:p>
-              </w:tc>
-              <w:tc>
-                <w:tcPr>
-                  <w:tcW w:type="dxa" w:w="1280"/>
+                    <w:t>$525</w:t>
+                  </w:r>
+                </w:p>
+              </w:tc>
+            </w:tr>
+            <w:tr>
+              <w:tc>
+                <w:tcPr>
+                  <w:tcW w:type="dxa" w:w="1920"/>
+                  <w:shd w:val="clear" w:color="auto" w:fill="EDF4FC"/>
+                  <w:tcMar>
+                    <w:top w:w="48" w:type="dxa"/>
+                    <w:bottom w:w="48" w:type="dxa"/>
+                    <w:left w:w="100" w:type="dxa"/>
+                    <w:right w:w="100" w:type="dxa"/>
+                  </w:tcMar>
+                </w:tcPr>
+                <w:p>
+                  <w:pPr>
+                    <w:spacing w:before="0" w:after="0"/>
+                    <w:jc w:val="left"/>
+                  </w:pPr>
+                  <w:r>
+                    <w:rPr>
+                      <w:b w:val="0"/>
+                      <w:color w:val="1A1A2E"/>
+                      <w:sz w:val="18"/>
+                    </w:rPr>
+                    <w:t>MD</w:t>
+                  </w:r>
+                </w:p>
+              </w:tc>
+              <w:tc>
+                <w:tcPr>
+                  <w:tcW w:type="dxa" w:w="1920"/>
                   <w:shd w:val="clear" w:color="auto" w:fill="EDF4FC"/>
                   <w:tcMar>
                     <w:top w:w="48" w:type="dxa"/>
@@ -12611,7 +12819,7 @@
                       <w:color w:val="1E3A6E"/>
                       <w:sz w:val="18"/>
                     </w:rPr>
-                    <w:t>$705</w:t>
+                    <w:t>$535</w:t>
                   </w:r>
                 </w:p>
               </w:tc>
@@ -12619,7 +12827,7 @@
             <w:tr>
               <w:tc>
                 <w:tcPr>
-                  <w:tcW w:type="dxa" w:w="1280"/>
+                  <w:tcW w:type="dxa" w:w="1920"/>
                   <w:shd w:val="clear" w:color="auto" w:fill="FFFFFF"/>
                   <w:tcMar>
                     <w:top w:w="48" w:type="dxa"/>
@@ -12639,13 +12847,13 @@
                       <w:color w:val="1A1A2E"/>
                       <w:sz w:val="18"/>
                     </w:rPr>
-                    <w:t>CH, MD, GD, EXG</w:t>
-                  </w:r>
-                </w:p>
-              </w:tc>
-              <w:tc>
-                <w:tcPr>
-                  <w:tcW w:type="dxa" w:w="1280"/>
+                    <w:t>GD</w:t>
+                  </w:r>
+                </w:p>
+              </w:tc>
+              <w:tc>
+                <w:tcPr>
+                  <w:tcW w:type="dxa" w:w="1920"/>
                   <w:shd w:val="clear" w:color="auto" w:fill="FFFFFF"/>
                   <w:tcMar>
                     <w:top w:w="48" w:type="dxa"/>
@@ -12665,14 +12873,42 @@
                       <w:color w:val="1E3A6E"/>
                       <w:sz w:val="18"/>
                     </w:rPr>
-                    <w:t>$615</w:t>
-                  </w:r>
-                </w:p>
-              </w:tc>
-              <w:tc>
-                <w:tcPr>
-                  <w:tcW w:type="dxa" w:w="1280"/>
-                  <w:shd w:val="clear" w:color="auto" w:fill="FFFFFF"/>
+                    <w:t>$545</w:t>
+                  </w:r>
+                </w:p>
+              </w:tc>
+            </w:tr>
+            <w:tr>
+              <w:tc>
+                <w:tcPr>
+                  <w:tcW w:type="dxa" w:w="1920"/>
+                  <w:shd w:val="clear" w:color="auto" w:fill="EDF4FC"/>
+                  <w:tcMar>
+                    <w:top w:w="48" w:type="dxa"/>
+                    <w:bottom w:w="48" w:type="dxa"/>
+                    <w:left w:w="100" w:type="dxa"/>
+                    <w:right w:w="100" w:type="dxa"/>
+                  </w:tcMar>
+                </w:tcPr>
+                <w:p>
+                  <w:pPr>
+                    <w:spacing w:before="0" w:after="0"/>
+                    <w:jc w:val="left"/>
+                  </w:pPr>
+                  <w:r>
+                    <w:rPr>
+                      <w:b w:val="0"/>
+                      <w:color w:val="1A1A2E"/>
+                      <w:sz w:val="18"/>
+                    </w:rPr>
+                    <w:t>EXG</w:t>
+                  </w:r>
+                </w:p>
+              </w:tc>
+              <w:tc>
+                <w:tcPr>
+                  <w:tcW w:type="dxa" w:w="1920"/>
+                  <w:shd w:val="clear" w:color="auto" w:fill="EDF4FC"/>
                   <w:tcMar>
                     <w:top w:w="48" w:type="dxa"/>
                     <w:bottom w:w="48" w:type="dxa"/>
@@ -12691,7 +12927,7 @@
                       <w:color w:val="1E3A6E"/>
                       <w:sz w:val="18"/>
                     </w:rPr>
-                    <w:t>$715</w:t>
+                    <w:t>$555</w:t>
                   </w:r>
                 </w:p>
               </w:tc>
@@ -12754,7 +12990,1434 @@
                       <w:color w:val="FFFFFF"/>
                       <w:sz w:val="20"/>
                     </w:rPr>
-                    <w:t>Bachillerato</w:t>
+                    <w:t>Algodón Azul Marino</w:t>
+                  </w:r>
+                </w:p>
+              </w:tc>
+            </w:tr>
+          </w:tbl>
+          <w:p/>
+          <w:tbl>
+            <w:tblPr>
+              <w:tblStyle w:val="TableGrid"/>
+              <w:tblW w:type="auto" w:w="0"/>
+              <w:tblLook w:firstColumn="1" w:firstRow="1" w:lastColumn="0" w:lastRow="0" w:noHBand="0" w:noVBand="1" w:val="04A0"/>
+            </w:tblPr>
+            <w:tblGrid>
+              <w:gridCol w:w="1920"/>
+              <w:gridCol w:w="1920"/>
+            </w:tblGrid>
+            <w:tr>
+              <w:tc>
+                <w:tcPr>
+                  <w:tcW w:type="dxa" w:w="1920"/>
+                  <w:shd w:val="clear" w:color="auto" w:fill="D6E8F7"/>
+                  <w:tcMar>
+                    <w:top w:w="50" w:type="dxa"/>
+                    <w:bottom w:w="50" w:type="dxa"/>
+                    <w:left w:w="100" w:type="dxa"/>
+                    <w:right w:w="100" w:type="dxa"/>
+                  </w:tcMar>
+                </w:tcPr>
+                <w:p>
+                  <w:pPr>
+                    <w:spacing w:before="0" w:after="0"/>
+                    <w:jc w:val="left"/>
+                  </w:pPr>
+                  <w:r>
+                    <w:rPr>
+                      <w:b/>
+                      <w:color w:val="2E6FBF"/>
+                      <w:sz w:val="17"/>
+                    </w:rPr>
+                    <w:t>Tallas</w:t>
+                  </w:r>
+                </w:p>
+              </w:tc>
+              <w:tc>
+                <w:tcPr>
+                  <w:tcW w:type="dxa" w:w="1920"/>
+                  <w:shd w:val="clear" w:color="auto" w:fill="D6E8F7"/>
+                  <w:tcMar>
+                    <w:top w:w="50" w:type="dxa"/>
+                    <w:bottom w:w="50" w:type="dxa"/>
+                    <w:left w:w="100" w:type="dxa"/>
+                    <w:right w:w="100" w:type="dxa"/>
+                  </w:tcMar>
+                </w:tcPr>
+                <w:p>
+                  <w:pPr>
+                    <w:spacing w:before="0" w:after="0"/>
+                    <w:jc w:val="right"/>
+                  </w:pPr>
+                  <w:r>
+                    <w:rPr>
+                      <w:b/>
+                      <w:color w:val="2E6FBF"/>
+                      <w:sz w:val="17"/>
+                    </w:rPr>
+                    <w:t>Precio</w:t>
+                  </w:r>
+                </w:p>
+              </w:tc>
+            </w:tr>
+            <w:tr>
+              <w:tc>
+                <w:tcPr>
+                  <w:tcW w:type="dxa" w:w="1920"/>
+                  <w:shd w:val="clear" w:color="auto" w:fill="FFFFFF"/>
+                  <w:tcMar>
+                    <w:top w:w="48" w:type="dxa"/>
+                    <w:bottom w:w="48" w:type="dxa"/>
+                    <w:left w:w="100" w:type="dxa"/>
+                    <w:right w:w="100" w:type="dxa"/>
+                  </w:tcMar>
+                </w:tcPr>
+                <w:p>
+                  <w:pPr>
+                    <w:spacing w:before="0" w:after="0"/>
+                    <w:jc w:val="left"/>
+                  </w:pPr>
+                  <w:r>
+                    <w:rPr>
+                      <w:b w:val="0"/>
+                      <w:color w:val="1A1A2E"/>
+                      <w:sz w:val="18"/>
+                    </w:rPr>
+                    <w:t>4, 6, 8</w:t>
+                  </w:r>
+                </w:p>
+              </w:tc>
+              <w:tc>
+                <w:tcPr>
+                  <w:tcW w:type="dxa" w:w="1920"/>
+                  <w:shd w:val="clear" w:color="auto" w:fill="FFFFFF"/>
+                  <w:tcMar>
+                    <w:top w:w="48" w:type="dxa"/>
+                    <w:bottom w:w="48" w:type="dxa"/>
+                    <w:left w:w="100" w:type="dxa"/>
+                    <w:right w:w="100" w:type="dxa"/>
+                  </w:tcMar>
+                </w:tcPr>
+                <w:p>
+                  <w:pPr>
+                    <w:spacing w:before="0" w:after="0"/>
+                    <w:jc w:val="right"/>
+                  </w:pPr>
+                  <w:r>
+                    <w:rPr>
+                      <w:b/>
+                      <w:color w:val="1E3A6E"/>
+                      <w:sz w:val="18"/>
+                    </w:rPr>
+                    <w:t>$260</w:t>
+                  </w:r>
+                </w:p>
+              </w:tc>
+            </w:tr>
+            <w:tr>
+              <w:tc>
+                <w:tcPr>
+                  <w:tcW w:type="dxa" w:w="1920"/>
+                  <w:shd w:val="clear" w:color="auto" w:fill="EDF4FC"/>
+                  <w:tcMar>
+                    <w:top w:w="48" w:type="dxa"/>
+                    <w:bottom w:w="48" w:type="dxa"/>
+                    <w:left w:w="100" w:type="dxa"/>
+                    <w:right w:w="100" w:type="dxa"/>
+                  </w:tcMar>
+                </w:tcPr>
+                <w:p>
+                  <w:pPr>
+                    <w:spacing w:before="0" w:after="0"/>
+                    <w:jc w:val="left"/>
+                  </w:pPr>
+                  <w:r>
+                    <w:rPr>
+                      <w:b w:val="0"/>
+                      <w:color w:val="1A1A2E"/>
+                      <w:sz w:val="18"/>
+                    </w:rPr>
+                    <w:t>10, 12</w:t>
+                  </w:r>
+                </w:p>
+              </w:tc>
+              <w:tc>
+                <w:tcPr>
+                  <w:tcW w:type="dxa" w:w="1920"/>
+                  <w:shd w:val="clear" w:color="auto" w:fill="EDF4FC"/>
+                  <w:tcMar>
+                    <w:top w:w="48" w:type="dxa"/>
+                    <w:bottom w:w="48" w:type="dxa"/>
+                    <w:left w:w="100" w:type="dxa"/>
+                    <w:right w:w="100" w:type="dxa"/>
+                  </w:tcMar>
+                </w:tcPr>
+                <w:p>
+                  <w:pPr>
+                    <w:spacing w:before="0" w:after="0"/>
+                    <w:jc w:val="right"/>
+                  </w:pPr>
+                  <w:r>
+                    <w:rPr>
+                      <w:b/>
+                      <w:color w:val="1E3A6E"/>
+                      <w:sz w:val="18"/>
+                    </w:rPr>
+                    <w:t>$265</w:t>
+                  </w:r>
+                </w:p>
+              </w:tc>
+            </w:tr>
+            <w:tr>
+              <w:tc>
+                <w:tcPr>
+                  <w:tcW w:type="dxa" w:w="1920"/>
+                  <w:shd w:val="clear" w:color="auto" w:fill="FFFFFF"/>
+                  <w:tcMar>
+                    <w:top w:w="48" w:type="dxa"/>
+                    <w:bottom w:w="48" w:type="dxa"/>
+                    <w:left w:w="100" w:type="dxa"/>
+                    <w:right w:w="100" w:type="dxa"/>
+                  </w:tcMar>
+                </w:tcPr>
+                <w:p>
+                  <w:pPr>
+                    <w:spacing w:before="0" w:after="0"/>
+                    <w:jc w:val="left"/>
+                  </w:pPr>
+                  <w:r>
+                    <w:rPr>
+                      <w:b w:val="0"/>
+                      <w:color w:val="1A1A2E"/>
+                      <w:sz w:val="18"/>
+                    </w:rPr>
+                    <w:t>14, 16</w:t>
+                  </w:r>
+                </w:p>
+              </w:tc>
+              <w:tc>
+                <w:tcPr>
+                  <w:tcW w:type="dxa" w:w="1920"/>
+                  <w:shd w:val="clear" w:color="auto" w:fill="FFFFFF"/>
+                  <w:tcMar>
+                    <w:top w:w="48" w:type="dxa"/>
+                    <w:bottom w:w="48" w:type="dxa"/>
+                    <w:left w:w="100" w:type="dxa"/>
+                    <w:right w:w="100" w:type="dxa"/>
+                  </w:tcMar>
+                </w:tcPr>
+                <w:p>
+                  <w:pPr>
+                    <w:spacing w:before="0" w:after="0"/>
+                    <w:jc w:val="right"/>
+                  </w:pPr>
+                  <w:r>
+                    <w:rPr>
+                      <w:b/>
+                      <w:color w:val="1E3A6E"/>
+                      <w:sz w:val="18"/>
+                    </w:rPr>
+                    <w:t>$275</w:t>
+                  </w:r>
+                </w:p>
+              </w:tc>
+            </w:tr>
+          </w:tbl>
+          <w:p/>
+          <w:p>
+            <w:pPr>
+              <w:spacing w:before="0" w:after="80"/>
+            </w:pPr>
+          </w:p>
+        </w:tc>
+      </w:tr>
+    </w:tbl>
+    <w:p>
+      <w:pPr>
+        <w:spacing w:before="0" w:after="120"/>
+      </w:pPr>
+    </w:p>
+    <w:tbl>
+      <w:tblPr>
+        <w:tblW w:type="auto" w:w="0"/>
+        <w:tblLook w:firstColumn="1" w:firstRow="1" w:lastColumn="0" w:lastRow="0" w:noHBand="0" w:noVBand="1" w:val="04A0"/>
+        <w:jc w:val="center"/>
+        <w:tblBorders>
+          <w:top w:val="none"/>
+          <w:left w:val="none"/>
+          <w:bottom w:val="none"/>
+          <w:right w:val="none"/>
+          <w:insideH w:val="none"/>
+          <w:insideV w:val="none"/>
+        </w:tblBorders>
+      </w:tblPr>
+      <w:tblGrid>
+        <w:gridCol w:w="3841"/>
+        <w:gridCol w:w="3841"/>
+        <w:gridCol w:w="3841"/>
+        <w:gridCol w:w="3841"/>
+      </w:tblGrid>
+      <w:tr>
+        <w:tc>
+          <w:tcPr>
+            <w:tcW w:type="dxa" w:w="3841"/>
+            <w:tcMar>
+              <w:top w:w="0" w:type="dxa"/>
+              <w:bottom w:w="0" w:type="dxa"/>
+              <w:left w:w="60" w:type="dxa"/>
+              <w:right w:w="60" w:type="dxa"/>
+            </w:tcMar>
+          </w:tcPr>
+          <w:p/>
+          <w:tbl>
+            <w:tblPr>
+              <w:tblW w:type="auto" w:w="0"/>
+              <w:tblLook w:firstColumn="1" w:firstRow="1" w:lastColumn="0" w:lastRow="0" w:noHBand="0" w:noVBand="1" w:val="04A0"/>
+              <w:tblBorders>
+                <w:top w:val="none"/>
+                <w:left w:val="none"/>
+                <w:bottom w:val="none"/>
+                <w:right w:val="none"/>
+                <w:insideH w:val="none"/>
+                <w:insideV w:val="none"/>
+              </w:tblBorders>
+            </w:tblPr>
+            <w:tblGrid>
+              <w:gridCol w:w="3841"/>
+            </w:tblGrid>
+            <w:tr>
+              <w:tc>
+                <w:tcPr>
+                  <w:tcW w:type="dxa" w:w="3841"/>
+                  <w:shd w:val="clear" w:color="auto" w:fill="2E6FBF"/>
+                  <w:tcMar>
+                    <w:top w:w="70" w:type="dxa"/>
+                    <w:bottom w:w="70" w:type="dxa"/>
+                    <w:left w:w="140" w:type="dxa"/>
+                    <w:right w:w="140" w:type="dxa"/>
+                  </w:tcMar>
+                </w:tcPr>
+                <w:p>
+                  <w:pPr>
+                    <w:spacing w:before="0" w:after="0"/>
+                    <w:jc w:val="left"/>
+                  </w:pPr>
+                  <w:r>
+                    <w:rPr>
+                      <w:b/>
+                      <w:color w:val="FFFFFF"/>
+                      <w:sz w:val="20"/>
+                    </w:rPr>
+                    <w:t>Deportivo Preescolar</w:t>
+                  </w:r>
+                </w:p>
+              </w:tc>
+            </w:tr>
+          </w:tbl>
+          <w:p/>
+          <w:tbl>
+            <w:tblPr>
+              <w:tblStyle w:val="TableGrid"/>
+              <w:tblW w:type="auto" w:w="0"/>
+              <w:tblLook w:firstColumn="1" w:firstRow="1" w:lastColumn="0" w:lastRow="0" w:noHBand="0" w:noVBand="1" w:val="04A0"/>
+            </w:tblPr>
+            <w:tblGrid>
+              <w:gridCol w:w="1280"/>
+              <w:gridCol w:w="1280"/>
+              <w:gridCol w:w="1280"/>
+            </w:tblGrid>
+            <w:tr>
+              <w:tc>
+                <w:tcPr>
+                  <w:tcW w:type="dxa" w:w="1280"/>
+                  <w:shd w:val="clear" w:color="auto" w:fill="D6E8F7"/>
+                  <w:tcMar>
+                    <w:top w:w="50" w:type="dxa"/>
+                    <w:bottom w:w="50" w:type="dxa"/>
+                    <w:left w:w="100" w:type="dxa"/>
+                    <w:right w:w="100" w:type="dxa"/>
+                  </w:tcMar>
+                </w:tcPr>
+                <w:p>
+                  <w:pPr>
+                    <w:spacing w:before="0" w:after="0"/>
+                    <w:jc w:val="left"/>
+                  </w:pPr>
+                  <w:r>
+                    <w:rPr>
+                      <w:b/>
+                      <w:color w:val="2E6FBF"/>
+                      <w:sz w:val="17"/>
+                    </w:rPr>
+                    <w:t>Tallas</w:t>
+                  </w:r>
+                </w:p>
+              </w:tc>
+              <w:tc>
+                <w:tcPr>
+                  <w:tcW w:type="dxa" w:w="1280"/>
+                  <w:shd w:val="clear" w:color="auto" w:fill="D6E8F7"/>
+                  <w:tcMar>
+                    <w:top w:w="50" w:type="dxa"/>
+                    <w:bottom w:w="50" w:type="dxa"/>
+                    <w:left w:w="100" w:type="dxa"/>
+                    <w:right w:w="100" w:type="dxa"/>
+                  </w:tcMar>
+                </w:tcPr>
+                <w:p>
+                  <w:pPr>
+                    <w:spacing w:before="0" w:after="0"/>
+                    <w:jc w:val="right"/>
+                  </w:pPr>
+                  <w:r>
+                    <w:rPr>
+                      <w:b/>
+                      <w:color w:val="2E6FBF"/>
+                      <w:sz w:val="17"/>
+                    </w:rPr>
+                    <w:t>2 pzas</w:t>
+                  </w:r>
+                </w:p>
+              </w:tc>
+              <w:tc>
+                <w:tcPr>
+                  <w:tcW w:type="dxa" w:w="1280"/>
+                  <w:shd w:val="clear" w:color="auto" w:fill="D6E8F7"/>
+                  <w:tcMar>
+                    <w:top w:w="50" w:type="dxa"/>
+                    <w:bottom w:w="50" w:type="dxa"/>
+                    <w:left w:w="100" w:type="dxa"/>
+                    <w:right w:w="100" w:type="dxa"/>
+                  </w:tcMar>
+                </w:tcPr>
+                <w:p>
+                  <w:pPr>
+                    <w:spacing w:before="0" w:after="0"/>
+                    <w:jc w:val="right"/>
+                  </w:pPr>
+                  <w:r>
+                    <w:rPr>
+                      <w:b/>
+                      <w:color w:val="2E6FBF"/>
+                      <w:sz w:val="17"/>
+                    </w:rPr>
+                    <w:t>3 pzas</w:t>
+                  </w:r>
+                </w:p>
+              </w:tc>
+            </w:tr>
+            <w:tr>
+              <w:tc>
+                <w:tcPr>
+                  <w:tcW w:type="dxa" w:w="1280"/>
+                  <w:shd w:val="clear" w:color="auto" w:fill="FFFFFF"/>
+                  <w:tcMar>
+                    <w:top w:w="48" w:type="dxa"/>
+                    <w:bottom w:w="48" w:type="dxa"/>
+                    <w:left w:w="100" w:type="dxa"/>
+                    <w:right w:w="100" w:type="dxa"/>
+                  </w:tcMar>
+                </w:tcPr>
+                <w:p>
+                  <w:pPr>
+                    <w:spacing w:before="0" w:after="0"/>
+                    <w:jc w:val="left"/>
+                  </w:pPr>
+                  <w:r>
+                    <w:rPr>
+                      <w:b w:val="0"/>
+                      <w:color w:val="1A1A2E"/>
+                      <w:sz w:val="18"/>
+                    </w:rPr>
+                    <w:t>2, 4, 6, 8, 10</w:t>
+                  </w:r>
+                </w:p>
+              </w:tc>
+              <w:tc>
+                <w:tcPr>
+                  <w:tcW w:type="dxa" w:w="1280"/>
+                  <w:shd w:val="clear" w:color="auto" w:fill="FFFFFF"/>
+                  <w:tcMar>
+                    <w:top w:w="48" w:type="dxa"/>
+                    <w:bottom w:w="48" w:type="dxa"/>
+                    <w:left w:w="100" w:type="dxa"/>
+                    <w:right w:w="100" w:type="dxa"/>
+                  </w:tcMar>
+                </w:tcPr>
+                <w:p>
+                  <w:pPr>
+                    <w:spacing w:before="0" w:after="0"/>
+                    <w:jc w:val="right"/>
+                  </w:pPr>
+                  <w:r>
+                    <w:rPr>
+                      <w:b/>
+                      <w:color w:val="1E3A6E"/>
+                      <w:sz w:val="18"/>
+                    </w:rPr>
+                    <w:t>$415</w:t>
+                  </w:r>
+                </w:p>
+              </w:tc>
+              <w:tc>
+                <w:tcPr>
+                  <w:tcW w:type="dxa" w:w="1280"/>
+                  <w:shd w:val="clear" w:color="auto" w:fill="FFFFFF"/>
+                  <w:tcMar>
+                    <w:top w:w="48" w:type="dxa"/>
+                    <w:bottom w:w="48" w:type="dxa"/>
+                    <w:left w:w="100" w:type="dxa"/>
+                    <w:right w:w="100" w:type="dxa"/>
+                  </w:tcMar>
+                </w:tcPr>
+                <w:p>
+                  <w:pPr>
+                    <w:spacing w:before="0" w:after="0"/>
+                    <w:jc w:val="right"/>
+                  </w:pPr>
+                  <w:r>
+                    <w:rPr>
+                      <w:b/>
+                      <w:color w:val="1E3A6E"/>
+                      <w:sz w:val="18"/>
+                    </w:rPr>
+                    <w:t>$515</w:t>
+                  </w:r>
+                </w:p>
+              </w:tc>
+            </w:tr>
+          </w:tbl>
+          <w:p/>
+          <w:p>
+            <w:pPr>
+              <w:spacing w:before="0" w:after="80"/>
+            </w:pPr>
+          </w:p>
+        </w:tc>
+        <w:tc>
+          <w:tcPr>
+            <w:tcW w:type="dxa" w:w="3841"/>
+            <w:tcMar>
+              <w:top w:w="0" w:type="dxa"/>
+              <w:bottom w:w="0" w:type="dxa"/>
+              <w:left w:w="60" w:type="dxa"/>
+              <w:right w:w="60" w:type="dxa"/>
+            </w:tcMar>
+          </w:tcPr>
+          <w:p/>
+          <w:tbl>
+            <w:tblPr>
+              <w:tblW w:type="auto" w:w="0"/>
+              <w:tblLook w:firstColumn="1" w:firstRow="1" w:lastColumn="0" w:lastRow="0" w:noHBand="0" w:noVBand="1" w:val="04A0"/>
+              <w:tblBorders>
+                <w:top w:val="none"/>
+                <w:left w:val="none"/>
+                <w:bottom w:val="none"/>
+                <w:right w:val="none"/>
+                <w:insideH w:val="none"/>
+                <w:insideV w:val="none"/>
+              </w:tblBorders>
+            </w:tblPr>
+            <w:tblGrid>
+              <w:gridCol w:w="3841"/>
+            </w:tblGrid>
+            <w:tr>
+              <w:tc>
+                <w:tcPr>
+                  <w:tcW w:type="dxa" w:w="3841"/>
+                  <w:shd w:val="clear" w:color="auto" w:fill="2E6FBF"/>
+                  <w:tcMar>
+                    <w:top w:w="70" w:type="dxa"/>
+                    <w:bottom w:w="70" w:type="dxa"/>
+                    <w:left w:w="140" w:type="dxa"/>
+                    <w:right w:w="140" w:type="dxa"/>
+                  </w:tcMar>
+                </w:tcPr>
+                <w:p>
+                  <w:pPr>
+                    <w:spacing w:before="0" w:after="0"/>
+                    <w:jc w:val="left"/>
+                  </w:pPr>
+                  <w:r>
+                    <w:rPr>
+                      <w:b/>
+                      <w:color w:val="FFFFFF"/>
+                      <w:sz w:val="20"/>
+                    </w:rPr>
+                    <w:t>Deportivo Primaria</w:t>
+                  </w:r>
+                </w:p>
+              </w:tc>
+            </w:tr>
+          </w:tbl>
+          <w:p/>
+          <w:tbl>
+            <w:tblPr>
+              <w:tblStyle w:val="TableGrid"/>
+              <w:tblW w:type="auto" w:w="0"/>
+              <w:tblLook w:firstColumn="1" w:firstRow="1" w:lastColumn="0" w:lastRow="0" w:noHBand="0" w:noVBand="1" w:val="04A0"/>
+            </w:tblPr>
+            <w:tblGrid>
+              <w:gridCol w:w="1280"/>
+              <w:gridCol w:w="1280"/>
+              <w:gridCol w:w="1280"/>
+            </w:tblGrid>
+            <w:tr>
+              <w:tc>
+                <w:tcPr>
+                  <w:tcW w:type="dxa" w:w="1280"/>
+                  <w:shd w:val="clear" w:color="auto" w:fill="D6E8F7"/>
+                  <w:tcMar>
+                    <w:top w:w="50" w:type="dxa"/>
+                    <w:bottom w:w="50" w:type="dxa"/>
+                    <w:left w:w="100" w:type="dxa"/>
+                    <w:right w:w="100" w:type="dxa"/>
+                  </w:tcMar>
+                </w:tcPr>
+                <w:p>
+                  <w:pPr>
+                    <w:spacing w:before="0" w:after="0"/>
+                    <w:jc w:val="left"/>
+                  </w:pPr>
+                  <w:r>
+                    <w:rPr>
+                      <w:b/>
+                      <w:color w:val="2E6FBF"/>
+                      <w:sz w:val="17"/>
+                    </w:rPr>
+                    <w:t>Tallas</w:t>
+                  </w:r>
+                </w:p>
+              </w:tc>
+              <w:tc>
+                <w:tcPr>
+                  <w:tcW w:type="dxa" w:w="1280"/>
+                  <w:shd w:val="clear" w:color="auto" w:fill="D6E8F7"/>
+                  <w:tcMar>
+                    <w:top w:w="50" w:type="dxa"/>
+                    <w:bottom w:w="50" w:type="dxa"/>
+                    <w:left w:w="100" w:type="dxa"/>
+                    <w:right w:w="100" w:type="dxa"/>
+                  </w:tcMar>
+                </w:tcPr>
+                <w:p>
+                  <w:pPr>
+                    <w:spacing w:before="0" w:after="0"/>
+                    <w:jc w:val="right"/>
+                  </w:pPr>
+                  <w:r>
+                    <w:rPr>
+                      <w:b/>
+                      <w:color w:val="2E6FBF"/>
+                      <w:sz w:val="17"/>
+                    </w:rPr>
+                    <w:t>2 pzas</w:t>
+                  </w:r>
+                </w:p>
+              </w:tc>
+              <w:tc>
+                <w:tcPr>
+                  <w:tcW w:type="dxa" w:w="1280"/>
+                  <w:shd w:val="clear" w:color="auto" w:fill="D6E8F7"/>
+                  <w:tcMar>
+                    <w:top w:w="50" w:type="dxa"/>
+                    <w:bottom w:w="50" w:type="dxa"/>
+                    <w:left w:w="100" w:type="dxa"/>
+                    <w:right w:w="100" w:type="dxa"/>
+                  </w:tcMar>
+                </w:tcPr>
+                <w:p>
+                  <w:pPr>
+                    <w:spacing w:before="0" w:after="0"/>
+                    <w:jc w:val="right"/>
+                  </w:pPr>
+                  <w:r>
+                    <w:rPr>
+                      <w:b/>
+                      <w:color w:val="2E6FBF"/>
+                      <w:sz w:val="17"/>
+                    </w:rPr>
+                    <w:t>3 pzas</w:t>
+                  </w:r>
+                </w:p>
+              </w:tc>
+            </w:tr>
+            <w:tr>
+              <w:tc>
+                <w:tcPr>
+                  <w:tcW w:type="dxa" w:w="1280"/>
+                  <w:shd w:val="clear" w:color="auto" w:fill="FFFFFF"/>
+                  <w:tcMar>
+                    <w:top w:w="48" w:type="dxa"/>
+                    <w:bottom w:w="48" w:type="dxa"/>
+                    <w:left w:w="100" w:type="dxa"/>
+                    <w:right w:w="100" w:type="dxa"/>
+                  </w:tcMar>
+                </w:tcPr>
+                <w:p>
+                  <w:pPr>
+                    <w:spacing w:before="0" w:after="0"/>
+                    <w:jc w:val="left"/>
+                  </w:pPr>
+                  <w:r>
+                    <w:rPr>
+                      <w:b w:val="0"/>
+                      <w:color w:val="1A1A2E"/>
+                      <w:sz w:val="18"/>
+                    </w:rPr>
+                    <w:t>4, 6, 8, 10, 12</w:t>
+                  </w:r>
+                </w:p>
+              </w:tc>
+              <w:tc>
+                <w:tcPr>
+                  <w:tcW w:type="dxa" w:w="1280"/>
+                  <w:shd w:val="clear" w:color="auto" w:fill="FFFFFF"/>
+                  <w:tcMar>
+                    <w:top w:w="48" w:type="dxa"/>
+                    <w:bottom w:w="48" w:type="dxa"/>
+                    <w:left w:w="100" w:type="dxa"/>
+                    <w:right w:w="100" w:type="dxa"/>
+                  </w:tcMar>
+                </w:tcPr>
+                <w:p>
+                  <w:pPr>
+                    <w:spacing w:before="0" w:after="0"/>
+                    <w:jc w:val="right"/>
+                  </w:pPr>
+                  <w:r>
+                    <w:rPr>
+                      <w:b/>
+                      <w:color w:val="1E3A6E"/>
+                      <w:sz w:val="18"/>
+                    </w:rPr>
+                    <w:t>$485</w:t>
+                  </w:r>
+                </w:p>
+              </w:tc>
+              <w:tc>
+                <w:tcPr>
+                  <w:tcW w:type="dxa" w:w="1280"/>
+                  <w:shd w:val="clear" w:color="auto" w:fill="FFFFFF"/>
+                  <w:tcMar>
+                    <w:top w:w="48" w:type="dxa"/>
+                    <w:bottom w:w="48" w:type="dxa"/>
+                    <w:left w:w="100" w:type="dxa"/>
+                    <w:right w:w="100" w:type="dxa"/>
+                  </w:tcMar>
+                </w:tcPr>
+                <w:p>
+                  <w:pPr>
+                    <w:spacing w:before="0" w:after="0"/>
+                    <w:jc w:val="right"/>
+                  </w:pPr>
+                  <w:r>
+                    <w:rPr>
+                      <w:b/>
+                      <w:color w:val="1E3A6E"/>
+                      <w:sz w:val="18"/>
+                    </w:rPr>
+                    <w:t>$585</w:t>
+                  </w:r>
+                </w:p>
+              </w:tc>
+            </w:tr>
+            <w:tr>
+              <w:tc>
+                <w:tcPr>
+                  <w:tcW w:type="dxa" w:w="1280"/>
+                  <w:shd w:val="clear" w:color="auto" w:fill="EDF4FC"/>
+                  <w:tcMar>
+                    <w:top w:w="48" w:type="dxa"/>
+                    <w:bottom w:w="48" w:type="dxa"/>
+                    <w:left w:w="100" w:type="dxa"/>
+                    <w:right w:w="100" w:type="dxa"/>
+                  </w:tcMar>
+                </w:tcPr>
+                <w:p>
+                  <w:pPr>
+                    <w:spacing w:before="0" w:after="0"/>
+                    <w:jc w:val="left"/>
+                  </w:pPr>
+                  <w:r>
+                    <w:rPr>
+                      <w:b w:val="0"/>
+                      <w:color w:val="1A1A2E"/>
+                      <w:sz w:val="18"/>
+                    </w:rPr>
+                    <w:t>14, 16, 18</w:t>
+                  </w:r>
+                </w:p>
+              </w:tc>
+              <w:tc>
+                <w:tcPr>
+                  <w:tcW w:type="dxa" w:w="1280"/>
+                  <w:shd w:val="clear" w:color="auto" w:fill="EDF4FC"/>
+                  <w:tcMar>
+                    <w:top w:w="48" w:type="dxa"/>
+                    <w:bottom w:w="48" w:type="dxa"/>
+                    <w:left w:w="100" w:type="dxa"/>
+                    <w:right w:w="100" w:type="dxa"/>
+                  </w:tcMar>
+                </w:tcPr>
+                <w:p>
+                  <w:pPr>
+                    <w:spacing w:before="0" w:after="0"/>
+                    <w:jc w:val="right"/>
+                  </w:pPr>
+                  <w:r>
+                    <w:rPr>
+                      <w:b/>
+                      <w:color w:val="1E3A6E"/>
+                      <w:sz w:val="18"/>
+                    </w:rPr>
+                    <w:t>$495</w:t>
+                  </w:r>
+                </w:p>
+              </w:tc>
+              <w:tc>
+                <w:tcPr>
+                  <w:tcW w:type="dxa" w:w="1280"/>
+                  <w:shd w:val="clear" w:color="auto" w:fill="EDF4FC"/>
+                  <w:tcMar>
+                    <w:top w:w="48" w:type="dxa"/>
+                    <w:bottom w:w="48" w:type="dxa"/>
+                    <w:left w:w="100" w:type="dxa"/>
+                    <w:right w:w="100" w:type="dxa"/>
+                  </w:tcMar>
+                </w:tcPr>
+                <w:p>
+                  <w:pPr>
+                    <w:spacing w:before="0" w:after="0"/>
+                    <w:jc w:val="right"/>
+                  </w:pPr>
+                  <w:r>
+                    <w:rPr>
+                      <w:b/>
+                      <w:color w:val="1E3A6E"/>
+                      <w:sz w:val="18"/>
+                    </w:rPr>
+                    <w:t>$595</w:t>
+                  </w:r>
+                </w:p>
+              </w:tc>
+            </w:tr>
+            <w:tr>
+              <w:tc>
+                <w:tcPr>
+                  <w:tcW w:type="dxa" w:w="1280"/>
+                  <w:shd w:val="clear" w:color="auto" w:fill="FFFFFF"/>
+                  <w:tcMar>
+                    <w:top w:w="48" w:type="dxa"/>
+                    <w:bottom w:w="48" w:type="dxa"/>
+                    <w:left w:w="100" w:type="dxa"/>
+                    <w:right w:w="100" w:type="dxa"/>
+                  </w:tcMar>
+                </w:tcPr>
+                <w:p>
+                  <w:pPr>
+                    <w:spacing w:before="0" w:after="0"/>
+                    <w:jc w:val="left"/>
+                  </w:pPr>
+                  <w:r>
+                    <w:rPr>
+                      <w:b w:val="0"/>
+                      <w:color w:val="1A1A2E"/>
+                      <w:sz w:val="18"/>
+                    </w:rPr>
+                    <w:t>CH, MD</w:t>
+                  </w:r>
+                </w:p>
+              </w:tc>
+              <w:tc>
+                <w:tcPr>
+                  <w:tcW w:type="dxa" w:w="1280"/>
+                  <w:shd w:val="clear" w:color="auto" w:fill="FFFFFF"/>
+                  <w:tcMar>
+                    <w:top w:w="48" w:type="dxa"/>
+                    <w:bottom w:w="48" w:type="dxa"/>
+                    <w:left w:w="100" w:type="dxa"/>
+                    <w:right w:w="100" w:type="dxa"/>
+                  </w:tcMar>
+                </w:tcPr>
+                <w:p>
+                  <w:pPr>
+                    <w:spacing w:before="0" w:after="0"/>
+                    <w:jc w:val="right"/>
+                  </w:pPr>
+                  <w:r>
+                    <w:rPr>
+                      <w:b/>
+                      <w:color w:val="1E3A6E"/>
+                      <w:sz w:val="18"/>
+                    </w:rPr>
+                    <w:t>$585</w:t>
+                  </w:r>
+                </w:p>
+              </w:tc>
+              <w:tc>
+                <w:tcPr>
+                  <w:tcW w:type="dxa" w:w="1280"/>
+                  <w:shd w:val="clear" w:color="auto" w:fill="FFFFFF"/>
+                  <w:tcMar>
+                    <w:top w:w="48" w:type="dxa"/>
+                    <w:bottom w:w="48" w:type="dxa"/>
+                    <w:left w:w="100" w:type="dxa"/>
+                    <w:right w:w="100" w:type="dxa"/>
+                  </w:tcMar>
+                </w:tcPr>
+                <w:p>
+                  <w:pPr>
+                    <w:spacing w:before="0" w:after="0"/>
+                    <w:jc w:val="right"/>
+                  </w:pPr>
+                  <w:r>
+                    <w:rPr>
+                      <w:b/>
+                      <w:color w:val="1E3A6E"/>
+                      <w:sz w:val="18"/>
+                    </w:rPr>
+                    <w:t>$685</w:t>
+                  </w:r>
+                </w:p>
+              </w:tc>
+            </w:tr>
+            <w:tr>
+              <w:tc>
+                <w:tcPr>
+                  <w:tcW w:type="dxa" w:w="1280"/>
+                  <w:shd w:val="clear" w:color="auto" w:fill="EDF4FC"/>
+                  <w:tcMar>
+                    <w:top w:w="48" w:type="dxa"/>
+                    <w:bottom w:w="48" w:type="dxa"/>
+                    <w:left w:w="100" w:type="dxa"/>
+                    <w:right w:w="100" w:type="dxa"/>
+                  </w:tcMar>
+                </w:tcPr>
+                <w:p>
+                  <w:pPr>
+                    <w:spacing w:before="0" w:after="0"/>
+                    <w:jc w:val="left"/>
+                  </w:pPr>
+                  <w:r>
+                    <w:rPr>
+                      <w:b w:val="0"/>
+                      <w:color w:val="1A1A2E"/>
+                      <w:sz w:val="18"/>
+                    </w:rPr>
+                    <w:t>GD</w:t>
+                  </w:r>
+                </w:p>
+              </w:tc>
+              <w:tc>
+                <w:tcPr>
+                  <w:tcW w:type="dxa" w:w="1280"/>
+                  <w:shd w:val="clear" w:color="auto" w:fill="EDF4FC"/>
+                  <w:tcMar>
+                    <w:top w:w="48" w:type="dxa"/>
+                    <w:bottom w:w="48" w:type="dxa"/>
+                    <w:left w:w="100" w:type="dxa"/>
+                    <w:right w:w="100" w:type="dxa"/>
+                  </w:tcMar>
+                </w:tcPr>
+                <w:p>
+                  <w:pPr>
+                    <w:spacing w:before="0" w:after="0"/>
+                    <w:jc w:val="right"/>
+                  </w:pPr>
+                  <w:r>
+                    <w:rPr>
+                      <w:b/>
+                      <w:color w:val="1E3A6E"/>
+                      <w:sz w:val="18"/>
+                    </w:rPr>
+                    <w:t>$595</w:t>
+                  </w:r>
+                </w:p>
+              </w:tc>
+              <w:tc>
+                <w:tcPr>
+                  <w:tcW w:type="dxa" w:w="1280"/>
+                  <w:shd w:val="clear" w:color="auto" w:fill="EDF4FC"/>
+                  <w:tcMar>
+                    <w:top w:w="48" w:type="dxa"/>
+                    <w:bottom w:w="48" w:type="dxa"/>
+                    <w:left w:w="100" w:type="dxa"/>
+                    <w:right w:w="100" w:type="dxa"/>
+                  </w:tcMar>
+                </w:tcPr>
+                <w:p>
+                  <w:pPr>
+                    <w:spacing w:before="0" w:after="0"/>
+                    <w:jc w:val="right"/>
+                  </w:pPr>
+                  <w:r>
+                    <w:rPr>
+                      <w:b/>
+                      <w:color w:val="1E3A6E"/>
+                      <w:sz w:val="18"/>
+                    </w:rPr>
+                    <w:t>$695</w:t>
+                  </w:r>
+                </w:p>
+              </w:tc>
+            </w:tr>
+          </w:tbl>
+          <w:p/>
+          <w:p>
+            <w:pPr>
+              <w:spacing w:before="0" w:after="80"/>
+            </w:pPr>
+          </w:p>
+        </w:tc>
+        <w:tc>
+          <w:tcPr>
+            <w:tcW w:type="dxa" w:w="3841"/>
+            <w:tcMar>
+              <w:top w:w="0" w:type="dxa"/>
+              <w:bottom w:w="0" w:type="dxa"/>
+              <w:left w:w="60" w:type="dxa"/>
+              <w:right w:w="60" w:type="dxa"/>
+            </w:tcMar>
+          </w:tcPr>
+          <w:p/>
+          <w:tbl>
+            <w:tblPr>
+              <w:tblW w:type="auto" w:w="0"/>
+              <w:tblLook w:firstColumn="1" w:firstRow="1" w:lastColumn="0" w:lastRow="0" w:noHBand="0" w:noVBand="1" w:val="04A0"/>
+              <w:tblBorders>
+                <w:top w:val="none"/>
+                <w:left w:val="none"/>
+                <w:bottom w:val="none"/>
+                <w:right w:val="none"/>
+                <w:insideH w:val="none"/>
+                <w:insideV w:val="none"/>
+              </w:tblBorders>
+            </w:tblPr>
+            <w:tblGrid>
+              <w:gridCol w:w="3841"/>
+            </w:tblGrid>
+            <w:tr>
+              <w:tc>
+                <w:tcPr>
+                  <w:tcW w:type="dxa" w:w="3841"/>
+                  <w:shd w:val="clear" w:color="auto" w:fill="2E6FBF"/>
+                  <w:tcMar>
+                    <w:top w:w="70" w:type="dxa"/>
+                    <w:bottom w:w="70" w:type="dxa"/>
+                    <w:left w:w="140" w:type="dxa"/>
+                    <w:right w:w="140" w:type="dxa"/>
+                  </w:tcMar>
+                </w:tcPr>
+                <w:p>
+                  <w:pPr>
+                    <w:spacing w:before="0" w:after="0"/>
+                    <w:jc w:val="left"/>
+                  </w:pPr>
+                  <w:r>
+                    <w:rPr>
+                      <w:b/>
+                      <w:color w:val="FFFFFF"/>
+                      <w:sz w:val="20"/>
+                    </w:rPr>
+                    <w:t>Deportivo Secundaria</w:t>
+                  </w:r>
+                </w:p>
+              </w:tc>
+            </w:tr>
+          </w:tbl>
+          <w:p/>
+          <w:tbl>
+            <w:tblPr>
+              <w:tblStyle w:val="TableGrid"/>
+              <w:tblW w:type="auto" w:w="0"/>
+              <w:tblLook w:firstColumn="1" w:firstRow="1" w:lastColumn="0" w:lastRow="0" w:noHBand="0" w:noVBand="1" w:val="04A0"/>
+            </w:tblPr>
+            <w:tblGrid>
+              <w:gridCol w:w="1280"/>
+              <w:gridCol w:w="1280"/>
+              <w:gridCol w:w="1280"/>
+            </w:tblGrid>
+            <w:tr>
+              <w:tc>
+                <w:tcPr>
+                  <w:tcW w:type="dxa" w:w="1280"/>
+                  <w:shd w:val="clear" w:color="auto" w:fill="D6E8F7"/>
+                  <w:tcMar>
+                    <w:top w:w="50" w:type="dxa"/>
+                    <w:bottom w:w="50" w:type="dxa"/>
+                    <w:left w:w="100" w:type="dxa"/>
+                    <w:right w:w="100" w:type="dxa"/>
+                  </w:tcMar>
+                </w:tcPr>
+                <w:p>
+                  <w:pPr>
+                    <w:spacing w:before="0" w:after="0"/>
+                    <w:jc w:val="left"/>
+                  </w:pPr>
+                  <w:r>
+                    <w:rPr>
+                      <w:b/>
+                      <w:color w:val="2E6FBF"/>
+                      <w:sz w:val="17"/>
+                    </w:rPr>
+                    <w:t>Tallas</w:t>
+                  </w:r>
+                </w:p>
+              </w:tc>
+              <w:tc>
+                <w:tcPr>
+                  <w:tcW w:type="dxa" w:w="1280"/>
+                  <w:shd w:val="clear" w:color="auto" w:fill="D6E8F7"/>
+                  <w:tcMar>
+                    <w:top w:w="50" w:type="dxa"/>
+                    <w:bottom w:w="50" w:type="dxa"/>
+                    <w:left w:w="100" w:type="dxa"/>
+                    <w:right w:w="100" w:type="dxa"/>
+                  </w:tcMar>
+                </w:tcPr>
+                <w:p>
+                  <w:pPr>
+                    <w:spacing w:before="0" w:after="0"/>
+                    <w:jc w:val="right"/>
+                  </w:pPr>
+                  <w:r>
+                    <w:rPr>
+                      <w:b/>
+                      <w:color w:val="2E6FBF"/>
+                      <w:sz w:val="17"/>
+                    </w:rPr>
+                    <w:t>2 pzas</w:t>
+                  </w:r>
+                </w:p>
+              </w:tc>
+              <w:tc>
+                <w:tcPr>
+                  <w:tcW w:type="dxa" w:w="1280"/>
+                  <w:shd w:val="clear" w:color="auto" w:fill="D6E8F7"/>
+                  <w:tcMar>
+                    <w:top w:w="50" w:type="dxa"/>
+                    <w:bottom w:w="50" w:type="dxa"/>
+                    <w:left w:w="100" w:type="dxa"/>
+                    <w:right w:w="100" w:type="dxa"/>
+                  </w:tcMar>
+                </w:tcPr>
+                <w:p>
+                  <w:pPr>
+                    <w:spacing w:before="0" w:after="0"/>
+                    <w:jc w:val="right"/>
+                  </w:pPr>
+                  <w:r>
+                    <w:rPr>
+                      <w:b/>
+                      <w:color w:val="2E6FBF"/>
+                      <w:sz w:val="17"/>
+                    </w:rPr>
+                    <w:t>3 pzas</w:t>
+                  </w:r>
+                </w:p>
+              </w:tc>
+            </w:tr>
+            <w:tr>
+              <w:tc>
+                <w:tcPr>
+                  <w:tcW w:type="dxa" w:w="1280"/>
+                  <w:shd w:val="clear" w:color="auto" w:fill="FFFFFF"/>
+                  <w:tcMar>
+                    <w:top w:w="48" w:type="dxa"/>
+                    <w:bottom w:w="48" w:type="dxa"/>
+                    <w:left w:w="100" w:type="dxa"/>
+                    <w:right w:w="100" w:type="dxa"/>
+                  </w:tcMar>
+                </w:tcPr>
+                <w:p>
+                  <w:pPr>
+                    <w:spacing w:before="0" w:after="0"/>
+                    <w:jc w:val="left"/>
+                  </w:pPr>
+                  <w:r>
+                    <w:rPr>
+                      <w:b w:val="0"/>
+                      <w:color w:val="1A1A2E"/>
+                      <w:sz w:val="18"/>
+                    </w:rPr>
+                    <w:t>10, 12</w:t>
+                  </w:r>
+                </w:p>
+              </w:tc>
+              <w:tc>
+                <w:tcPr>
+                  <w:tcW w:type="dxa" w:w="1280"/>
+                  <w:shd w:val="clear" w:color="auto" w:fill="FFFFFF"/>
+                  <w:tcMar>
+                    <w:top w:w="48" w:type="dxa"/>
+                    <w:bottom w:w="48" w:type="dxa"/>
+                    <w:left w:w="100" w:type="dxa"/>
+                    <w:right w:w="100" w:type="dxa"/>
+                  </w:tcMar>
+                </w:tcPr>
+                <w:p>
+                  <w:pPr>
+                    <w:spacing w:before="0" w:after="0"/>
+                    <w:jc w:val="right"/>
+                  </w:pPr>
+                  <w:r>
+                    <w:rPr>
+                      <w:b/>
+                      <w:color w:val="1E3A6E"/>
+                      <w:sz w:val="18"/>
+                    </w:rPr>
+                    <w:t>$595</w:t>
+                  </w:r>
+                </w:p>
+              </w:tc>
+              <w:tc>
+                <w:tcPr>
+                  <w:tcW w:type="dxa" w:w="1280"/>
+                  <w:shd w:val="clear" w:color="auto" w:fill="FFFFFF"/>
+                  <w:tcMar>
+                    <w:top w:w="48" w:type="dxa"/>
+                    <w:bottom w:w="48" w:type="dxa"/>
+                    <w:left w:w="100" w:type="dxa"/>
+                    <w:right w:w="100" w:type="dxa"/>
+                  </w:tcMar>
+                </w:tcPr>
+                <w:p>
+                  <w:pPr>
+                    <w:spacing w:before="0" w:after="0"/>
+                    <w:jc w:val="right"/>
+                  </w:pPr>
+                  <w:r>
+                    <w:rPr>
+                      <w:b/>
+                      <w:color w:val="1E3A6E"/>
+                      <w:sz w:val="18"/>
+                    </w:rPr>
+                    <w:t>$695</w:t>
+                  </w:r>
+                </w:p>
+              </w:tc>
+            </w:tr>
+            <w:tr>
+              <w:tc>
+                <w:tcPr>
+                  <w:tcW w:type="dxa" w:w="1280"/>
+                  <w:shd w:val="clear" w:color="auto" w:fill="EDF4FC"/>
+                  <w:tcMar>
+                    <w:top w:w="48" w:type="dxa"/>
+                    <w:bottom w:w="48" w:type="dxa"/>
+                    <w:left w:w="100" w:type="dxa"/>
+                    <w:right w:w="100" w:type="dxa"/>
+                  </w:tcMar>
+                </w:tcPr>
+                <w:p>
+                  <w:pPr>
+                    <w:spacing w:before="0" w:after="0"/>
+                    <w:jc w:val="left"/>
+                  </w:pPr>
+                  <w:r>
+                    <w:rPr>
+                      <w:b w:val="0"/>
+                      <w:color w:val="1A1A2E"/>
+                      <w:sz w:val="18"/>
+                    </w:rPr>
+                    <w:t>14, 16</w:t>
+                  </w:r>
+                </w:p>
+              </w:tc>
+              <w:tc>
+                <w:tcPr>
+                  <w:tcW w:type="dxa" w:w="1280"/>
+                  <w:shd w:val="clear" w:color="auto" w:fill="EDF4FC"/>
+                  <w:tcMar>
+                    <w:top w:w="48" w:type="dxa"/>
+                    <w:bottom w:w="48" w:type="dxa"/>
+                    <w:left w:w="100" w:type="dxa"/>
+                    <w:right w:w="100" w:type="dxa"/>
+                  </w:tcMar>
+                </w:tcPr>
+                <w:p>
+                  <w:pPr>
+                    <w:spacing w:before="0" w:after="0"/>
+                    <w:jc w:val="right"/>
+                  </w:pPr>
+                  <w:r>
+                    <w:rPr>
+                      <w:b/>
+                      <w:color w:val="1E3A6E"/>
+                      <w:sz w:val="18"/>
+                    </w:rPr>
+                    <w:t>$605</w:t>
+                  </w:r>
+                </w:p>
+              </w:tc>
+              <w:tc>
+                <w:tcPr>
+                  <w:tcW w:type="dxa" w:w="1280"/>
+                  <w:shd w:val="clear" w:color="auto" w:fill="EDF4FC"/>
+                  <w:tcMar>
+                    <w:top w:w="48" w:type="dxa"/>
+                    <w:bottom w:w="48" w:type="dxa"/>
+                    <w:left w:w="100" w:type="dxa"/>
+                    <w:right w:w="100" w:type="dxa"/>
+                  </w:tcMar>
+                </w:tcPr>
+                <w:p>
+                  <w:pPr>
+                    <w:spacing w:before="0" w:after="0"/>
+                    <w:jc w:val="right"/>
+                  </w:pPr>
+                  <w:r>
+                    <w:rPr>
+                      <w:b/>
+                      <w:color w:val="1E3A6E"/>
+                      <w:sz w:val="18"/>
+                    </w:rPr>
+                    <w:t>$705</w:t>
+                  </w:r>
+                </w:p>
+              </w:tc>
+            </w:tr>
+            <w:tr>
+              <w:tc>
+                <w:tcPr>
+                  <w:tcW w:type="dxa" w:w="1280"/>
+                  <w:shd w:val="clear" w:color="auto" w:fill="FFFFFF"/>
+                  <w:tcMar>
+                    <w:top w:w="48" w:type="dxa"/>
+                    <w:bottom w:w="48" w:type="dxa"/>
+                    <w:left w:w="100" w:type="dxa"/>
+                    <w:right w:w="100" w:type="dxa"/>
+                  </w:tcMar>
+                </w:tcPr>
+                <w:p>
+                  <w:pPr>
+                    <w:spacing w:before="0" w:after="0"/>
+                    <w:jc w:val="left"/>
+                  </w:pPr>
+                  <w:r>
+                    <w:rPr>
+                      <w:b w:val="0"/>
+                      <w:color w:val="1A1A2E"/>
+                      <w:sz w:val="18"/>
+                    </w:rPr>
+                    <w:t>CH, MD, GD, EXG</w:t>
+                  </w:r>
+                </w:p>
+              </w:tc>
+              <w:tc>
+                <w:tcPr>
+                  <w:tcW w:type="dxa" w:w="1280"/>
+                  <w:shd w:val="clear" w:color="auto" w:fill="FFFFFF"/>
+                  <w:tcMar>
+                    <w:top w:w="48" w:type="dxa"/>
+                    <w:bottom w:w="48" w:type="dxa"/>
+                    <w:left w:w="100" w:type="dxa"/>
+                    <w:right w:w="100" w:type="dxa"/>
+                  </w:tcMar>
+                </w:tcPr>
+                <w:p>
+                  <w:pPr>
+                    <w:spacing w:before="0" w:after="0"/>
+                    <w:jc w:val="right"/>
+                  </w:pPr>
+                  <w:r>
+                    <w:rPr>
+                      <w:b/>
+                      <w:color w:val="1E3A6E"/>
+                      <w:sz w:val="18"/>
+                    </w:rPr>
+                    <w:t>$615</w:t>
+                  </w:r>
+                </w:p>
+              </w:tc>
+              <w:tc>
+                <w:tcPr>
+                  <w:tcW w:type="dxa" w:w="1280"/>
+                  <w:shd w:val="clear" w:color="auto" w:fill="FFFFFF"/>
+                  <w:tcMar>
+                    <w:top w:w="48" w:type="dxa"/>
+                    <w:bottom w:w="48" w:type="dxa"/>
+                    <w:left w:w="100" w:type="dxa"/>
+                    <w:right w:w="100" w:type="dxa"/>
+                  </w:tcMar>
+                </w:tcPr>
+                <w:p>
+                  <w:pPr>
+                    <w:spacing w:before="0" w:after="0"/>
+                    <w:jc w:val="right"/>
+                  </w:pPr>
+                  <w:r>
+                    <w:rPr>
+                      <w:b/>
+                      <w:color w:val="1E3A6E"/>
+                      <w:sz w:val="18"/>
+                    </w:rPr>
+                    <w:t>$715</w:t>
+                  </w:r>
+                </w:p>
+              </w:tc>
+            </w:tr>
+          </w:tbl>
+          <w:p/>
+          <w:p>
+            <w:pPr>
+              <w:spacing w:before="0" w:after="80"/>
+            </w:pPr>
+          </w:p>
+        </w:tc>
+        <w:tc>
+          <w:tcPr>
+            <w:tcW w:type="dxa" w:w="3841"/>
+            <w:tcMar>
+              <w:top w:w="0" w:type="dxa"/>
+              <w:bottom w:w="0" w:type="dxa"/>
+              <w:left w:w="60" w:type="dxa"/>
+              <w:right w:w="60" w:type="dxa"/>
+            </w:tcMar>
+          </w:tcPr>
+          <w:p/>
+          <w:tbl>
+            <w:tblPr>
+              <w:tblW w:type="auto" w:w="0"/>
+              <w:tblLook w:firstColumn="1" w:firstRow="1" w:lastColumn="0" w:lastRow="0" w:noHBand="0" w:noVBand="1" w:val="04A0"/>
+              <w:tblBorders>
+                <w:top w:val="none"/>
+                <w:left w:val="none"/>
+                <w:bottom w:val="none"/>
+                <w:right w:val="none"/>
+                <w:insideH w:val="none"/>
+                <w:insideV w:val="none"/>
+              </w:tblBorders>
+            </w:tblPr>
+            <w:tblGrid>
+              <w:gridCol w:w="3841"/>
+            </w:tblGrid>
+            <w:tr>
+              <w:tc>
+                <w:tcPr>
+                  <w:tcW w:type="dxa" w:w="3841"/>
+                  <w:shd w:val="clear" w:color="auto" w:fill="2E6FBF"/>
+                  <w:tcMar>
+                    <w:top w:w="70" w:type="dxa"/>
+                    <w:bottom w:w="70" w:type="dxa"/>
+                    <w:left w:w="140" w:type="dxa"/>
+                    <w:right w:w="140" w:type="dxa"/>
+                  </w:tcMar>
+                </w:tcPr>
+                <w:p>
+                  <w:pPr>
+                    <w:spacing w:before="0" w:after="0"/>
+                    <w:jc w:val="left"/>
+                  </w:pPr>
+                  <w:r>
+                    <w:rPr>
+                      <w:b/>
+                      <w:color w:val="FFFFFF"/>
+                      <w:sz w:val="20"/>
+                    </w:rPr>
+                    <w:t>Deportivo Bachillerato</w:t>
                   </w:r>
                 </w:p>
               </w:tc>
@@ -13097,7 +14760,7 @@
                       <w:color w:val="FFFFFF"/>
                       <w:sz w:val="20"/>
                     </w:rPr>
-                    <w:t>Excepciones — Preescolar</w:t>
+                    <w:t>Excepciones — Primaria</w:t>
                   </w:r>
                 </w:p>
               </w:tc>
@@ -13218,7 +14881,7 @@
                       <w:color w:val="1A1A2E"/>
                       <w:sz w:val="18"/>
                     </w:rPr>
-                    <w:t>Sor Juana Inés de la Cruz</w:t>
+                    <w:t>Colegio Motolinea</w:t>
                   </w:r>
                 </w:p>
               </w:tc>
@@ -13244,7 +14907,7 @@
                       <w:color w:val="1E3A6E"/>
                       <w:sz w:val="18"/>
                     </w:rPr>
-                    <w:t>$515</w:t>
+                    <w:t>595/630/640/650</w:t>
                   </w:r>
                 </w:p>
               </w:tc>
@@ -13270,7 +14933,7 @@
                       <w:color w:val="1E3A6E"/>
                       <w:sz w:val="18"/>
                     </w:rPr>
-                    <w:t>—</w:t>
+                    <w:t>695/730/740/750</w:t>
                   </w:r>
                 </w:p>
               </w:tc>
@@ -13333,7 +14996,7 @@
                       <w:color w:val="FFFFFF"/>
                       <w:sz w:val="20"/>
                     </w:rPr>
-                    <w:t>Excepciones — Primaria</w:t>
+                    <w:t>Excepciones — Sec. / Bach.</w:t>
                   </w:r>
                 </w:p>
               </w:tc>
@@ -13454,7 +15117,7 @@
                       <w:color w:val="1A1A2E"/>
                       <w:sz w:val="18"/>
                     </w:rPr>
-                    <w:t>Adolfo Lopez Mateo</w:t>
+                    <w:t>Telesecundaria 454</w:t>
                   </w:r>
                 </w:p>
               </w:tc>
@@ -13480,7 +15143,7 @@
                       <w:color w:val="1E3A6E"/>
                       <w:sz w:val="18"/>
                     </w:rPr>
-                    <w:t>575/585/595</w:t>
+                    <w:t>$650</w:t>
                   </w:r>
                 </w:p>
               </w:tc>
@@ -13506,7 +15169,7 @@
                       <w:color w:val="1E3A6E"/>
                       <w:sz w:val="18"/>
                     </w:rPr>
-                    <w:t>—</w:t>
+                    <w:t>$750</w:t>
                   </w:r>
                 </w:p>
               </w:tc>
@@ -13534,7 +15197,7 @@
                       <w:color w:val="1A1A2E"/>
                       <w:sz w:val="18"/>
                     </w:rPr>
-                    <w:t>Colegio Motolinea</w:t>
+                    <w:t>Telesecundaria 512</w:t>
                   </w:r>
                 </w:p>
               </w:tc>
@@ -13560,7 +15223,7 @@
                       <w:color w:val="1E3A6E"/>
                       <w:sz w:val="18"/>
                     </w:rPr>
-                    <w:t>595/630/640/650</w:t>
+                    <w:t>$650</w:t>
                   </w:r>
                 </w:p>
               </w:tc>
@@ -13586,7 +15249,247 @@
                       <w:color w:val="1E3A6E"/>
                       <w:sz w:val="18"/>
                     </w:rPr>
-                    <w:t>695/730/740/750</w:t>
+                    <w:t>$750</w:t>
+                  </w:r>
+                </w:p>
+              </w:tc>
+            </w:tr>
+            <w:tr>
+              <w:tc>
+                <w:tcPr>
+                  <w:tcW w:type="dxa" w:w="1707"/>
+                  <w:shd w:val="clear" w:color="auto" w:fill="FFFFFF"/>
+                  <w:tcMar>
+                    <w:top w:w="48" w:type="dxa"/>
+                    <w:bottom w:w="48" w:type="dxa"/>
+                    <w:left w:w="100" w:type="dxa"/>
+                    <w:right w:w="100" w:type="dxa"/>
+                  </w:tcMar>
+                </w:tcPr>
+                <w:p>
+                  <w:pPr>
+                    <w:spacing w:before="0" w:after="0"/>
+                    <w:jc w:val="left"/>
+                  </w:pPr>
+                  <w:r>
+                    <w:rPr>
+                      <w:b w:val="0"/>
+                      <w:color w:val="1A1A2E"/>
+                      <w:sz w:val="18"/>
+                    </w:rPr>
+                    <w:t>CECYTE</w:t>
+                  </w:r>
+                </w:p>
+              </w:tc>
+              <w:tc>
+                <w:tcPr>
+                  <w:tcW w:type="dxa" w:w="1707"/>
+                  <w:shd w:val="clear" w:color="auto" w:fill="FFFFFF"/>
+                  <w:tcMar>
+                    <w:top w:w="48" w:type="dxa"/>
+                    <w:bottom w:w="48" w:type="dxa"/>
+                    <w:left w:w="100" w:type="dxa"/>
+                    <w:right w:w="100" w:type="dxa"/>
+                  </w:tcMar>
+                </w:tcPr>
+                <w:p>
+                  <w:pPr>
+                    <w:spacing w:before="0" w:after="0"/>
+                    <w:jc w:val="right"/>
+                  </w:pPr>
+                  <w:r>
+                    <w:rPr>
+                      <w:b/>
+                      <w:color w:val="1E3A6E"/>
+                      <w:sz w:val="18"/>
+                    </w:rPr>
+                    <w:t>$650</w:t>
+                  </w:r>
+                </w:p>
+              </w:tc>
+              <w:tc>
+                <w:tcPr>
+                  <w:tcW w:type="dxa" w:w="1707"/>
+                  <w:shd w:val="clear" w:color="auto" w:fill="FFFFFF"/>
+                  <w:tcMar>
+                    <w:top w:w="48" w:type="dxa"/>
+                    <w:bottom w:w="48" w:type="dxa"/>
+                    <w:left w:w="100" w:type="dxa"/>
+                    <w:right w:w="100" w:type="dxa"/>
+                  </w:tcMar>
+                </w:tcPr>
+                <w:p>
+                  <w:pPr>
+                    <w:spacing w:before="0" w:after="0"/>
+                    <w:jc w:val="right"/>
+                  </w:pPr>
+                  <w:r>
+                    <w:rPr>
+                      <w:b/>
+                      <w:color w:val="1E3A6E"/>
+                      <w:sz w:val="18"/>
+                    </w:rPr>
+                    <w:t>$750</w:t>
+                  </w:r>
+                </w:p>
+              </w:tc>
+            </w:tr>
+            <w:tr>
+              <w:tc>
+                <w:tcPr>
+                  <w:tcW w:type="dxa" w:w="1707"/>
+                  <w:shd w:val="clear" w:color="auto" w:fill="FDF0F0"/>
+                  <w:tcMar>
+                    <w:top w:w="48" w:type="dxa"/>
+                    <w:bottom w:w="48" w:type="dxa"/>
+                    <w:left w:w="100" w:type="dxa"/>
+                    <w:right w:w="100" w:type="dxa"/>
+                  </w:tcMar>
+                </w:tcPr>
+                <w:p>
+                  <w:pPr>
+                    <w:spacing w:before="0" w:after="0"/>
+                    <w:jc w:val="left"/>
+                  </w:pPr>
+                  <w:r>
+                    <w:rPr>
+                      <w:b w:val="0"/>
+                      <w:color w:val="1A1A2E"/>
+                      <w:sz w:val="18"/>
+                    </w:rPr>
+                    <w:t>Conalep</w:t>
+                  </w:r>
+                </w:p>
+              </w:tc>
+              <w:tc>
+                <w:tcPr>
+                  <w:tcW w:type="dxa" w:w="1707"/>
+                  <w:shd w:val="clear" w:color="auto" w:fill="FDF0F0"/>
+                  <w:tcMar>
+                    <w:top w:w="48" w:type="dxa"/>
+                    <w:bottom w:w="48" w:type="dxa"/>
+                    <w:left w:w="100" w:type="dxa"/>
+                    <w:right w:w="100" w:type="dxa"/>
+                  </w:tcMar>
+                </w:tcPr>
+                <w:p>
+                  <w:pPr>
+                    <w:spacing w:before="0" w:after="0"/>
+                    <w:jc w:val="right"/>
+                  </w:pPr>
+                  <w:r>
+                    <w:rPr>
+                      <w:b/>
+                      <w:color w:val="1E3A6E"/>
+                      <w:sz w:val="18"/>
+                    </w:rPr>
+                    <w:t>$650</w:t>
+                  </w:r>
+                </w:p>
+              </w:tc>
+              <w:tc>
+                <w:tcPr>
+                  <w:tcW w:type="dxa" w:w="1707"/>
+                  <w:shd w:val="clear" w:color="auto" w:fill="FDF0F0"/>
+                  <w:tcMar>
+                    <w:top w:w="48" w:type="dxa"/>
+                    <w:bottom w:w="48" w:type="dxa"/>
+                    <w:left w:w="100" w:type="dxa"/>
+                    <w:right w:w="100" w:type="dxa"/>
+                  </w:tcMar>
+                </w:tcPr>
+                <w:p>
+                  <w:pPr>
+                    <w:spacing w:before="0" w:after="0"/>
+                    <w:jc w:val="right"/>
+                  </w:pPr>
+                  <w:r>
+                    <w:rPr>
+                      <w:b/>
+                      <w:color w:val="1E3A6E"/>
+                      <w:sz w:val="18"/>
+                    </w:rPr>
+                    <w:t>$750</w:t>
+                  </w:r>
+                </w:p>
+              </w:tc>
+            </w:tr>
+            <w:tr>
+              <w:tc>
+                <w:tcPr>
+                  <w:tcW w:type="dxa" w:w="1707"/>
+                  <w:shd w:val="clear" w:color="auto" w:fill="FFFFFF"/>
+                  <w:tcMar>
+                    <w:top w:w="48" w:type="dxa"/>
+                    <w:bottom w:w="48" w:type="dxa"/>
+                    <w:left w:w="100" w:type="dxa"/>
+                    <w:right w:w="100" w:type="dxa"/>
+                  </w:tcMar>
+                </w:tcPr>
+                <w:p>
+                  <w:pPr>
+                    <w:spacing w:before="0" w:after="0"/>
+                    <w:jc w:val="left"/>
+                  </w:pPr>
+                  <w:r>
+                    <w:rPr>
+                      <w:b w:val="0"/>
+                      <w:color w:val="1A1A2E"/>
+                      <w:sz w:val="18"/>
+                    </w:rPr>
+                    <w:t>UVEG</w:t>
+                  </w:r>
+                </w:p>
+              </w:tc>
+              <w:tc>
+                <w:tcPr>
+                  <w:tcW w:type="dxa" w:w="1707"/>
+                  <w:shd w:val="clear" w:color="auto" w:fill="FFFFFF"/>
+                  <w:tcMar>
+                    <w:top w:w="48" w:type="dxa"/>
+                    <w:bottom w:w="48" w:type="dxa"/>
+                    <w:left w:w="100" w:type="dxa"/>
+                    <w:right w:w="100" w:type="dxa"/>
+                  </w:tcMar>
+                </w:tcPr>
+                <w:p>
+                  <w:pPr>
+                    <w:spacing w:before="0" w:after="0"/>
+                    <w:jc w:val="right"/>
+                  </w:pPr>
+                  <w:r>
+                    <w:rPr>
+                      <w:b/>
+                      <w:color w:val="1E3A6E"/>
+                      <w:sz w:val="18"/>
+                    </w:rPr>
+                    <w:t>$690</w:t>
+                  </w:r>
+                </w:p>
+              </w:tc>
+              <w:tc>
+                <w:tcPr>
+                  <w:tcW w:type="dxa" w:w="1707"/>
+                  <w:shd w:val="clear" w:color="auto" w:fill="FFFFFF"/>
+                  <w:tcMar>
+                    <w:top w:w="48" w:type="dxa"/>
+                    <w:bottom w:w="48" w:type="dxa"/>
+                    <w:left w:w="100" w:type="dxa"/>
+                    <w:right w:w="100" w:type="dxa"/>
+                  </w:tcMar>
+                </w:tcPr>
+                <w:p>
+                  <w:pPr>
+                    <w:spacing w:before="0" w:after="0"/>
+                    <w:jc w:val="right"/>
+                  </w:pPr>
+                  <w:r>
+                    <w:rPr>
+                      <w:b/>
+                      <w:color w:val="1E3A6E"/>
+                      <w:sz w:val="18"/>
+                    </w:rPr>
+                    <w:t>$790</w:t>
                   </w:r>
                 </w:p>
               </w:tc>
@@ -13649,7 +15552,7 @@
                       <w:color w:val="FFFFFF"/>
                       <w:sz w:val="20"/>
                     </w:rPr>
-                    <w:t>Excepciones — Sec. / Bach.</w:t>
+                    <w:t>Precios especiales en caja</w:t>
                   </w:r>
                 </w:p>
               </w:tc>
@@ -13716,7 +15619,7 @@
                       <w:color w:val="B52020"/>
                       <w:sz w:val="17"/>
                     </w:rPr>
-                    <w:t>2 pzas</w:t>
+                    <w:t>Tallas</w:t>
                   </w:r>
                 </w:p>
               </w:tc>
@@ -13742,7 +15645,7 @@
                       <w:color w:val="B52020"/>
                       <w:sz w:val="17"/>
                     </w:rPr>
-                    <w:t>3 pzas</w:t>
+                    <w:t>2 pzas</w:t>
                   </w:r>
                 </w:p>
               </w:tc>
@@ -13770,7 +15673,7 @@
                       <w:color w:val="1A1A2E"/>
                       <w:sz w:val="18"/>
                     </w:rPr>
-                    <w:t>Telesecundaria 454</w:t>
+                    <w:t>CBTIS 148</w:t>
                   </w:r>
                 </w:p>
               </w:tc>
@@ -13796,7 +15699,7 @@
                       <w:color w:val="1E3A6E"/>
                       <w:sz w:val="18"/>
                     </w:rPr>
-                    <w:t>$650</w:t>
+                    <w:t>Línea completa</w:t>
                   </w:r>
                 </w:p>
               </w:tc>
@@ -13822,7 +15725,7 @@
                       <w:color w:val="1E3A6E"/>
                       <w:sz w:val="18"/>
                     </w:rPr>
-                    <w:t>$750</w:t>
+                    <w:t>$300</w:t>
                   </w:r>
                 </w:p>
               </w:tc>
@@ -13850,7 +15753,7 @@
                       <w:color w:val="1A1A2E"/>
                       <w:sz w:val="18"/>
                     </w:rPr>
-                    <w:t>Telesecundaria 512</w:t>
+                    <w:t>Vicente Guerrero</w:t>
                   </w:r>
                 </w:p>
               </w:tc>
@@ -13876,7 +15779,7 @@
                       <w:color w:val="1E3A6E"/>
                       <w:sz w:val="18"/>
                     </w:rPr>
-                    <w:t>$650</w:t>
+                    <w:t>4, 6, 8</w:t>
                   </w:r>
                 </w:p>
               </w:tc>
@@ -13902,247 +15805,7 @@
                       <w:color w:val="1E3A6E"/>
                       <w:sz w:val="18"/>
                     </w:rPr>
-                    <w:t>$750</w:t>
-                  </w:r>
-                </w:p>
-              </w:tc>
-            </w:tr>
-            <w:tr>
-              <w:tc>
-                <w:tcPr>
-                  <w:tcW w:type="dxa" w:w="1707"/>
-                  <w:shd w:val="clear" w:color="auto" w:fill="FFFFFF"/>
-                  <w:tcMar>
-                    <w:top w:w="48" w:type="dxa"/>
-                    <w:bottom w:w="48" w:type="dxa"/>
-                    <w:left w:w="100" w:type="dxa"/>
-                    <w:right w:w="100" w:type="dxa"/>
-                  </w:tcMar>
-                </w:tcPr>
-                <w:p>
-                  <w:pPr>
-                    <w:spacing w:before="0" w:after="0"/>
-                    <w:jc w:val="left"/>
-                  </w:pPr>
-                  <w:r>
-                    <w:rPr>
-                      <w:b w:val="0"/>
-                      <w:color w:val="1A1A2E"/>
-                      <w:sz w:val="18"/>
-                    </w:rPr>
-                    <w:t>CECYTE</w:t>
-                  </w:r>
-                </w:p>
-              </w:tc>
-              <w:tc>
-                <w:tcPr>
-                  <w:tcW w:type="dxa" w:w="1707"/>
-                  <w:shd w:val="clear" w:color="auto" w:fill="FFFFFF"/>
-                  <w:tcMar>
-                    <w:top w:w="48" w:type="dxa"/>
-                    <w:bottom w:w="48" w:type="dxa"/>
-                    <w:left w:w="100" w:type="dxa"/>
-                    <w:right w:w="100" w:type="dxa"/>
-                  </w:tcMar>
-                </w:tcPr>
-                <w:p>
-                  <w:pPr>
-                    <w:spacing w:before="0" w:after="0"/>
-                    <w:jc w:val="right"/>
-                  </w:pPr>
-                  <w:r>
-                    <w:rPr>
-                      <w:b/>
-                      <w:color w:val="1E3A6E"/>
-                      <w:sz w:val="18"/>
-                    </w:rPr>
-                    <w:t>$650</w:t>
-                  </w:r>
-                </w:p>
-              </w:tc>
-              <w:tc>
-                <w:tcPr>
-                  <w:tcW w:type="dxa" w:w="1707"/>
-                  <w:shd w:val="clear" w:color="auto" w:fill="FFFFFF"/>
-                  <w:tcMar>
-                    <w:top w:w="48" w:type="dxa"/>
-                    <w:bottom w:w="48" w:type="dxa"/>
-                    <w:left w:w="100" w:type="dxa"/>
-                    <w:right w:w="100" w:type="dxa"/>
-                  </w:tcMar>
-                </w:tcPr>
-                <w:p>
-                  <w:pPr>
-                    <w:spacing w:before="0" w:after="0"/>
-                    <w:jc w:val="right"/>
-                  </w:pPr>
-                  <w:r>
-                    <w:rPr>
-                      <w:b/>
-                      <w:color w:val="1E3A6E"/>
-                      <w:sz w:val="18"/>
-                    </w:rPr>
-                    <w:t>$750</w:t>
-                  </w:r>
-                </w:p>
-              </w:tc>
-            </w:tr>
-            <w:tr>
-              <w:tc>
-                <w:tcPr>
-                  <w:tcW w:type="dxa" w:w="1707"/>
-                  <w:shd w:val="clear" w:color="auto" w:fill="FDF0F0"/>
-                  <w:tcMar>
-                    <w:top w:w="48" w:type="dxa"/>
-                    <w:bottom w:w="48" w:type="dxa"/>
-                    <w:left w:w="100" w:type="dxa"/>
-                    <w:right w:w="100" w:type="dxa"/>
-                  </w:tcMar>
-                </w:tcPr>
-                <w:p>
-                  <w:pPr>
-                    <w:spacing w:before="0" w:after="0"/>
-                    <w:jc w:val="left"/>
-                  </w:pPr>
-                  <w:r>
-                    <w:rPr>
-                      <w:b w:val="0"/>
-                      <w:color w:val="1A1A2E"/>
-                      <w:sz w:val="18"/>
-                    </w:rPr>
-                    <w:t>Conalep</w:t>
-                  </w:r>
-                </w:p>
-              </w:tc>
-              <w:tc>
-                <w:tcPr>
-                  <w:tcW w:type="dxa" w:w="1707"/>
-                  <w:shd w:val="clear" w:color="auto" w:fill="FDF0F0"/>
-                  <w:tcMar>
-                    <w:top w:w="48" w:type="dxa"/>
-                    <w:bottom w:w="48" w:type="dxa"/>
-                    <w:left w:w="100" w:type="dxa"/>
-                    <w:right w:w="100" w:type="dxa"/>
-                  </w:tcMar>
-                </w:tcPr>
-                <w:p>
-                  <w:pPr>
-                    <w:spacing w:before="0" w:after="0"/>
-                    <w:jc w:val="right"/>
-                  </w:pPr>
-                  <w:r>
-                    <w:rPr>
-                      <w:b/>
-                      <w:color w:val="1E3A6E"/>
-                      <w:sz w:val="18"/>
-                    </w:rPr>
-                    <w:t>$650</w:t>
-                  </w:r>
-                </w:p>
-              </w:tc>
-              <w:tc>
-                <w:tcPr>
-                  <w:tcW w:type="dxa" w:w="1707"/>
-                  <w:shd w:val="clear" w:color="auto" w:fill="FDF0F0"/>
-                  <w:tcMar>
-                    <w:top w:w="48" w:type="dxa"/>
-                    <w:bottom w:w="48" w:type="dxa"/>
-                    <w:left w:w="100" w:type="dxa"/>
-                    <w:right w:w="100" w:type="dxa"/>
-                  </w:tcMar>
-                </w:tcPr>
-                <w:p>
-                  <w:pPr>
-                    <w:spacing w:before="0" w:after="0"/>
-                    <w:jc w:val="right"/>
-                  </w:pPr>
-                  <w:r>
-                    <w:rPr>
-                      <w:b/>
-                      <w:color w:val="1E3A6E"/>
-                      <w:sz w:val="18"/>
-                    </w:rPr>
-                    <w:t>$750</w:t>
-                  </w:r>
-                </w:p>
-              </w:tc>
-            </w:tr>
-            <w:tr>
-              <w:tc>
-                <w:tcPr>
-                  <w:tcW w:type="dxa" w:w="1707"/>
-                  <w:shd w:val="clear" w:color="auto" w:fill="FFFFFF"/>
-                  <w:tcMar>
-                    <w:top w:w="48" w:type="dxa"/>
-                    <w:bottom w:w="48" w:type="dxa"/>
-                    <w:left w:w="100" w:type="dxa"/>
-                    <w:right w:w="100" w:type="dxa"/>
-                  </w:tcMar>
-                </w:tcPr>
-                <w:p>
-                  <w:pPr>
-                    <w:spacing w:before="0" w:after="0"/>
-                    <w:jc w:val="left"/>
-                  </w:pPr>
-                  <w:r>
-                    <w:rPr>
-                      <w:b w:val="0"/>
-                      <w:color w:val="1A1A2E"/>
-                      <w:sz w:val="18"/>
-                    </w:rPr>
-                    <w:t>UVEG</w:t>
-                  </w:r>
-                </w:p>
-              </w:tc>
-              <w:tc>
-                <w:tcPr>
-                  <w:tcW w:type="dxa" w:w="1707"/>
-                  <w:shd w:val="clear" w:color="auto" w:fill="FFFFFF"/>
-                  <w:tcMar>
-                    <w:top w:w="48" w:type="dxa"/>
-                    <w:bottom w:w="48" w:type="dxa"/>
-                    <w:left w:w="100" w:type="dxa"/>
-                    <w:right w:w="100" w:type="dxa"/>
-                  </w:tcMar>
-                </w:tcPr>
-                <w:p>
-                  <w:pPr>
-                    <w:spacing w:before="0" w:after="0"/>
-                    <w:jc w:val="right"/>
-                  </w:pPr>
-                  <w:r>
-                    <w:rPr>
-                      <w:b/>
-                      <w:color w:val="1E3A6E"/>
-                      <w:sz w:val="18"/>
-                    </w:rPr>
-                    <w:t>$650</w:t>
-                  </w:r>
-                </w:p>
-              </w:tc>
-              <w:tc>
-                <w:tcPr>
-                  <w:tcW w:type="dxa" w:w="1707"/>
-                  <w:shd w:val="clear" w:color="auto" w:fill="FFFFFF"/>
-                  <w:tcMar>
-                    <w:top w:w="48" w:type="dxa"/>
-                    <w:bottom w:w="48" w:type="dxa"/>
-                    <w:left w:w="100" w:type="dxa"/>
-                    <w:right w:w="100" w:type="dxa"/>
-                  </w:tcMar>
-                </w:tcPr>
-                <w:p>
-                  <w:pPr>
-                    <w:spacing w:before="0" w:after="0"/>
-                    <w:jc w:val="right"/>
-                  </w:pPr>
-                  <w:r>
-                    <w:rPr>
-                      <w:b/>
-                      <w:color w:val="1E3A6E"/>
-                      <w:sz w:val="18"/>
-                    </w:rPr>
-                    <w:t>$750</w:t>
+                    <w:t>$89</w:t>
                   </w:r>
                 </w:p>
               </w:tc>
@@ -14259,13 +15922,14 @@
         </w:tblBorders>
       </w:tblPr>
       <w:tblGrid>
-        <w:gridCol w:w="7682"/>
-        <w:gridCol w:w="7682"/>
+        <w:gridCol w:w="5121"/>
+        <w:gridCol w:w="5121"/>
+        <w:gridCol w:w="5121"/>
       </w:tblGrid>
       <w:tr>
         <w:tc>
           <w:tcPr>
-            <w:tcW w:type="dxa" w:w="7682"/>
+            <w:tcW w:type="dxa" w:w="5121"/>
             <w:tcMar>
               <w:top w:w="0" w:type="dxa"/>
               <w:bottom w:w="0" w:type="dxa"/>
@@ -14288,12 +15952,12 @@
               </w:tblBorders>
             </w:tblPr>
             <w:tblGrid>
-              <w:gridCol w:w="7682"/>
+              <w:gridCol w:w="5121"/>
             </w:tblGrid>
             <w:tr>
               <w:tc>
                 <w:tcPr>
-                  <w:tcW w:type="dxa" w:w="7682"/>
+                  <w:tcW w:type="dxa" w:w="5121"/>
                   <w:shd w:val="clear" w:color="auto" w:fill="2E6FBF"/>
                   <w:tcMar>
                     <w:top w:w="70" w:type="dxa"/>
@@ -14327,13 +15991,13 @@
               <w:tblLook w:firstColumn="1" w:firstRow="1" w:lastColumn="0" w:lastRow="0" w:noHBand="0" w:noVBand="1" w:val="04A0"/>
             </w:tblPr>
             <w:tblGrid>
-              <w:gridCol w:w="3841"/>
-              <w:gridCol w:w="3841"/>
+              <w:gridCol w:w="2560"/>
+              <w:gridCol w:w="2560"/>
             </w:tblGrid>
             <w:tr>
               <w:tc>
                 <w:tcPr>
-                  <w:tcW w:type="dxa" w:w="3841"/>
+                  <w:tcW w:type="dxa" w:w="2560"/>
                   <w:shd w:val="clear" w:color="auto" w:fill="D6E8F7"/>
                   <w:tcMar>
                     <w:top w:w="50" w:type="dxa"/>
@@ -14359,7 +16023,7 @@
               </w:tc>
               <w:tc>
                 <w:tcPr>
-                  <w:tcW w:type="dxa" w:w="3841"/>
+                  <w:tcW w:type="dxa" w:w="2560"/>
                   <w:shd w:val="clear" w:color="auto" w:fill="D6E8F7"/>
                   <w:tcMar>
                     <w:top w:w="50" w:type="dxa"/>
@@ -14387,7 +16051,7 @@
             <w:tr>
               <w:tc>
                 <w:tcPr>
-                  <w:tcW w:type="dxa" w:w="3841"/>
+                  <w:tcW w:type="dxa" w:w="2560"/>
                   <w:shd w:val="clear" w:color="auto" w:fill="FFFFFF"/>
                   <w:tcMar>
                     <w:top w:w="48" w:type="dxa"/>
@@ -14413,7 +16077,7 @@
               </w:tc>
               <w:tc>
                 <w:tcPr>
-                  <w:tcW w:type="dxa" w:w="3841"/>
+                  <w:tcW w:type="dxa" w:w="2560"/>
                   <w:shd w:val="clear" w:color="auto" w:fill="FFFFFF"/>
                   <w:tcMar>
                     <w:top w:w="48" w:type="dxa"/>
@@ -14441,7 +16105,7 @@
             <w:tr>
               <w:tc>
                 <w:tcPr>
-                  <w:tcW w:type="dxa" w:w="3841"/>
+                  <w:tcW w:type="dxa" w:w="2560"/>
                   <w:shd w:val="clear" w:color="auto" w:fill="EDF4FC"/>
                   <w:tcMar>
                     <w:top w:w="48" w:type="dxa"/>
@@ -14467,7 +16131,7 @@
               </w:tc>
               <w:tc>
                 <w:tcPr>
-                  <w:tcW w:type="dxa" w:w="3841"/>
+                  <w:tcW w:type="dxa" w:w="2560"/>
                   <w:shd w:val="clear" w:color="auto" w:fill="EDF4FC"/>
                   <w:tcMar>
                     <w:top w:w="48" w:type="dxa"/>
@@ -14495,7 +16159,7 @@
             <w:tr>
               <w:tc>
                 <w:tcPr>
-                  <w:tcW w:type="dxa" w:w="3841"/>
+                  <w:tcW w:type="dxa" w:w="2560"/>
                   <w:shd w:val="clear" w:color="auto" w:fill="FFFFFF"/>
                   <w:tcMar>
                     <w:top w:w="48" w:type="dxa"/>
@@ -14521,7 +16185,7 @@
               </w:tc>
               <w:tc>
                 <w:tcPr>
-                  <w:tcW w:type="dxa" w:w="3841"/>
+                  <w:tcW w:type="dxa" w:w="2560"/>
                   <w:shd w:val="clear" w:color="auto" w:fill="FFFFFF"/>
                   <w:tcMar>
                     <w:top w:w="48" w:type="dxa"/>
@@ -14549,7 +16213,7 @@
             <w:tr>
               <w:tc>
                 <w:tcPr>
-                  <w:tcW w:type="dxa" w:w="3841"/>
+                  <w:tcW w:type="dxa" w:w="2560"/>
                   <w:shd w:val="clear" w:color="auto" w:fill="EDF4FC"/>
                   <w:tcMar>
                     <w:top w:w="48" w:type="dxa"/>
@@ -14575,7 +16239,7 @@
               </w:tc>
               <w:tc>
                 <w:tcPr>
-                  <w:tcW w:type="dxa" w:w="3841"/>
+                  <w:tcW w:type="dxa" w:w="2560"/>
                   <w:shd w:val="clear" w:color="auto" w:fill="EDF4FC"/>
                   <w:tcMar>
                     <w:top w:w="48" w:type="dxa"/>
@@ -14603,7 +16267,7 @@
             <w:tr>
               <w:tc>
                 <w:tcPr>
-                  <w:tcW w:type="dxa" w:w="3841"/>
+                  <w:tcW w:type="dxa" w:w="2560"/>
                   <w:shd w:val="clear" w:color="auto" w:fill="FFFFFF"/>
                   <w:tcMar>
                     <w:top w:w="48" w:type="dxa"/>
@@ -14629,7 +16293,7 @@
               </w:tc>
               <w:tc>
                 <w:tcPr>
-                  <w:tcW w:type="dxa" w:w="3841"/>
+                  <w:tcW w:type="dxa" w:w="2560"/>
                   <w:shd w:val="clear" w:color="auto" w:fill="FFFFFF"/>
                   <w:tcMar>
                     <w:top w:w="48" w:type="dxa"/>
@@ -14657,7 +16321,7 @@
             <w:tr>
               <w:tc>
                 <w:tcPr>
-                  <w:tcW w:type="dxa" w:w="3841"/>
+                  <w:tcW w:type="dxa" w:w="2560"/>
                   <w:shd w:val="clear" w:color="auto" w:fill="EDF4FC"/>
                   <w:tcMar>
                     <w:top w:w="48" w:type="dxa"/>
@@ -14683,7 +16347,7 @@
               </w:tc>
               <w:tc>
                 <w:tcPr>
-                  <w:tcW w:type="dxa" w:w="3841"/>
+                  <w:tcW w:type="dxa" w:w="2560"/>
                   <w:shd w:val="clear" w:color="auto" w:fill="EDF4FC"/>
                   <w:tcMar>
                     <w:top w:w="48" w:type="dxa"/>
@@ -14718,7 +16382,7 @@
         </w:tc>
         <w:tc>
           <w:tcPr>
-            <w:tcW w:type="dxa" w:w="7682"/>
+            <w:tcW w:type="dxa" w:w="5121"/>
             <w:tcMar>
               <w:top w:w="0" w:type="dxa"/>
               <w:bottom w:w="0" w:type="dxa"/>
@@ -14741,12 +16405,12 @@
               </w:tblBorders>
             </w:tblPr>
             <w:tblGrid>
-              <w:gridCol w:w="7682"/>
+              <w:gridCol w:w="5121"/>
             </w:tblGrid>
             <w:tr>
               <w:tc>
                 <w:tcPr>
-                  <w:tcW w:type="dxa" w:w="7682"/>
+                  <w:tcW w:type="dxa" w:w="5121"/>
                   <w:shd w:val="clear" w:color="auto" w:fill="2E6FBF"/>
                   <w:tcMar>
                     <w:top w:w="70" w:type="dxa"/>
@@ -14780,13 +16444,13 @@
               <w:tblLook w:firstColumn="1" w:firstRow="1" w:lastColumn="0" w:lastRow="0" w:noHBand="0" w:noVBand="1" w:val="04A0"/>
             </w:tblPr>
             <w:tblGrid>
-              <w:gridCol w:w="3841"/>
-              <w:gridCol w:w="3841"/>
+              <w:gridCol w:w="2560"/>
+              <w:gridCol w:w="2560"/>
             </w:tblGrid>
             <w:tr>
               <w:tc>
                 <w:tcPr>
-                  <w:tcW w:type="dxa" w:w="3841"/>
+                  <w:tcW w:type="dxa" w:w="2560"/>
                   <w:shd w:val="clear" w:color="auto" w:fill="D6E8F7"/>
                   <w:tcMar>
                     <w:top w:w="50" w:type="dxa"/>
@@ -14812,7 +16476,7 @@
               </w:tc>
               <w:tc>
                 <w:tcPr>
-                  <w:tcW w:type="dxa" w:w="3841"/>
+                  <w:tcW w:type="dxa" w:w="2560"/>
                   <w:shd w:val="clear" w:color="auto" w:fill="D6E8F7"/>
                   <w:tcMar>
                     <w:top w:w="50" w:type="dxa"/>
@@ -14840,7 +16504,7 @@
             <w:tr>
               <w:tc>
                 <w:tcPr>
-                  <w:tcW w:type="dxa" w:w="3841"/>
+                  <w:tcW w:type="dxa" w:w="2560"/>
                   <w:shd w:val="clear" w:color="auto" w:fill="FFFFFF"/>
                   <w:tcMar>
                     <w:top w:w="48" w:type="dxa"/>
@@ -14866,7 +16530,7 @@
               </w:tc>
               <w:tc>
                 <w:tcPr>
-                  <w:tcW w:type="dxa" w:w="3841"/>
+                  <w:tcW w:type="dxa" w:w="2560"/>
                   <w:shd w:val="clear" w:color="auto" w:fill="FFFFFF"/>
                   <w:tcMar>
                     <w:top w:w="48" w:type="dxa"/>
@@ -14894,7 +16558,7 @@
             <w:tr>
               <w:tc>
                 <w:tcPr>
-                  <w:tcW w:type="dxa" w:w="3841"/>
+                  <w:tcW w:type="dxa" w:w="2560"/>
                   <w:shd w:val="clear" w:color="auto" w:fill="EDF4FC"/>
                   <w:tcMar>
                     <w:top w:w="48" w:type="dxa"/>
@@ -14920,7 +16584,7 @@
               </w:tc>
               <w:tc>
                 <w:tcPr>
-                  <w:tcW w:type="dxa" w:w="3841"/>
+                  <w:tcW w:type="dxa" w:w="2560"/>
                   <w:shd w:val="clear" w:color="auto" w:fill="EDF4FC"/>
                   <w:tcMar>
                     <w:top w:w="48" w:type="dxa"/>
@@ -14948,7 +16612,7 @@
             <w:tr>
               <w:tc>
                 <w:tcPr>
-                  <w:tcW w:type="dxa" w:w="3841"/>
+                  <w:tcW w:type="dxa" w:w="2560"/>
                   <w:shd w:val="clear" w:color="auto" w:fill="FFFFFF"/>
                   <w:tcMar>
                     <w:top w:w="48" w:type="dxa"/>
@@ -14974,7 +16638,7 @@
               </w:tc>
               <w:tc>
                 <w:tcPr>
-                  <w:tcW w:type="dxa" w:w="3841"/>
+                  <w:tcW w:type="dxa" w:w="2560"/>
                   <w:shd w:val="clear" w:color="auto" w:fill="FFFFFF"/>
                   <w:tcMar>
                     <w:top w:w="48" w:type="dxa"/>
@@ -15002,7 +16666,7 @@
             <w:tr>
               <w:tc>
                 <w:tcPr>
-                  <w:tcW w:type="dxa" w:w="3841"/>
+                  <w:tcW w:type="dxa" w:w="2560"/>
                   <w:shd w:val="clear" w:color="auto" w:fill="EDF4FC"/>
                   <w:tcMar>
                     <w:top w:w="48" w:type="dxa"/>
@@ -15028,7 +16692,7 @@
               </w:tc>
               <w:tc>
                 <w:tcPr>
-                  <w:tcW w:type="dxa" w:w="3841"/>
+                  <w:tcW w:type="dxa" w:w="2560"/>
                   <w:shd w:val="clear" w:color="auto" w:fill="EDF4FC"/>
                   <w:tcMar>
                     <w:top w:w="48" w:type="dxa"/>
@@ -15056,7 +16720,7 @@
             <w:tr>
               <w:tc>
                 <w:tcPr>
-                  <w:tcW w:type="dxa" w:w="3841"/>
+                  <w:tcW w:type="dxa" w:w="2560"/>
                   <w:shd w:val="clear" w:color="auto" w:fill="FFFFFF"/>
                   <w:tcMar>
                     <w:top w:w="48" w:type="dxa"/>
@@ -15082,7 +16746,7 @@
               </w:tc>
               <w:tc>
                 <w:tcPr>
-                  <w:tcW w:type="dxa" w:w="3841"/>
+                  <w:tcW w:type="dxa" w:w="2560"/>
                   <w:shd w:val="clear" w:color="auto" w:fill="FFFFFF"/>
                   <w:tcMar>
                     <w:top w:w="48" w:type="dxa"/>
@@ -15103,6 +16767,322 @@
                       <w:sz w:val="18"/>
                     </w:rPr>
                     <w:t>$339</w:t>
+                  </w:r>
+                </w:p>
+              </w:tc>
+            </w:tr>
+          </w:tbl>
+          <w:p/>
+          <w:p>
+            <w:pPr>
+              <w:spacing w:before="0" w:after="80"/>
+            </w:pPr>
+          </w:p>
+        </w:tc>
+        <w:tc>
+          <w:tcPr>
+            <w:tcW w:type="dxa" w:w="5121"/>
+            <w:tcMar>
+              <w:top w:w="0" w:type="dxa"/>
+              <w:bottom w:w="0" w:type="dxa"/>
+              <w:left w:w="60" w:type="dxa"/>
+              <w:right w:w="60" w:type="dxa"/>
+            </w:tcMar>
+          </w:tcPr>
+          <w:p/>
+          <w:tbl>
+            <w:tblPr>
+              <w:tblW w:type="auto" w:w="0"/>
+              <w:tblLook w:firstColumn="1" w:firstRow="1" w:lastColumn="0" w:lastRow="0" w:noHBand="0" w:noVBand="1" w:val="04A0"/>
+              <w:tblBorders>
+                <w:top w:val="none"/>
+                <w:left w:val="none"/>
+                <w:bottom w:val="none"/>
+                <w:right w:val="none"/>
+                <w:insideH w:val="none"/>
+                <w:insideV w:val="none"/>
+              </w:tblBorders>
+            </w:tblPr>
+            <w:tblGrid>
+              <w:gridCol w:w="5121"/>
+            </w:tblGrid>
+            <w:tr>
+              <w:tc>
+                <w:tcPr>
+                  <w:tcW w:type="dxa" w:w="5121"/>
+                  <w:shd w:val="clear" w:color="auto" w:fill="2E6FBF"/>
+                  <w:tcMar>
+                    <w:top w:w="70" w:type="dxa"/>
+                    <w:bottom w:w="70" w:type="dxa"/>
+                    <w:left w:w="140" w:type="dxa"/>
+                    <w:right w:w="140" w:type="dxa"/>
+                  </w:tcMar>
+                </w:tcPr>
+                <w:p>
+                  <w:pPr>
+                    <w:spacing w:before="0" w:after="0"/>
+                    <w:jc w:val="left"/>
+                  </w:pPr>
+                  <w:r>
+                    <w:rPr>
+                      <w:b/>
+                      <w:color w:val="FFFFFF"/>
+                      <w:sz w:val="20"/>
+                    </w:rPr>
+                    <w:t>Por escuela (Deportivo)</w:t>
+                  </w:r>
+                </w:p>
+              </w:tc>
+            </w:tr>
+          </w:tbl>
+          <w:p/>
+          <w:tbl>
+            <w:tblPr>
+              <w:tblStyle w:val="TableGrid"/>
+              <w:tblW w:type="auto" w:w="0"/>
+              <w:tblLook w:firstColumn="1" w:firstRow="1" w:lastColumn="0" w:lastRow="0" w:noHBand="0" w:noVBand="1" w:val="04A0"/>
+            </w:tblPr>
+            <w:tblGrid>
+              <w:gridCol w:w="1707"/>
+              <w:gridCol w:w="1707"/>
+              <w:gridCol w:w="1707"/>
+            </w:tblGrid>
+            <w:tr>
+              <w:tc>
+                <w:tcPr>
+                  <w:tcW w:type="dxa" w:w="1707"/>
+                  <w:shd w:val="clear" w:color="auto" w:fill="D6E8F7"/>
+                  <w:tcMar>
+                    <w:top w:w="50" w:type="dxa"/>
+                    <w:bottom w:w="50" w:type="dxa"/>
+                    <w:left w:w="100" w:type="dxa"/>
+                    <w:right w:w="100" w:type="dxa"/>
+                  </w:tcMar>
+                </w:tcPr>
+                <w:p>
+                  <w:pPr>
+                    <w:spacing w:before="0" w:after="0"/>
+                    <w:jc w:val="left"/>
+                  </w:pPr>
+                  <w:r>
+                    <w:rPr>
+                      <w:b/>
+                      <w:color w:val="2E6FBF"/>
+                      <w:sz w:val="17"/>
+                    </w:rPr>
+                    <w:t>Nivel</w:t>
+                  </w:r>
+                </w:p>
+              </w:tc>
+              <w:tc>
+                <w:tcPr>
+                  <w:tcW w:type="dxa" w:w="1707"/>
+                  <w:shd w:val="clear" w:color="auto" w:fill="D6E8F7"/>
+                  <w:tcMar>
+                    <w:top w:w="50" w:type="dxa"/>
+                    <w:bottom w:w="50" w:type="dxa"/>
+                    <w:left w:w="100" w:type="dxa"/>
+                    <w:right w:w="100" w:type="dxa"/>
+                  </w:tcMar>
+                </w:tcPr>
+                <w:p>
+                  <w:pPr>
+                    <w:spacing w:before="0" w:after="0"/>
+                    <w:jc w:val="right"/>
+                  </w:pPr>
+                  <w:r>
+                    <w:rPr>
+                      <w:b/>
+                      <w:color w:val="2E6FBF"/>
+                      <w:sz w:val="17"/>
+                    </w:rPr>
+                    <w:t>Escuelas</w:t>
+                  </w:r>
+                </w:p>
+              </w:tc>
+              <w:tc>
+                <w:tcPr>
+                  <w:tcW w:type="dxa" w:w="1707"/>
+                  <w:shd w:val="clear" w:color="auto" w:fill="D6E8F7"/>
+                  <w:tcMar>
+                    <w:top w:w="50" w:type="dxa"/>
+                    <w:bottom w:w="50" w:type="dxa"/>
+                    <w:left w:w="100" w:type="dxa"/>
+                    <w:right w:w="100" w:type="dxa"/>
+                  </w:tcMar>
+                </w:tcPr>
+                <w:p>
+                  <w:pPr>
+                    <w:spacing w:before="0" w:after="0"/>
+                    <w:jc w:val="right"/>
+                  </w:pPr>
+                  <w:r>
+                    <w:rPr>
+                      <w:b/>
+                      <w:color w:val="2E6FBF"/>
+                      <w:sz w:val="17"/>
+                    </w:rPr>
+                    <w:t>Precio</w:t>
+                  </w:r>
+                </w:p>
+              </w:tc>
+            </w:tr>
+            <w:tr>
+              <w:tc>
+                <w:tcPr>
+                  <w:tcW w:type="dxa" w:w="1707"/>
+                  <w:shd w:val="clear" w:color="auto" w:fill="FFFFFF"/>
+                  <w:tcMar>
+                    <w:top w:w="48" w:type="dxa"/>
+                    <w:bottom w:w="48" w:type="dxa"/>
+                    <w:left w:w="100" w:type="dxa"/>
+                    <w:right w:w="100" w:type="dxa"/>
+                  </w:tcMar>
+                </w:tcPr>
+                <w:p>
+                  <w:pPr>
+                    <w:spacing w:before="0" w:after="0"/>
+                    <w:jc w:val="left"/>
+                  </w:pPr>
+                  <w:r>
+                    <w:rPr>
+                      <w:b w:val="0"/>
+                      <w:color w:val="1A1A2E"/>
+                      <w:sz w:val="18"/>
+                    </w:rPr>
+                    <w:t>Preescolar</w:t>
+                  </w:r>
+                </w:p>
+              </w:tc>
+              <w:tc>
+                <w:tcPr>
+                  <w:tcW w:type="dxa" w:w="1707"/>
+                  <w:shd w:val="clear" w:color="auto" w:fill="FFFFFF"/>
+                  <w:tcMar>
+                    <w:top w:w="48" w:type="dxa"/>
+                    <w:bottom w:w="48" w:type="dxa"/>
+                    <w:left w:w="100" w:type="dxa"/>
+                    <w:right w:w="100" w:type="dxa"/>
+                  </w:tcMar>
+                </w:tcPr>
+                <w:p>
+                  <w:pPr>
+                    <w:spacing w:before="0" w:after="0"/>
+                    <w:jc w:val="right"/>
+                  </w:pPr>
+                  <w:r>
+                    <w:rPr>
+                      <w:b/>
+                      <w:color w:val="1E3A6E"/>
+                      <w:sz w:val="18"/>
+                    </w:rPr>
+                    <w:t>Frida Kahlo, Margarita Paz Paredes, Patria, Álvaro Obregón</w:t>
+                  </w:r>
+                </w:p>
+              </w:tc>
+              <w:tc>
+                <w:tcPr>
+                  <w:tcW w:type="dxa" w:w="1707"/>
+                  <w:shd w:val="clear" w:color="auto" w:fill="FFFFFF"/>
+                  <w:tcMar>
+                    <w:top w:w="48" w:type="dxa"/>
+                    <w:bottom w:w="48" w:type="dxa"/>
+                    <w:left w:w="100" w:type="dxa"/>
+                    <w:right w:w="100" w:type="dxa"/>
+                  </w:tcMar>
+                </w:tcPr>
+                <w:p>
+                  <w:pPr>
+                    <w:spacing w:before="0" w:after="0"/>
+                    <w:jc w:val="right"/>
+                  </w:pPr>
+                  <w:r>
+                    <w:rPr>
+                      <w:b/>
+                      <w:color w:val="1E3A6E"/>
+                      <w:sz w:val="18"/>
+                    </w:rPr>
+                    <w:t>$239</w:t>
+                  </w:r>
+                </w:p>
+              </w:tc>
+            </w:tr>
+            <w:tr>
+              <w:tc>
+                <w:tcPr>
+                  <w:tcW w:type="dxa" w:w="1707"/>
+                  <w:shd w:val="clear" w:color="auto" w:fill="EDF4FC"/>
+                  <w:tcMar>
+                    <w:top w:w="48" w:type="dxa"/>
+                    <w:bottom w:w="48" w:type="dxa"/>
+                    <w:left w:w="100" w:type="dxa"/>
+                    <w:right w:w="100" w:type="dxa"/>
+                  </w:tcMar>
+                </w:tcPr>
+                <w:p>
+                  <w:pPr>
+                    <w:spacing w:before="0" w:after="0"/>
+                    <w:jc w:val="left"/>
+                  </w:pPr>
+                  <w:r>
+                    <w:rPr>
+                      <w:b w:val="0"/>
+                      <w:color w:val="1A1A2E"/>
+                      <w:sz w:val="18"/>
+                    </w:rPr>
+                    <w:t>Bachillerato</w:t>
+                  </w:r>
+                </w:p>
+              </w:tc>
+              <w:tc>
+                <w:tcPr>
+                  <w:tcW w:type="dxa" w:w="1707"/>
+                  <w:shd w:val="clear" w:color="auto" w:fill="EDF4FC"/>
+                  <w:tcMar>
+                    <w:top w:w="48" w:type="dxa"/>
+                    <w:bottom w:w="48" w:type="dxa"/>
+                    <w:left w:w="100" w:type="dxa"/>
+                    <w:right w:w="100" w:type="dxa"/>
+                  </w:tcMar>
+                </w:tcPr>
+                <w:p>
+                  <w:pPr>
+                    <w:spacing w:before="0" w:after="0"/>
+                    <w:jc w:val="right"/>
+                  </w:pPr>
+                  <w:r>
+                    <w:rPr>
+                      <w:b/>
+                      <w:color w:val="1E3A6E"/>
+                      <w:sz w:val="18"/>
+                    </w:rPr>
+                    <w:t>CBTIS 148, Conalep, SABES, UVEG</w:t>
+                  </w:r>
+                </w:p>
+              </w:tc>
+              <w:tc>
+                <w:tcPr>
+                  <w:tcW w:type="dxa" w:w="1707"/>
+                  <w:shd w:val="clear" w:color="auto" w:fill="EDF4FC"/>
+                  <w:tcMar>
+                    <w:top w:w="48" w:type="dxa"/>
+                    <w:bottom w:w="48" w:type="dxa"/>
+                    <w:left w:w="100" w:type="dxa"/>
+                    <w:right w:w="100" w:type="dxa"/>
+                  </w:tcMar>
+                </w:tcPr>
+                <w:p>
+                  <w:pPr>
+                    <w:spacing w:before="0" w:after="0"/>
+                    <w:jc w:val="right"/>
+                  </w:pPr>
+                  <w:r>
+                    <w:rPr>
+                      <w:b/>
+                      <w:color w:val="1E3A6E"/>
+                      <w:sz w:val="18"/>
+                    </w:rPr>
+                    <w:t>$289</w:t>
                   </w:r>
                 </w:p>
               </w:tc>
@@ -15232,15 +17212,14 @@
         </w:tblBorders>
       </w:tblPr>
       <w:tblGrid>
-        <w:gridCol w:w="3841"/>
-        <w:gridCol w:w="3841"/>
-        <w:gridCol w:w="3841"/>
-        <w:gridCol w:w="3841"/>
+        <w:gridCol w:w="5121"/>
+        <w:gridCol w:w="5121"/>
+        <w:gridCol w:w="5121"/>
       </w:tblGrid>
       <w:tr>
         <w:tc>
           <w:tcPr>
-            <w:tcW w:type="dxa" w:w="3841"/>
+            <w:tcW w:type="dxa" w:w="5121"/>
             <w:tcMar>
               <w:top w:w="0" w:type="dxa"/>
               <w:bottom w:w="0" w:type="dxa"/>
@@ -15263,12 +17242,12 @@
               </w:tblBorders>
             </w:tblPr>
             <w:tblGrid>
-              <w:gridCol w:w="3841"/>
+              <w:gridCol w:w="5121"/>
             </w:tblGrid>
             <w:tr>
               <w:tc>
                 <w:tcPr>
-                  <w:tcW w:type="dxa" w:w="3841"/>
+                  <w:tcW w:type="dxa" w:w="5121"/>
                   <w:shd w:val="clear" w:color="auto" w:fill="2E6FBF"/>
                   <w:tcMar>
                     <w:top w:w="70" w:type="dxa"/>
@@ -15302,13 +17281,13 @@
               <w:tblLook w:firstColumn="1" w:firstRow="1" w:lastColumn="0" w:lastRow="0" w:noHBand="0" w:noVBand="1" w:val="04A0"/>
             </w:tblPr>
             <w:tblGrid>
-              <w:gridCol w:w="1920"/>
-              <w:gridCol w:w="1920"/>
+              <w:gridCol w:w="2560"/>
+              <w:gridCol w:w="2560"/>
             </w:tblGrid>
             <w:tr>
               <w:tc>
                 <w:tcPr>
-                  <w:tcW w:type="dxa" w:w="1920"/>
+                  <w:tcW w:type="dxa" w:w="2560"/>
                   <w:shd w:val="clear" w:color="auto" w:fill="D6E8F7"/>
                   <w:tcMar>
                     <w:top w:w="50" w:type="dxa"/>
@@ -15334,7 +17313,7 @@
               </w:tc>
               <w:tc>
                 <w:tcPr>
-                  <w:tcW w:type="dxa" w:w="1920"/>
+                  <w:tcW w:type="dxa" w:w="2560"/>
                   <w:shd w:val="clear" w:color="auto" w:fill="D6E8F7"/>
                   <w:tcMar>
                     <w:top w:w="50" w:type="dxa"/>
@@ -15362,7 +17341,7 @@
             <w:tr>
               <w:tc>
                 <w:tcPr>
-                  <w:tcW w:type="dxa" w:w="1920"/>
+                  <w:tcW w:type="dxa" w:w="2560"/>
                   <w:shd w:val="clear" w:color="auto" w:fill="FFFFFF"/>
                   <w:tcMar>
                     <w:top w:w="48" w:type="dxa"/>
@@ -15388,7 +17367,7 @@
               </w:tc>
               <w:tc>
                 <w:tcPr>
-                  <w:tcW w:type="dxa" w:w="1920"/>
+                  <w:tcW w:type="dxa" w:w="2560"/>
                   <w:shd w:val="clear" w:color="auto" w:fill="FFFFFF"/>
                   <w:tcMar>
                     <w:top w:w="48" w:type="dxa"/>
@@ -15416,7 +17395,7 @@
             <w:tr>
               <w:tc>
                 <w:tcPr>
-                  <w:tcW w:type="dxa" w:w="1920"/>
+                  <w:tcW w:type="dxa" w:w="2560"/>
                   <w:shd w:val="clear" w:color="auto" w:fill="EDF4FC"/>
                   <w:tcMar>
                     <w:top w:w="48" w:type="dxa"/>
@@ -15442,7 +17421,7 @@
               </w:tc>
               <w:tc>
                 <w:tcPr>
-                  <w:tcW w:type="dxa" w:w="1920"/>
+                  <w:tcW w:type="dxa" w:w="2560"/>
                   <w:shd w:val="clear" w:color="auto" w:fill="EDF4FC"/>
                   <w:tcMar>
                     <w:top w:w="48" w:type="dxa"/>
@@ -15470,7 +17449,7 @@
             <w:tr>
               <w:tc>
                 <w:tcPr>
-                  <w:tcW w:type="dxa" w:w="1920"/>
+                  <w:tcW w:type="dxa" w:w="2560"/>
                   <w:shd w:val="clear" w:color="auto" w:fill="FFFFFF"/>
                   <w:tcMar>
                     <w:top w:w="48" w:type="dxa"/>
@@ -15496,7 +17475,7 @@
               </w:tc>
               <w:tc>
                 <w:tcPr>
-                  <w:tcW w:type="dxa" w:w="1920"/>
+                  <w:tcW w:type="dxa" w:w="2560"/>
                   <w:shd w:val="clear" w:color="auto" w:fill="FFFFFF"/>
                   <w:tcMar>
                     <w:top w:w="48" w:type="dxa"/>
@@ -15524,7 +17503,7 @@
             <w:tr>
               <w:tc>
                 <w:tcPr>
-                  <w:tcW w:type="dxa" w:w="1920"/>
+                  <w:tcW w:type="dxa" w:w="2560"/>
                   <w:shd w:val="clear" w:color="auto" w:fill="EDF4FC"/>
                   <w:tcMar>
                     <w:top w:w="48" w:type="dxa"/>
@@ -15550,7 +17529,7 @@
               </w:tc>
               <w:tc>
                 <w:tcPr>
-                  <w:tcW w:type="dxa" w:w="1920"/>
+                  <w:tcW w:type="dxa" w:w="2560"/>
                   <w:shd w:val="clear" w:color="auto" w:fill="EDF4FC"/>
                   <w:tcMar>
                     <w:top w:w="48" w:type="dxa"/>
@@ -15578,7 +17557,7 @@
             <w:tr>
               <w:tc>
                 <w:tcPr>
-                  <w:tcW w:type="dxa" w:w="1920"/>
+                  <w:tcW w:type="dxa" w:w="2560"/>
                   <w:shd w:val="clear" w:color="auto" w:fill="FFFFFF"/>
                   <w:tcMar>
                     <w:top w:w="48" w:type="dxa"/>
@@ -15604,7 +17583,7 @@
               </w:tc>
               <w:tc>
                 <w:tcPr>
-                  <w:tcW w:type="dxa" w:w="1920"/>
+                  <w:tcW w:type="dxa" w:w="2560"/>
                   <w:shd w:val="clear" w:color="auto" w:fill="FFFFFF"/>
                   <w:tcMar>
                     <w:top w:w="48" w:type="dxa"/>
@@ -15632,7 +17611,7 @@
             <w:tr>
               <w:tc>
                 <w:tcPr>
-                  <w:tcW w:type="dxa" w:w="1920"/>
+                  <w:tcW w:type="dxa" w:w="2560"/>
                   <w:shd w:val="clear" w:color="auto" w:fill="EDF4FC"/>
                   <w:tcMar>
                     <w:top w:w="48" w:type="dxa"/>
@@ -15658,7 +17637,7 @@
               </w:tc>
               <w:tc>
                 <w:tcPr>
-                  <w:tcW w:type="dxa" w:w="1920"/>
+                  <w:tcW w:type="dxa" w:w="2560"/>
                   <w:shd w:val="clear" w:color="auto" w:fill="EDF4FC"/>
                   <w:tcMar>
                     <w:top w:w="48" w:type="dxa"/>
@@ -15693,7 +17672,7 @@
         </w:tc>
         <w:tc>
           <w:tcPr>
-            <w:tcW w:type="dxa" w:w="3841"/>
+            <w:tcW w:type="dxa" w:w="5121"/>
             <w:tcMar>
               <w:top w:w="0" w:type="dxa"/>
               <w:bottom w:w="0" w:type="dxa"/>
@@ -15716,12 +17695,12 @@
               </w:tblBorders>
             </w:tblPr>
             <w:tblGrid>
-              <w:gridCol w:w="3841"/>
+              <w:gridCol w:w="5121"/>
             </w:tblGrid>
             <w:tr>
               <w:tc>
                 <w:tcPr>
-                  <w:tcW w:type="dxa" w:w="3841"/>
+                  <w:tcW w:type="dxa" w:w="5121"/>
                   <w:shd w:val="clear" w:color="auto" w:fill="2E6FBF"/>
                   <w:tcMar>
                     <w:top w:w="70" w:type="dxa"/>
@@ -15741,7 +17720,7 @@
                       <w:color w:val="FFFFFF"/>
                       <w:sz w:val="20"/>
                     </w:rPr>
-                    <w:t>Vino</w:t>
+                    <w:t>Escolar Azul Marino · Cuatro Tablas · Vino</w:t>
                   </w:r>
                 </w:p>
               </w:tc>
@@ -15755,13 +17734,13 @@
               <w:tblLook w:firstColumn="1" w:firstRow="1" w:lastColumn="0" w:lastRow="0" w:noHBand="0" w:noVBand="1" w:val="04A0"/>
             </w:tblPr>
             <w:tblGrid>
-              <w:gridCol w:w="1920"/>
-              <w:gridCol w:w="1920"/>
+              <w:gridCol w:w="2560"/>
+              <w:gridCol w:w="2560"/>
             </w:tblGrid>
             <w:tr>
               <w:tc>
                 <w:tcPr>
-                  <w:tcW w:type="dxa" w:w="1920"/>
+                  <w:tcW w:type="dxa" w:w="2560"/>
                   <w:shd w:val="clear" w:color="auto" w:fill="D6E8F7"/>
                   <w:tcMar>
                     <w:top w:w="50" w:type="dxa"/>
@@ -15787,7 +17766,7 @@
               </w:tc>
               <w:tc>
                 <w:tcPr>
-                  <w:tcW w:type="dxa" w:w="1920"/>
+                  <w:tcW w:type="dxa" w:w="2560"/>
                   <w:shd w:val="clear" w:color="auto" w:fill="D6E8F7"/>
                   <w:tcMar>
                     <w:top w:w="50" w:type="dxa"/>
@@ -15815,7 +17794,7 @@
             <w:tr>
               <w:tc>
                 <w:tcPr>
-                  <w:tcW w:type="dxa" w:w="1920"/>
+                  <w:tcW w:type="dxa" w:w="2560"/>
                   <w:shd w:val="clear" w:color="auto" w:fill="FFFFFF"/>
                   <w:tcMar>
                     <w:top w:w="48" w:type="dxa"/>
@@ -15835,13 +17814,13 @@
                       <w:color w:val="1A1A2E"/>
                       <w:sz w:val="18"/>
                     </w:rPr>
-                    <w:t>4, 6, 8</w:t>
-                  </w:r>
-                </w:p>
-              </w:tc>
-              <w:tc>
-                <w:tcPr>
-                  <w:tcW w:type="dxa" w:w="1920"/>
+                    <w:t>2–14</w:t>
+                  </w:r>
+                </w:p>
+              </w:tc>
+              <w:tc>
+                <w:tcPr>
+                  <w:tcW w:type="dxa" w:w="2560"/>
                   <w:shd w:val="clear" w:color="auto" w:fill="FFFFFF"/>
                   <w:tcMar>
                     <w:top w:w="48" w:type="dxa"/>
@@ -15861,7 +17840,7 @@
                       <w:color w:val="1E3A6E"/>
                       <w:sz w:val="18"/>
                     </w:rPr>
-                    <w:t>$199</w:t>
+                    <w:t>$195</w:t>
                   </w:r>
                 </w:p>
               </w:tc>
@@ -15869,7 +17848,7 @@
             <w:tr>
               <w:tc>
                 <w:tcPr>
-                  <w:tcW w:type="dxa" w:w="1920"/>
+                  <w:tcW w:type="dxa" w:w="2560"/>
                   <w:shd w:val="clear" w:color="auto" w:fill="EDF4FC"/>
                   <w:tcMar>
                     <w:top w:w="48" w:type="dxa"/>
@@ -15889,13 +17868,13 @@
                       <w:color w:val="1A1A2E"/>
                       <w:sz w:val="18"/>
                     </w:rPr>
-                    <w:t>10, 12</w:t>
-                  </w:r>
-                </w:p>
-              </w:tc>
-              <w:tc>
-                <w:tcPr>
-                  <w:tcW w:type="dxa" w:w="1920"/>
+                    <w:t>16, 18, 20, 28, 30</w:t>
+                  </w:r>
+                </w:p>
+              </w:tc>
+              <w:tc>
+                <w:tcPr>
+                  <w:tcW w:type="dxa" w:w="2560"/>
                   <w:shd w:val="clear" w:color="auto" w:fill="EDF4FC"/>
                   <w:tcMar>
                     <w:top w:w="48" w:type="dxa"/>
@@ -15923,7 +17902,7 @@
             <w:tr>
               <w:tc>
                 <w:tcPr>
-                  <w:tcW w:type="dxa" w:w="1920"/>
+                  <w:tcW w:type="dxa" w:w="2560"/>
                   <w:shd w:val="clear" w:color="auto" w:fill="FFFFFF"/>
                   <w:tcMar>
                     <w:top w:w="48" w:type="dxa"/>
@@ -15943,13 +17922,13 @@
                       <w:color w:val="1A1A2E"/>
                       <w:sz w:val="18"/>
                     </w:rPr>
-                    <w:t>14, 16</w:t>
-                  </w:r>
-                </w:p>
-              </w:tc>
-              <w:tc>
-                <w:tcPr>
-                  <w:tcW w:type="dxa" w:w="1920"/>
+                    <w:t>32, 34</w:t>
+                  </w:r>
+                </w:p>
+              </w:tc>
+              <w:tc>
+                <w:tcPr>
+                  <w:tcW w:type="dxa" w:w="2560"/>
                   <w:shd w:val="clear" w:color="auto" w:fill="FFFFFF"/>
                   <w:tcMar>
                     <w:top w:w="48" w:type="dxa"/>
@@ -15977,7 +17956,7 @@
             <w:tr>
               <w:tc>
                 <w:tcPr>
-                  <w:tcW w:type="dxa" w:w="1920"/>
+                  <w:tcW w:type="dxa" w:w="2560"/>
                   <w:shd w:val="clear" w:color="auto" w:fill="EDF4FC"/>
                   <w:tcMar>
                     <w:top w:w="48" w:type="dxa"/>
@@ -15997,13 +17976,13 @@
                       <w:color w:val="1A1A2E"/>
                       <w:sz w:val="18"/>
                     </w:rPr>
-                    <w:t>28, 30, 32, 34</w:t>
-                  </w:r>
-                </w:p>
-              </w:tc>
-              <w:tc>
-                <w:tcPr>
-                  <w:tcW w:type="dxa" w:w="1920"/>
+                    <w:t>36, 38</w:t>
+                  </w:r>
+                </w:p>
+              </w:tc>
+              <w:tc>
+                <w:tcPr>
+                  <w:tcW w:type="dxa" w:w="2560"/>
                   <w:shd w:val="clear" w:color="auto" w:fill="EDF4FC"/>
                   <w:tcMar>
                     <w:top w:w="48" w:type="dxa"/>
@@ -16031,7 +18010,7 @@
             <w:tr>
               <w:tc>
                 <w:tcPr>
-                  <w:tcW w:type="dxa" w:w="1920"/>
+                  <w:tcW w:type="dxa" w:w="2560"/>
                   <w:shd w:val="clear" w:color="auto" w:fill="FFFFFF"/>
                   <w:tcMar>
                     <w:top w:w="48" w:type="dxa"/>
@@ -16051,13 +18030,13 @@
                       <w:color w:val="1A1A2E"/>
                       <w:sz w:val="18"/>
                     </w:rPr>
-                    <w:t>36</w:t>
-                  </w:r>
-                </w:p>
-              </w:tc>
-              <w:tc>
-                <w:tcPr>
-                  <w:tcW w:type="dxa" w:w="1920"/>
+                    <w:t>40, 42</w:t>
+                  </w:r>
+                </w:p>
+              </w:tc>
+              <w:tc>
+                <w:tcPr>
+                  <w:tcW w:type="dxa" w:w="2560"/>
                   <w:shd w:val="clear" w:color="auto" w:fill="FFFFFF"/>
                   <w:tcMar>
                     <w:top w:w="48" w:type="dxa"/>
@@ -16092,7 +18071,7 @@
         </w:tc>
         <w:tc>
           <w:tcPr>
-            <w:tcW w:type="dxa" w:w="3841"/>
+            <w:tcW w:type="dxa" w:w="5121"/>
             <w:tcMar>
               <w:top w:w="0" w:type="dxa"/>
               <w:bottom w:w="0" w:type="dxa"/>
@@ -16115,12 +18094,12 @@
               </w:tblBorders>
             </w:tblPr>
             <w:tblGrid>
-              <w:gridCol w:w="3841"/>
+              <w:gridCol w:w="5121"/>
             </w:tblGrid>
             <w:tr>
               <w:tc>
                 <w:tcPr>
-                  <w:tcW w:type="dxa" w:w="3841"/>
+                  <w:tcW w:type="dxa" w:w="5121"/>
                   <w:shd w:val="clear" w:color="auto" w:fill="2E6FBF"/>
                   <w:tcMar>
                     <w:top w:w="70" w:type="dxa"/>
@@ -16154,13 +18133,13 @@
               <w:tblLook w:firstColumn="1" w:firstRow="1" w:lastColumn="0" w:lastRow="0" w:noHBand="0" w:noVBand="1" w:val="04A0"/>
             </w:tblPr>
             <w:tblGrid>
-              <w:gridCol w:w="1920"/>
-              <w:gridCol w:w="1920"/>
+              <w:gridCol w:w="2560"/>
+              <w:gridCol w:w="2560"/>
             </w:tblGrid>
             <w:tr>
               <w:tc>
                 <w:tcPr>
-                  <w:tcW w:type="dxa" w:w="1920"/>
+                  <w:tcW w:type="dxa" w:w="2560"/>
                   <w:shd w:val="clear" w:color="auto" w:fill="D6E8F7"/>
                   <w:tcMar>
                     <w:top w:w="50" w:type="dxa"/>
@@ -16186,7 +18165,7 @@
               </w:tc>
               <w:tc>
                 <w:tcPr>
-                  <w:tcW w:type="dxa" w:w="1920"/>
+                  <w:tcW w:type="dxa" w:w="2560"/>
                   <w:shd w:val="clear" w:color="auto" w:fill="D6E8F7"/>
                   <w:tcMar>
                     <w:top w:w="50" w:type="dxa"/>
@@ -16214,7 +18193,7 @@
             <w:tr>
               <w:tc>
                 <w:tcPr>
-                  <w:tcW w:type="dxa" w:w="1920"/>
+                  <w:tcW w:type="dxa" w:w="2560"/>
                   <w:shd w:val="clear" w:color="auto" w:fill="FFFFFF"/>
                   <w:tcMar>
                     <w:top w:w="48" w:type="dxa"/>
@@ -16240,7 +18219,7 @@
               </w:tc>
               <w:tc>
                 <w:tcPr>
-                  <w:tcW w:type="dxa" w:w="1920"/>
+                  <w:tcW w:type="dxa" w:w="2560"/>
                   <w:shd w:val="clear" w:color="auto" w:fill="FFFFFF"/>
                   <w:tcMar>
                     <w:top w:w="48" w:type="dxa"/>
@@ -16260,7 +18239,7 @@
                       <w:color w:val="1E3A6E"/>
                       <w:sz w:val="18"/>
                     </w:rPr>
-                    <w:t>$205</w:t>
+                    <w:t>$215</w:t>
                   </w:r>
                 </w:p>
               </w:tc>
@@ -16268,7 +18247,7 @@
             <w:tr>
               <w:tc>
                 <w:tcPr>
-                  <w:tcW w:type="dxa" w:w="1920"/>
+                  <w:tcW w:type="dxa" w:w="2560"/>
                   <w:shd w:val="clear" w:color="auto" w:fill="EDF4FC"/>
                   <w:tcMar>
                     <w:top w:w="48" w:type="dxa"/>
@@ -16294,7 +18273,7 @@
               </w:tc>
               <w:tc>
                 <w:tcPr>
-                  <w:tcW w:type="dxa" w:w="1920"/>
+                  <w:tcW w:type="dxa" w:w="2560"/>
                   <w:shd w:val="clear" w:color="auto" w:fill="EDF4FC"/>
                   <w:tcMar>
                     <w:top w:w="48" w:type="dxa"/>
@@ -16314,7 +18293,7 @@
                       <w:color w:val="1E3A6E"/>
                       <w:sz w:val="18"/>
                     </w:rPr>
-                    <w:t>$215</w:t>
+                    <w:t>$235</w:t>
                   </w:r>
                 </w:p>
               </w:tc>
@@ -16322,7 +18301,7 @@
             <w:tr>
               <w:tc>
                 <w:tcPr>
-                  <w:tcW w:type="dxa" w:w="1920"/>
+                  <w:tcW w:type="dxa" w:w="2560"/>
                   <w:shd w:val="clear" w:color="auto" w:fill="FFFFFF"/>
                   <w:tcMar>
                     <w:top w:w="48" w:type="dxa"/>
@@ -16348,7 +18327,7 @@
               </w:tc>
               <w:tc>
                 <w:tcPr>
-                  <w:tcW w:type="dxa" w:w="1920"/>
+                  <w:tcW w:type="dxa" w:w="2560"/>
                   <w:shd w:val="clear" w:color="auto" w:fill="FFFFFF"/>
                   <w:tcMar>
                     <w:top w:w="48" w:type="dxa"/>
@@ -16376,7 +18355,7 @@
             <w:tr>
               <w:tc>
                 <w:tcPr>
-                  <w:tcW w:type="dxa" w:w="1920"/>
+                  <w:tcW w:type="dxa" w:w="2560"/>
                   <w:shd w:val="clear" w:color="auto" w:fill="EDF4FC"/>
                   <w:tcMar>
                     <w:top w:w="48" w:type="dxa"/>
@@ -16402,7 +18381,7 @@
               </w:tc>
               <w:tc>
                 <w:tcPr>
-                  <w:tcW w:type="dxa" w:w="1920"/>
+                  <w:tcW w:type="dxa" w:w="2560"/>
                   <w:shd w:val="clear" w:color="auto" w:fill="EDF4FC"/>
                   <w:tcMar>
                     <w:top w:w="48" w:type="dxa"/>
@@ -16430,7 +18409,7 @@
             <w:tr>
               <w:tc>
                 <w:tcPr>
-                  <w:tcW w:type="dxa" w:w="1920"/>
+                  <w:tcW w:type="dxa" w:w="2560"/>
                   <w:shd w:val="clear" w:color="auto" w:fill="FFFFFF"/>
                   <w:tcMar>
                     <w:top w:w="48" w:type="dxa"/>
@@ -16456,7 +18435,7 @@
               </w:tc>
               <w:tc>
                 <w:tcPr>
-                  <w:tcW w:type="dxa" w:w="1920"/>
+                  <w:tcW w:type="dxa" w:w="2560"/>
                   <w:shd w:val="clear" w:color="auto" w:fill="FFFFFF"/>
                   <w:tcMar>
                     <w:top w:w="48" w:type="dxa"/>
@@ -16489,9 +18468,11 @@
             </w:pPr>
           </w:p>
         </w:tc>
+      </w:tr>
+      <w:tr>
         <w:tc>
           <w:tcPr>
-            <w:tcW w:type="dxa" w:w="3841"/>
+            <w:tcW w:type="dxa" w:w="5121"/>
             <w:tcMar>
               <w:top w:w="0" w:type="dxa"/>
               <w:bottom w:w="0" w:type="dxa"/>
@@ -16514,12 +18495,12 @@
               </w:tblBorders>
             </w:tblPr>
             <w:tblGrid>
-              <w:gridCol w:w="3841"/>
+              <w:gridCol w:w="5121"/>
             </w:tblGrid>
             <w:tr>
               <w:tc>
                 <w:tcPr>
-                  <w:tcW w:type="dxa" w:w="3841"/>
+                  <w:tcW w:type="dxa" w:w="5121"/>
                   <w:shd w:val="clear" w:color="auto" w:fill="2E6FBF"/>
                   <w:tcMar>
                     <w:top w:w="70" w:type="dxa"/>
@@ -16553,13 +18534,13 @@
               <w:tblLook w:firstColumn="1" w:firstRow="1" w:lastColumn="0" w:lastRow="0" w:noHBand="0" w:noVBand="1" w:val="04A0"/>
             </w:tblPr>
             <w:tblGrid>
-              <w:gridCol w:w="1920"/>
-              <w:gridCol w:w="1920"/>
+              <w:gridCol w:w="2560"/>
+              <w:gridCol w:w="2560"/>
             </w:tblGrid>
             <w:tr>
               <w:tc>
                 <w:tcPr>
-                  <w:tcW w:type="dxa" w:w="1920"/>
+                  <w:tcW w:type="dxa" w:w="2560"/>
                   <w:shd w:val="clear" w:color="auto" w:fill="D6E8F7"/>
                   <w:tcMar>
                     <w:top w:w="50" w:type="dxa"/>
@@ -16585,7 +18566,7 @@
               </w:tc>
               <w:tc>
                 <w:tcPr>
-                  <w:tcW w:type="dxa" w:w="1920"/>
+                  <w:tcW w:type="dxa" w:w="2560"/>
                   <w:shd w:val="clear" w:color="auto" w:fill="D6E8F7"/>
                   <w:tcMar>
                     <w:top w:w="50" w:type="dxa"/>
@@ -16613,7 +18594,7 @@
             <w:tr>
               <w:tc>
                 <w:tcPr>
-                  <w:tcW w:type="dxa" w:w="1920"/>
+                  <w:tcW w:type="dxa" w:w="2560"/>
                   <w:shd w:val="clear" w:color="auto" w:fill="FFFFFF"/>
                   <w:tcMar>
                     <w:top w:w="48" w:type="dxa"/>
@@ -16639,7 +18620,7 @@
               </w:tc>
               <w:tc>
                 <w:tcPr>
-                  <w:tcW w:type="dxa" w:w="1920"/>
+                  <w:tcW w:type="dxa" w:w="2560"/>
                   <w:shd w:val="clear" w:color="auto" w:fill="FFFFFF"/>
                   <w:tcMar>
                     <w:top w:w="48" w:type="dxa"/>
@@ -16667,7 +18648,7 @@
             <w:tr>
               <w:tc>
                 <w:tcPr>
-                  <w:tcW w:type="dxa" w:w="1920"/>
+                  <w:tcW w:type="dxa" w:w="2560"/>
                   <w:shd w:val="clear" w:color="auto" w:fill="EDF4FC"/>
                   <w:tcMar>
                     <w:top w:w="48" w:type="dxa"/>
@@ -16693,7 +18674,7 @@
               </w:tc>
               <w:tc>
                 <w:tcPr>
-                  <w:tcW w:type="dxa" w:w="1920"/>
+                  <w:tcW w:type="dxa" w:w="2560"/>
                   <w:shd w:val="clear" w:color="auto" w:fill="EDF4FC"/>
                   <w:tcMar>
                     <w:top w:w="48" w:type="dxa"/>
@@ -16721,7 +18702,7 @@
             <w:tr>
               <w:tc>
                 <w:tcPr>
-                  <w:tcW w:type="dxa" w:w="1920"/>
+                  <w:tcW w:type="dxa" w:w="2560"/>
                   <w:shd w:val="clear" w:color="auto" w:fill="FFFFFF"/>
                   <w:tcMar>
                     <w:top w:w="48" w:type="dxa"/>
@@ -16747,7 +18728,7 @@
               </w:tc>
               <w:tc>
                 <w:tcPr>
-                  <w:tcW w:type="dxa" w:w="1920"/>
+                  <w:tcW w:type="dxa" w:w="2560"/>
                   <w:shd w:val="clear" w:color="auto" w:fill="FFFFFF"/>
                   <w:tcMar>
                     <w:top w:w="48" w:type="dxa"/>
@@ -16775,7 +18756,7 @@
             <w:tr>
               <w:tc>
                 <w:tcPr>
-                  <w:tcW w:type="dxa" w:w="1920"/>
+                  <w:tcW w:type="dxa" w:w="2560"/>
                   <w:shd w:val="clear" w:color="auto" w:fill="EDF4FC"/>
                   <w:tcMar>
                     <w:top w:w="48" w:type="dxa"/>
@@ -16801,7 +18782,7 @@
               </w:tc>
               <w:tc>
                 <w:tcPr>
-                  <w:tcW w:type="dxa" w:w="1920"/>
+                  <w:tcW w:type="dxa" w:w="2560"/>
                   <w:shd w:val="clear" w:color="auto" w:fill="EDF4FC"/>
                   <w:tcMar>
                     <w:top w:w="48" w:type="dxa"/>
@@ -16834,11 +18815,9 @@
             </w:pPr>
           </w:p>
         </w:tc>
-      </w:tr>
-      <w:tr>
         <w:tc>
           <w:tcPr>
-            <w:tcW w:type="dxa" w:w="3841"/>
+            <w:tcW w:type="dxa" w:w="5121"/>
             <w:tcMar>
               <w:top w:w="0" w:type="dxa"/>
               <w:bottom w:w="0" w:type="dxa"/>
@@ -16861,12 +18840,12 @@
               </w:tblBorders>
             </w:tblPr>
             <w:tblGrid>
-              <w:gridCol w:w="3841"/>
+              <w:gridCol w:w="5121"/>
             </w:tblGrid>
             <w:tr>
               <w:tc>
                 <w:tcPr>
-                  <w:tcW w:type="dxa" w:w="3841"/>
+                  <w:tcW w:type="dxa" w:w="5121"/>
                   <w:shd w:val="clear" w:color="auto" w:fill="2E6FBF"/>
                   <w:tcMar>
                     <w:top w:w="70" w:type="dxa"/>
@@ -16886,7 +18865,7 @@
                       <w:color w:val="FFFFFF"/>
                       <w:sz w:val="20"/>
                     </w:rPr>
-                    <w:t>Cuatro Tablas</w:t>
+                    <w:t>Pgallo Café</w:t>
                   </w:r>
                 </w:p>
               </w:tc>
@@ -16900,13 +18879,13 @@
               <w:tblLook w:firstColumn="1" w:firstRow="1" w:lastColumn="0" w:lastRow="0" w:noHBand="0" w:noVBand="1" w:val="04A0"/>
             </w:tblPr>
             <w:tblGrid>
-              <w:gridCol w:w="1920"/>
-              <w:gridCol w:w="1920"/>
+              <w:gridCol w:w="2560"/>
+              <w:gridCol w:w="2560"/>
             </w:tblGrid>
             <w:tr>
               <w:tc>
                 <w:tcPr>
-                  <w:tcW w:type="dxa" w:w="1920"/>
+                  <w:tcW w:type="dxa" w:w="2560"/>
                   <w:shd w:val="clear" w:color="auto" w:fill="D6E8F7"/>
                   <w:tcMar>
                     <w:top w:w="50" w:type="dxa"/>
@@ -16932,7 +18911,7 @@
               </w:tc>
               <w:tc>
                 <w:tcPr>
-                  <w:tcW w:type="dxa" w:w="1920"/>
+                  <w:tcW w:type="dxa" w:w="2560"/>
                   <w:shd w:val="clear" w:color="auto" w:fill="D6E8F7"/>
                   <w:tcMar>
                     <w:top w:w="50" w:type="dxa"/>
@@ -16960,7 +18939,7 @@
             <w:tr>
               <w:tc>
                 <w:tcPr>
-                  <w:tcW w:type="dxa" w:w="1920"/>
+                  <w:tcW w:type="dxa" w:w="2560"/>
                   <w:shd w:val="clear" w:color="auto" w:fill="FFFFFF"/>
                   <w:tcMar>
                     <w:top w:w="48" w:type="dxa"/>
@@ -16980,13 +18959,13 @@
                       <w:color w:val="1A1A2E"/>
                       <w:sz w:val="18"/>
                     </w:rPr>
-                    <w:t>2, 4, 6, 8</w:t>
-                  </w:r>
-                </w:p>
-              </w:tc>
-              <w:tc>
-                <w:tcPr>
-                  <w:tcW w:type="dxa" w:w="1920"/>
+                    <w:t>12</w:t>
+                  </w:r>
+                </w:p>
+              </w:tc>
+              <w:tc>
+                <w:tcPr>
+                  <w:tcW w:type="dxa" w:w="2560"/>
                   <w:shd w:val="clear" w:color="auto" w:fill="FFFFFF"/>
                   <w:tcMar>
                     <w:top w:w="48" w:type="dxa"/>
@@ -17006,7 +18985,7 @@
                       <w:color w:val="1E3A6E"/>
                       <w:sz w:val="18"/>
                     </w:rPr>
-                    <w:t>$195</w:t>
+                    <w:t>$219</w:t>
                   </w:r>
                 </w:p>
               </w:tc>
@@ -17014,7 +18993,7 @@
             <w:tr>
               <w:tc>
                 <w:tcPr>
-                  <w:tcW w:type="dxa" w:w="1920"/>
+                  <w:tcW w:type="dxa" w:w="2560"/>
                   <w:shd w:val="clear" w:color="auto" w:fill="EDF4FC"/>
                   <w:tcMar>
                     <w:top w:w="48" w:type="dxa"/>
@@ -17034,13 +19013,13 @@
                       <w:color w:val="1A1A2E"/>
                       <w:sz w:val="18"/>
                     </w:rPr>
-                    <w:t>10, 12, 14, 16</w:t>
-                  </w:r>
-                </w:p>
-              </w:tc>
-              <w:tc>
-                <w:tcPr>
-                  <w:tcW w:type="dxa" w:w="1920"/>
+                    <w:t>14, 16</w:t>
+                  </w:r>
+                </w:p>
+              </w:tc>
+              <w:tc>
+                <w:tcPr>
+                  <w:tcW w:type="dxa" w:w="2560"/>
                   <w:shd w:val="clear" w:color="auto" w:fill="EDF4FC"/>
                   <w:tcMar>
                     <w:top w:w="48" w:type="dxa"/>
@@ -17060,7 +19039,7 @@
                       <w:color w:val="1E3A6E"/>
                       <w:sz w:val="18"/>
                     </w:rPr>
-                    <w:t>$205</w:t>
+                    <w:t>$229</w:t>
                   </w:r>
                 </w:p>
               </w:tc>
@@ -17068,7 +19047,7 @@
             <w:tr>
               <w:tc>
                 <w:tcPr>
-                  <w:tcW w:type="dxa" w:w="1920"/>
+                  <w:tcW w:type="dxa" w:w="2560"/>
                   <w:shd w:val="clear" w:color="auto" w:fill="FFFFFF"/>
                   <w:tcMar>
                     <w:top w:w="48" w:type="dxa"/>
@@ -17088,13 +19067,13 @@
                       <w:color w:val="1A1A2E"/>
                       <w:sz w:val="18"/>
                     </w:rPr>
-                    <w:t>28, 30, 32, 34</w:t>
-                  </w:r>
-                </w:p>
-              </w:tc>
-              <w:tc>
-                <w:tcPr>
-                  <w:tcW w:type="dxa" w:w="1920"/>
+                    <w:t>28–34</w:t>
+                  </w:r>
+                </w:p>
+              </w:tc>
+              <w:tc>
+                <w:tcPr>
+                  <w:tcW w:type="dxa" w:w="2560"/>
                   <w:shd w:val="clear" w:color="auto" w:fill="FFFFFF"/>
                   <w:tcMar>
                     <w:top w:w="48" w:type="dxa"/>
@@ -17114,7 +19093,7 @@
                       <w:color w:val="1E3A6E"/>
                       <w:sz w:val="18"/>
                     </w:rPr>
-                    <w:t>$225</w:t>
+                    <w:t>$249</w:t>
                   </w:r>
                 </w:p>
               </w:tc>
@@ -17122,7 +19101,7 @@
             <w:tr>
               <w:tc>
                 <w:tcPr>
-                  <w:tcW w:type="dxa" w:w="1920"/>
+                  <w:tcW w:type="dxa" w:w="2560"/>
                   <w:shd w:val="clear" w:color="auto" w:fill="EDF4FC"/>
                   <w:tcMar>
                     <w:top w:w="48" w:type="dxa"/>
@@ -17142,13 +19121,13 @@
                       <w:color w:val="1A1A2E"/>
                       <w:sz w:val="18"/>
                     </w:rPr>
-                    <w:t>36, 38, 40, 42</w:t>
-                  </w:r>
-                </w:p>
-              </w:tc>
-              <w:tc>
-                <w:tcPr>
-                  <w:tcW w:type="dxa" w:w="1920"/>
+                    <w:t>36–42</w:t>
+                  </w:r>
+                </w:p>
+              </w:tc>
+              <w:tc>
+                <w:tcPr>
+                  <w:tcW w:type="dxa" w:w="2560"/>
                   <w:shd w:val="clear" w:color="auto" w:fill="EDF4FC"/>
                   <w:tcMar>
                     <w:top w:w="48" w:type="dxa"/>
@@ -17168,7 +19147,7 @@
                       <w:color w:val="1E3A6E"/>
                       <w:sz w:val="18"/>
                     </w:rPr>
-                    <w:t>$235</w:t>
+                    <w:t>$259</w:t>
                   </w:r>
                 </w:p>
               </w:tc>
@@ -17183,7 +19162,7 @@
         </w:tc>
         <w:tc>
           <w:tcPr>
-            <w:tcW w:type="dxa" w:w="3841"/>
+            <w:tcW w:type="dxa" w:w="5121"/>
             <w:tcMar>
               <w:top w:w="0" w:type="dxa"/>
               <w:bottom w:w="0" w:type="dxa"/>
@@ -17206,12 +19185,12 @@
               </w:tblBorders>
             </w:tblPr>
             <w:tblGrid>
-              <w:gridCol w:w="3841"/>
+              <w:gridCol w:w="5121"/>
             </w:tblGrid>
             <w:tr>
               <w:tc>
                 <w:tcPr>
-                  <w:tcW w:type="dxa" w:w="3841"/>
+                  <w:tcW w:type="dxa" w:w="5121"/>
                   <w:shd w:val="clear" w:color="auto" w:fill="2E6FBF"/>
                   <w:tcMar>
                     <w:top w:w="70" w:type="dxa"/>
@@ -17231,7 +19210,7 @@
                       <w:color w:val="FFFFFF"/>
                       <w:sz w:val="20"/>
                     </w:rPr>
-                    <w:t>Escolar Azul Marino</w:t>
+                    <w:t>Oficial Preescolar Azul</w:t>
                   </w:r>
                 </w:p>
               </w:tc>
@@ -17245,13 +19224,13 @@
               <w:tblLook w:firstColumn="1" w:firstRow="1" w:lastColumn="0" w:lastRow="0" w:noHBand="0" w:noVBand="1" w:val="04A0"/>
             </w:tblPr>
             <w:tblGrid>
-              <w:gridCol w:w="1920"/>
-              <w:gridCol w:w="1920"/>
+              <w:gridCol w:w="2560"/>
+              <w:gridCol w:w="2560"/>
             </w:tblGrid>
             <w:tr>
               <w:tc>
                 <w:tcPr>
-                  <w:tcW w:type="dxa" w:w="1920"/>
+                  <w:tcW w:type="dxa" w:w="2560"/>
                   <w:shd w:val="clear" w:color="auto" w:fill="D6E8F7"/>
                   <w:tcMar>
                     <w:top w:w="50" w:type="dxa"/>
@@ -17277,7 +19256,7 @@
               </w:tc>
               <w:tc>
                 <w:tcPr>
-                  <w:tcW w:type="dxa" w:w="1920"/>
+                  <w:tcW w:type="dxa" w:w="2560"/>
                   <w:shd w:val="clear" w:color="auto" w:fill="D6E8F7"/>
                   <w:tcMar>
                     <w:top w:w="50" w:type="dxa"/>
@@ -17305,7 +19284,7 @@
             <w:tr>
               <w:tc>
                 <w:tcPr>
-                  <w:tcW w:type="dxa" w:w="1920"/>
+                  <w:tcW w:type="dxa" w:w="2560"/>
                   <w:shd w:val="clear" w:color="auto" w:fill="FFFFFF"/>
                   <w:tcMar>
                     <w:top w:w="48" w:type="dxa"/>
@@ -17325,13 +19304,13 @@
                       <w:color w:val="1A1A2E"/>
                       <w:sz w:val="18"/>
                     </w:rPr>
-                    <w:t>2–16</w:t>
-                  </w:r>
-                </w:p>
-              </w:tc>
-              <w:tc>
-                <w:tcPr>
-                  <w:tcW w:type="dxa" w:w="1920"/>
+                    <w:t>Línea completa</w:t>
+                  </w:r>
+                </w:p>
+              </w:tc>
+              <w:tc>
+                <w:tcPr>
+                  <w:tcW w:type="dxa" w:w="2560"/>
                   <w:shd w:val="clear" w:color="auto" w:fill="FFFFFF"/>
                   <w:tcMar>
                     <w:top w:w="48" w:type="dxa"/>
@@ -17351,859 +19330,7 @@
                       <w:color w:val="1E3A6E"/>
                       <w:sz w:val="18"/>
                     </w:rPr>
-                    <w:t>$195</w:t>
-                  </w:r>
-                </w:p>
-              </w:tc>
-            </w:tr>
-            <w:tr>
-              <w:tc>
-                <w:tcPr>
-                  <w:tcW w:type="dxa" w:w="1920"/>
-                  <w:shd w:val="clear" w:color="auto" w:fill="EDF4FC"/>
-                  <w:tcMar>
-                    <w:top w:w="48" w:type="dxa"/>
-                    <w:bottom w:w="48" w:type="dxa"/>
-                    <w:left w:w="100" w:type="dxa"/>
-                    <w:right w:w="100" w:type="dxa"/>
-                  </w:tcMar>
-                </w:tcPr>
-                <w:p>
-                  <w:pPr>
-                    <w:spacing w:before="0" w:after="0"/>
-                    <w:jc w:val="left"/>
-                  </w:pPr>
-                  <w:r>
-                    <w:rPr>
-                      <w:b w:val="0"/>
-                      <w:color w:val="1A1A2E"/>
-                      <w:sz w:val="18"/>
-                    </w:rPr>
-                    <w:t>18, 20, 28, 30</w:t>
-                  </w:r>
-                </w:p>
-              </w:tc>
-              <w:tc>
-                <w:tcPr>
-                  <w:tcW w:type="dxa" w:w="1920"/>
-                  <w:shd w:val="clear" w:color="auto" w:fill="EDF4FC"/>
-                  <w:tcMar>
-                    <w:top w:w="48" w:type="dxa"/>
-                    <w:bottom w:w="48" w:type="dxa"/>
-                    <w:left w:w="100" w:type="dxa"/>
-                    <w:right w:w="100" w:type="dxa"/>
-                  </w:tcMar>
-                </w:tcPr>
-                <w:p>
-                  <w:pPr>
-                    <w:spacing w:before="0" w:after="0"/>
-                    <w:jc w:val="right"/>
-                  </w:pPr>
-                  <w:r>
-                    <w:rPr>
-                      <w:b/>
-                      <w:color w:val="1E3A6E"/>
-                      <w:sz w:val="18"/>
-                    </w:rPr>
-                    <w:t>$205</w:t>
-                  </w:r>
-                </w:p>
-              </w:tc>
-            </w:tr>
-            <w:tr>
-              <w:tc>
-                <w:tcPr>
-                  <w:tcW w:type="dxa" w:w="1920"/>
-                  <w:shd w:val="clear" w:color="auto" w:fill="FFFFFF"/>
-                  <w:tcMar>
-                    <w:top w:w="48" w:type="dxa"/>
-                    <w:bottom w:w="48" w:type="dxa"/>
-                    <w:left w:w="100" w:type="dxa"/>
-                    <w:right w:w="100" w:type="dxa"/>
-                  </w:tcMar>
-                </w:tcPr>
-                <w:p>
-                  <w:pPr>
-                    <w:spacing w:before="0" w:after="0"/>
-                    <w:jc w:val="left"/>
-                  </w:pPr>
-                  <w:r>
-                    <w:rPr>
-                      <w:b w:val="0"/>
-                      <w:color w:val="1A1A2E"/>
-                      <w:sz w:val="18"/>
-                    </w:rPr>
-                    <w:t>32, 34</w:t>
-                  </w:r>
-                </w:p>
-              </w:tc>
-              <w:tc>
-                <w:tcPr>
-                  <w:tcW w:type="dxa" w:w="1920"/>
-                  <w:shd w:val="clear" w:color="auto" w:fill="FFFFFF"/>
-                  <w:tcMar>
-                    <w:top w:w="48" w:type="dxa"/>
-                    <w:bottom w:w="48" w:type="dxa"/>
-                    <w:left w:w="100" w:type="dxa"/>
-                    <w:right w:w="100" w:type="dxa"/>
-                  </w:tcMar>
-                </w:tcPr>
-                <w:p>
-                  <w:pPr>
-                    <w:spacing w:before="0" w:after="0"/>
-                    <w:jc w:val="right"/>
-                  </w:pPr>
-                  <w:r>
-                    <w:rPr>
-                      <w:b/>
-                      <w:color w:val="1E3A6E"/>
-                      <w:sz w:val="18"/>
-                    </w:rPr>
-                    <w:t>$215</w:t>
-                  </w:r>
-                </w:p>
-              </w:tc>
-            </w:tr>
-            <w:tr>
-              <w:tc>
-                <w:tcPr>
-                  <w:tcW w:type="dxa" w:w="1920"/>
-                  <w:shd w:val="clear" w:color="auto" w:fill="EDF4FC"/>
-                  <w:tcMar>
-                    <w:top w:w="48" w:type="dxa"/>
-                    <w:bottom w:w="48" w:type="dxa"/>
-                    <w:left w:w="100" w:type="dxa"/>
-                    <w:right w:w="100" w:type="dxa"/>
-                  </w:tcMar>
-                </w:tcPr>
-                <w:p>
-                  <w:pPr>
-                    <w:spacing w:before="0" w:after="0"/>
-                    <w:jc w:val="left"/>
-                  </w:pPr>
-                  <w:r>
-                    <w:rPr>
-                      <w:b w:val="0"/>
-                      <w:color w:val="1A1A2E"/>
-                      <w:sz w:val="18"/>
-                    </w:rPr>
-                    <w:t>36, 38</w:t>
-                  </w:r>
-                </w:p>
-              </w:tc>
-              <w:tc>
-                <w:tcPr>
-                  <w:tcW w:type="dxa" w:w="1920"/>
-                  <w:shd w:val="clear" w:color="auto" w:fill="EDF4FC"/>
-                  <w:tcMar>
-                    <w:top w:w="48" w:type="dxa"/>
-                    <w:bottom w:w="48" w:type="dxa"/>
-                    <w:left w:w="100" w:type="dxa"/>
-                    <w:right w:w="100" w:type="dxa"/>
-                  </w:tcMar>
-                </w:tcPr>
-                <w:p>
-                  <w:pPr>
-                    <w:spacing w:before="0" w:after="0"/>
-                    <w:jc w:val="right"/>
-                  </w:pPr>
-                  <w:r>
-                    <w:rPr>
-                      <w:b/>
-                      <w:color w:val="1E3A6E"/>
-                      <w:sz w:val="18"/>
-                    </w:rPr>
-                    <w:t>$225</w:t>
-                  </w:r>
-                </w:p>
-              </w:tc>
-            </w:tr>
-            <w:tr>
-              <w:tc>
-                <w:tcPr>
-                  <w:tcW w:type="dxa" w:w="1920"/>
-                  <w:shd w:val="clear" w:color="auto" w:fill="FFFFFF"/>
-                  <w:tcMar>
-                    <w:top w:w="48" w:type="dxa"/>
-                    <w:bottom w:w="48" w:type="dxa"/>
-                    <w:left w:w="100" w:type="dxa"/>
-                    <w:right w:w="100" w:type="dxa"/>
-                  </w:tcMar>
-                </w:tcPr>
-                <w:p>
-                  <w:pPr>
-                    <w:spacing w:before="0" w:after="0"/>
-                    <w:jc w:val="left"/>
-                  </w:pPr>
-                  <w:r>
-                    <w:rPr>
-                      <w:b w:val="0"/>
-                      <w:color w:val="1A1A2E"/>
-                      <w:sz w:val="18"/>
-                    </w:rPr>
-                    <w:t>40, 42</w:t>
-                  </w:r>
-                </w:p>
-              </w:tc>
-              <w:tc>
-                <w:tcPr>
-                  <w:tcW w:type="dxa" w:w="1920"/>
-                  <w:shd w:val="clear" w:color="auto" w:fill="FFFFFF"/>
-                  <w:tcMar>
-                    <w:top w:w="48" w:type="dxa"/>
-                    <w:bottom w:w="48" w:type="dxa"/>
-                    <w:left w:w="100" w:type="dxa"/>
-                    <w:right w:w="100" w:type="dxa"/>
-                  </w:tcMar>
-                </w:tcPr>
-                <w:p>
-                  <w:pPr>
-                    <w:spacing w:before="0" w:after="0"/>
-                    <w:jc w:val="right"/>
-                  </w:pPr>
-                  <w:r>
-                    <w:rPr>
-                      <w:b/>
-                      <w:color w:val="1E3A6E"/>
-                      <w:sz w:val="18"/>
-                    </w:rPr>
-                    <w:t>$235</w:t>
-                  </w:r>
-                </w:p>
-              </w:tc>
-            </w:tr>
-          </w:tbl>
-          <w:p/>
-          <w:p>
-            <w:pPr>
-              <w:spacing w:before="0" w:after="80"/>
-            </w:pPr>
-          </w:p>
-        </w:tc>
-        <w:tc>
-          <w:tcPr>
-            <w:tcW w:type="dxa" w:w="3841"/>
-            <w:tcMar>
-              <w:top w:w="0" w:type="dxa"/>
-              <w:bottom w:w="0" w:type="dxa"/>
-              <w:left w:w="60" w:type="dxa"/>
-              <w:right w:w="60" w:type="dxa"/>
-            </w:tcMar>
-          </w:tcPr>
-          <w:p/>
-          <w:tbl>
-            <w:tblPr>
-              <w:tblW w:type="auto" w:w="0"/>
-              <w:tblLook w:firstColumn="1" w:firstRow="1" w:lastColumn="0" w:lastRow="0" w:noHBand="0" w:noVBand="1" w:val="04A0"/>
-              <w:tblBorders>
-                <w:top w:val="none"/>
-                <w:left w:val="none"/>
-                <w:bottom w:val="none"/>
-                <w:right w:val="none"/>
-                <w:insideH w:val="none"/>
-                <w:insideV w:val="none"/>
-              </w:tblBorders>
-            </w:tblPr>
-            <w:tblGrid>
-              <w:gridCol w:w="3841"/>
-            </w:tblGrid>
-            <w:tr>
-              <w:tc>
-                <w:tcPr>
-                  <w:tcW w:type="dxa" w:w="3841"/>
-                  <w:shd w:val="clear" w:color="auto" w:fill="2E6FBF"/>
-                  <w:tcMar>
-                    <w:top w:w="70" w:type="dxa"/>
-                    <w:bottom w:w="70" w:type="dxa"/>
-                    <w:left w:w="140" w:type="dxa"/>
-                    <w:right w:w="140" w:type="dxa"/>
-                  </w:tcMar>
-                </w:tcPr>
-                <w:p>
-                  <w:pPr>
-                    <w:spacing w:before="0" w:after="0"/>
-                    <w:jc w:val="left"/>
-                  </w:pPr>
-                  <w:r>
-                    <w:rPr>
-                      <w:b/>
-                      <w:color w:val="FFFFFF"/>
-                      <w:sz w:val="20"/>
-                    </w:rPr>
-                    <w:t>Pgallo Café</w:t>
-                  </w:r>
-                </w:p>
-              </w:tc>
-            </w:tr>
-          </w:tbl>
-          <w:p/>
-          <w:tbl>
-            <w:tblPr>
-              <w:tblStyle w:val="TableGrid"/>
-              <w:tblW w:type="auto" w:w="0"/>
-              <w:tblLook w:firstColumn="1" w:firstRow="1" w:lastColumn="0" w:lastRow="0" w:noHBand="0" w:noVBand="1" w:val="04A0"/>
-            </w:tblPr>
-            <w:tblGrid>
-              <w:gridCol w:w="1920"/>
-              <w:gridCol w:w="1920"/>
-            </w:tblGrid>
-            <w:tr>
-              <w:tc>
-                <w:tcPr>
-                  <w:tcW w:type="dxa" w:w="1920"/>
-                  <w:shd w:val="clear" w:color="auto" w:fill="D6E8F7"/>
-                  <w:tcMar>
-                    <w:top w:w="50" w:type="dxa"/>
-                    <w:bottom w:w="50" w:type="dxa"/>
-                    <w:left w:w="100" w:type="dxa"/>
-                    <w:right w:w="100" w:type="dxa"/>
-                  </w:tcMar>
-                </w:tcPr>
-                <w:p>
-                  <w:pPr>
-                    <w:spacing w:before="0" w:after="0"/>
-                    <w:jc w:val="left"/>
-                  </w:pPr>
-                  <w:r>
-                    <w:rPr>
-                      <w:b/>
-                      <w:color w:val="2E6FBF"/>
-                      <w:sz w:val="17"/>
-                    </w:rPr>
-                    <w:t>Tallas</w:t>
-                  </w:r>
-                </w:p>
-              </w:tc>
-              <w:tc>
-                <w:tcPr>
-                  <w:tcW w:type="dxa" w:w="1920"/>
-                  <w:shd w:val="clear" w:color="auto" w:fill="D6E8F7"/>
-                  <w:tcMar>
-                    <w:top w:w="50" w:type="dxa"/>
-                    <w:bottom w:w="50" w:type="dxa"/>
-                    <w:left w:w="100" w:type="dxa"/>
-                    <w:right w:w="100" w:type="dxa"/>
-                  </w:tcMar>
-                </w:tcPr>
-                <w:p>
-                  <w:pPr>
-                    <w:spacing w:before="0" w:after="0"/>
-                    <w:jc w:val="right"/>
-                  </w:pPr>
-                  <w:r>
-                    <w:rPr>
-                      <w:b/>
-                      <w:color w:val="2E6FBF"/>
-                      <w:sz w:val="17"/>
-                    </w:rPr>
-                    <w:t>Precio</w:t>
-                  </w:r>
-                </w:p>
-              </w:tc>
-            </w:tr>
-            <w:tr>
-              <w:tc>
-                <w:tcPr>
-                  <w:tcW w:type="dxa" w:w="1920"/>
-                  <w:shd w:val="clear" w:color="auto" w:fill="FFFFFF"/>
-                  <w:tcMar>
-                    <w:top w:w="48" w:type="dxa"/>
-                    <w:bottom w:w="48" w:type="dxa"/>
-                    <w:left w:w="100" w:type="dxa"/>
-                    <w:right w:w="100" w:type="dxa"/>
-                  </w:tcMar>
-                </w:tcPr>
-                <w:p>
-                  <w:pPr>
-                    <w:spacing w:before="0" w:after="0"/>
-                    <w:jc w:val="left"/>
-                  </w:pPr>
-                  <w:r>
-                    <w:rPr>
-                      <w:b w:val="0"/>
-                      <w:color w:val="1A1A2E"/>
-                      <w:sz w:val="18"/>
-                    </w:rPr>
-                    <w:t>12, 14, 16</w:t>
-                  </w:r>
-                </w:p>
-              </w:tc>
-              <w:tc>
-                <w:tcPr>
-                  <w:tcW w:type="dxa" w:w="1920"/>
-                  <w:shd w:val="clear" w:color="auto" w:fill="FFFFFF"/>
-                  <w:tcMar>
-                    <w:top w:w="48" w:type="dxa"/>
-                    <w:bottom w:w="48" w:type="dxa"/>
-                    <w:left w:w="100" w:type="dxa"/>
-                    <w:right w:w="100" w:type="dxa"/>
-                  </w:tcMar>
-                </w:tcPr>
-                <w:p>
-                  <w:pPr>
-                    <w:spacing w:before="0" w:after="0"/>
-                    <w:jc w:val="right"/>
-                  </w:pPr>
-                  <w:r>
-                    <w:rPr>
-                      <w:b/>
-                      <w:color w:val="1E3A6E"/>
-                      <w:sz w:val="18"/>
-                    </w:rPr>
-                    <w:t>$205</w:t>
-                  </w:r>
-                </w:p>
-              </w:tc>
-            </w:tr>
-            <w:tr>
-              <w:tc>
-                <w:tcPr>
-                  <w:tcW w:type="dxa" w:w="1920"/>
-                  <w:shd w:val="clear" w:color="auto" w:fill="EDF4FC"/>
-                  <w:tcMar>
-                    <w:top w:w="48" w:type="dxa"/>
-                    <w:bottom w:w="48" w:type="dxa"/>
-                    <w:left w:w="100" w:type="dxa"/>
-                    <w:right w:w="100" w:type="dxa"/>
-                  </w:tcMar>
-                </w:tcPr>
-                <w:p>
-                  <w:pPr>
-                    <w:spacing w:before="0" w:after="0"/>
-                    <w:jc w:val="left"/>
-                  </w:pPr>
-                  <w:r>
-                    <w:rPr>
-                      <w:b w:val="0"/>
-                      <w:color w:val="1A1A2E"/>
-                      <w:sz w:val="18"/>
-                    </w:rPr>
-                    <w:t>28–34</w:t>
-                  </w:r>
-                </w:p>
-              </w:tc>
-              <w:tc>
-                <w:tcPr>
-                  <w:tcW w:type="dxa" w:w="1920"/>
-                  <w:shd w:val="clear" w:color="auto" w:fill="EDF4FC"/>
-                  <w:tcMar>
-                    <w:top w:w="48" w:type="dxa"/>
-                    <w:bottom w:w="48" w:type="dxa"/>
-                    <w:left w:w="100" w:type="dxa"/>
-                    <w:right w:w="100" w:type="dxa"/>
-                  </w:tcMar>
-                </w:tcPr>
-                <w:p>
-                  <w:pPr>
-                    <w:spacing w:before="0" w:after="0"/>
-                    <w:jc w:val="right"/>
-                  </w:pPr>
-                  <w:r>
-                    <w:rPr>
-                      <w:b/>
-                      <w:color w:val="1E3A6E"/>
-                      <w:sz w:val="18"/>
-                    </w:rPr>
-                    <w:t>$245</w:t>
-                  </w:r>
-                </w:p>
-              </w:tc>
-            </w:tr>
-            <w:tr>
-              <w:tc>
-                <w:tcPr>
-                  <w:tcW w:type="dxa" w:w="1920"/>
-                  <w:shd w:val="clear" w:color="auto" w:fill="FFFFFF"/>
-                  <w:tcMar>
-                    <w:top w:w="48" w:type="dxa"/>
-                    <w:bottom w:w="48" w:type="dxa"/>
-                    <w:left w:w="100" w:type="dxa"/>
-                    <w:right w:w="100" w:type="dxa"/>
-                  </w:tcMar>
-                </w:tcPr>
-                <w:p>
-                  <w:pPr>
-                    <w:spacing w:before="0" w:after="0"/>
-                    <w:jc w:val="left"/>
-                  </w:pPr>
-                  <w:r>
-                    <w:rPr>
-                      <w:b w:val="0"/>
-                      <w:color w:val="1A1A2E"/>
-                      <w:sz w:val="18"/>
-                    </w:rPr>
-                    <w:t>36–42</w:t>
-                  </w:r>
-                </w:p>
-              </w:tc>
-              <w:tc>
-                <w:tcPr>
-                  <w:tcW w:type="dxa" w:w="1920"/>
-                  <w:shd w:val="clear" w:color="auto" w:fill="FFFFFF"/>
-                  <w:tcMar>
-                    <w:top w:w="48" w:type="dxa"/>
-                    <w:bottom w:w="48" w:type="dxa"/>
-                    <w:left w:w="100" w:type="dxa"/>
-                    <w:right w:w="100" w:type="dxa"/>
-                  </w:tcMar>
-                </w:tcPr>
-                <w:p>
-                  <w:pPr>
-                    <w:spacing w:before="0" w:after="0"/>
-                    <w:jc w:val="right"/>
-                  </w:pPr>
-                  <w:r>
-                    <w:rPr>
-                      <w:b/>
-                      <w:color w:val="1E3A6E"/>
-                      <w:sz w:val="18"/>
-                    </w:rPr>
-                    <w:t>$255</w:t>
-                  </w:r>
-                </w:p>
-              </w:tc>
-            </w:tr>
-          </w:tbl>
-          <w:p/>
-          <w:p>
-            <w:pPr>
-              <w:spacing w:before="0" w:after="80"/>
-            </w:pPr>
-          </w:p>
-        </w:tc>
-        <w:tc>
-          <w:tcPr>
-            <w:tcW w:type="dxa" w:w="3841"/>
-            <w:tcMar>
-              <w:top w:w="0" w:type="dxa"/>
-              <w:bottom w:w="0" w:type="dxa"/>
-              <w:left w:w="60" w:type="dxa"/>
-              <w:right w:w="60" w:type="dxa"/>
-            </w:tcMar>
-          </w:tcPr>
-          <w:p/>
-          <w:tbl>
-            <w:tblPr>
-              <w:tblW w:type="auto" w:w="0"/>
-              <w:tblLook w:firstColumn="1" w:firstRow="1" w:lastColumn="0" w:lastRow="0" w:noHBand="0" w:noVBand="1" w:val="04A0"/>
-              <w:tblBorders>
-                <w:top w:val="none"/>
-                <w:left w:val="none"/>
-                <w:bottom w:val="none"/>
-                <w:right w:val="none"/>
-                <w:insideH w:val="none"/>
-                <w:insideV w:val="none"/>
-              </w:tblBorders>
-            </w:tblPr>
-            <w:tblGrid>
-              <w:gridCol w:w="3841"/>
-            </w:tblGrid>
-            <w:tr>
-              <w:tc>
-                <w:tcPr>
-                  <w:tcW w:type="dxa" w:w="3841"/>
-                  <w:shd w:val="clear" w:color="auto" w:fill="2E6FBF"/>
-                  <w:tcMar>
-                    <w:top w:w="70" w:type="dxa"/>
-                    <w:bottom w:w="70" w:type="dxa"/>
-                    <w:left w:w="140" w:type="dxa"/>
-                    <w:right w:w="140" w:type="dxa"/>
-                  </w:tcMar>
-                </w:tcPr>
-                <w:p>
-                  <w:pPr>
-                    <w:spacing w:before="0" w:after="0"/>
-                    <w:jc w:val="left"/>
-                  </w:pPr>
-                  <w:r>
-                    <w:rPr>
-                      <w:b/>
-                      <w:color w:val="FFFFFF"/>
-                      <w:sz w:val="20"/>
-                    </w:rPr>
-                    <w:t>Oficial Escolar (genérica)</w:t>
-                  </w:r>
-                </w:p>
-              </w:tc>
-            </w:tr>
-          </w:tbl>
-          <w:p/>
-          <w:tbl>
-            <w:tblPr>
-              <w:tblStyle w:val="TableGrid"/>
-              <w:tblW w:type="auto" w:w="0"/>
-              <w:tblLook w:firstColumn="1" w:firstRow="1" w:lastColumn="0" w:lastRow="0" w:noHBand="0" w:noVBand="1" w:val="04A0"/>
-            </w:tblPr>
-            <w:tblGrid>
-              <w:gridCol w:w="1920"/>
-              <w:gridCol w:w="1920"/>
-            </w:tblGrid>
-            <w:tr>
-              <w:tc>
-                <w:tcPr>
-                  <w:tcW w:type="dxa" w:w="1920"/>
-                  <w:shd w:val="clear" w:color="auto" w:fill="D6E8F7"/>
-                  <w:tcMar>
-                    <w:top w:w="50" w:type="dxa"/>
-                    <w:bottom w:w="50" w:type="dxa"/>
-                    <w:left w:w="100" w:type="dxa"/>
-                    <w:right w:w="100" w:type="dxa"/>
-                  </w:tcMar>
-                </w:tcPr>
-                <w:p>
-                  <w:pPr>
-                    <w:spacing w:before="0" w:after="0"/>
-                    <w:jc w:val="left"/>
-                  </w:pPr>
-                  <w:r>
-                    <w:rPr>
-                      <w:b/>
-                      <w:color w:val="2E6FBF"/>
-                      <w:sz w:val="17"/>
-                    </w:rPr>
-                    <w:t>Tallas</w:t>
-                  </w:r>
-                </w:p>
-              </w:tc>
-              <w:tc>
-                <w:tcPr>
-                  <w:tcW w:type="dxa" w:w="1920"/>
-                  <w:shd w:val="clear" w:color="auto" w:fill="D6E8F7"/>
-                  <w:tcMar>
-                    <w:top w:w="50" w:type="dxa"/>
-                    <w:bottom w:w="50" w:type="dxa"/>
-                    <w:left w:w="100" w:type="dxa"/>
-                    <w:right w:w="100" w:type="dxa"/>
-                  </w:tcMar>
-                </w:tcPr>
-                <w:p>
-                  <w:pPr>
-                    <w:spacing w:before="0" w:after="0"/>
-                    <w:jc w:val="right"/>
-                  </w:pPr>
-                  <w:r>
-                    <w:rPr>
-                      <w:b/>
-                      <w:color w:val="2E6FBF"/>
-                      <w:sz w:val="17"/>
-                    </w:rPr>
-                    <w:t>Precio</w:t>
-                  </w:r>
-                </w:p>
-              </w:tc>
-            </w:tr>
-            <w:tr>
-              <w:tc>
-                <w:tcPr>
-                  <w:tcW w:type="dxa" w:w="1920"/>
-                  <w:shd w:val="clear" w:color="auto" w:fill="FFFFFF"/>
-                  <w:tcMar>
-                    <w:top w:w="48" w:type="dxa"/>
-                    <w:bottom w:w="48" w:type="dxa"/>
-                    <w:left w:w="100" w:type="dxa"/>
-                    <w:right w:w="100" w:type="dxa"/>
-                  </w:tcMar>
-                </w:tcPr>
-                <w:p>
-                  <w:pPr>
-                    <w:spacing w:before="0" w:after="0"/>
-                    <w:jc w:val="left"/>
-                  </w:pPr>
-                  <w:r>
-                    <w:rPr>
-                      <w:b w:val="0"/>
-                      <w:color w:val="1A1A2E"/>
-                      <w:sz w:val="18"/>
-                    </w:rPr>
-                    <w:t>12</w:t>
-                  </w:r>
-                </w:p>
-              </w:tc>
-              <w:tc>
-                <w:tcPr>
-                  <w:tcW w:type="dxa" w:w="1920"/>
-                  <w:shd w:val="clear" w:color="auto" w:fill="FFFFFF"/>
-                  <w:tcMar>
-                    <w:top w:w="48" w:type="dxa"/>
-                    <w:bottom w:w="48" w:type="dxa"/>
-                    <w:left w:w="100" w:type="dxa"/>
-                    <w:right w:w="100" w:type="dxa"/>
-                  </w:tcMar>
-                </w:tcPr>
-                <w:p>
-                  <w:pPr>
-                    <w:spacing w:before="0" w:after="0"/>
-                    <w:jc w:val="right"/>
-                  </w:pPr>
-                  <w:r>
-                    <w:rPr>
-                      <w:b/>
-                      <w:color w:val="1E3A6E"/>
-                      <w:sz w:val="18"/>
-                    </w:rPr>
-                    <w:t>$205</w:t>
-                  </w:r>
-                </w:p>
-              </w:tc>
-            </w:tr>
-            <w:tr>
-              <w:tc>
-                <w:tcPr>
-                  <w:tcW w:type="dxa" w:w="1920"/>
-                  <w:shd w:val="clear" w:color="auto" w:fill="EDF4FC"/>
-                  <w:tcMar>
-                    <w:top w:w="48" w:type="dxa"/>
-                    <w:bottom w:w="48" w:type="dxa"/>
-                    <w:left w:w="100" w:type="dxa"/>
-                    <w:right w:w="100" w:type="dxa"/>
-                  </w:tcMar>
-                </w:tcPr>
-                <w:p>
-                  <w:pPr>
-                    <w:spacing w:before="0" w:after="0"/>
-                    <w:jc w:val="left"/>
-                  </w:pPr>
-                  <w:r>
-                    <w:rPr>
-                      <w:b w:val="0"/>
-                      <w:color w:val="1A1A2E"/>
-                      <w:sz w:val="18"/>
-                    </w:rPr>
-                    <w:t>14, 16</w:t>
-                  </w:r>
-                </w:p>
-              </w:tc>
-              <w:tc>
-                <w:tcPr>
-                  <w:tcW w:type="dxa" w:w="1920"/>
-                  <w:shd w:val="clear" w:color="auto" w:fill="EDF4FC"/>
-                  <w:tcMar>
-                    <w:top w:w="48" w:type="dxa"/>
-                    <w:bottom w:w="48" w:type="dxa"/>
-                    <w:left w:w="100" w:type="dxa"/>
-                    <w:right w:w="100" w:type="dxa"/>
-                  </w:tcMar>
-                </w:tcPr>
-                <w:p>
-                  <w:pPr>
-                    <w:spacing w:before="0" w:after="0"/>
-                    <w:jc w:val="right"/>
-                  </w:pPr>
-                  <w:r>
-                    <w:rPr>
-                      <w:b/>
-                      <w:color w:val="1E3A6E"/>
-                      <w:sz w:val="18"/>
-                    </w:rPr>
-                    <w:t>$215</w:t>
-                  </w:r>
-                </w:p>
-              </w:tc>
-            </w:tr>
-            <w:tr>
-              <w:tc>
-                <w:tcPr>
-                  <w:tcW w:type="dxa" w:w="1920"/>
-                  <w:shd w:val="clear" w:color="auto" w:fill="FFFFFF"/>
-                  <w:tcMar>
-                    <w:top w:w="48" w:type="dxa"/>
-                    <w:bottom w:w="48" w:type="dxa"/>
-                    <w:left w:w="100" w:type="dxa"/>
-                    <w:right w:w="100" w:type="dxa"/>
-                  </w:tcMar>
-                </w:tcPr>
-                <w:p>
-                  <w:pPr>
-                    <w:spacing w:before="0" w:after="0"/>
-                    <w:jc w:val="left"/>
-                  </w:pPr>
-                  <w:r>
-                    <w:rPr>
-                      <w:b w:val="0"/>
-                      <w:color w:val="1A1A2E"/>
-                      <w:sz w:val="18"/>
-                    </w:rPr>
-                    <w:t>28–34</w:t>
-                  </w:r>
-                </w:p>
-              </w:tc>
-              <w:tc>
-                <w:tcPr>
-                  <w:tcW w:type="dxa" w:w="1920"/>
-                  <w:shd w:val="clear" w:color="auto" w:fill="FFFFFF"/>
-                  <w:tcMar>
-                    <w:top w:w="48" w:type="dxa"/>
-                    <w:bottom w:w="48" w:type="dxa"/>
-                    <w:left w:w="100" w:type="dxa"/>
-                    <w:right w:w="100" w:type="dxa"/>
-                  </w:tcMar>
-                </w:tcPr>
-                <w:p>
-                  <w:pPr>
-                    <w:spacing w:before="0" w:after="0"/>
-                    <w:jc w:val="right"/>
-                  </w:pPr>
-                  <w:r>
-                    <w:rPr>
-                      <w:b/>
-                      <w:color w:val="1E3A6E"/>
-                      <w:sz w:val="18"/>
-                    </w:rPr>
-                    <w:t>$245</w:t>
-                  </w:r>
-                </w:p>
-              </w:tc>
-            </w:tr>
-            <w:tr>
-              <w:tc>
-                <w:tcPr>
-                  <w:tcW w:type="dxa" w:w="1920"/>
-                  <w:shd w:val="clear" w:color="auto" w:fill="EDF4FC"/>
-                  <w:tcMar>
-                    <w:top w:w="48" w:type="dxa"/>
-                    <w:bottom w:w="48" w:type="dxa"/>
-                    <w:left w:w="100" w:type="dxa"/>
-                    <w:right w:w="100" w:type="dxa"/>
-                  </w:tcMar>
-                </w:tcPr>
-                <w:p>
-                  <w:pPr>
-                    <w:spacing w:before="0" w:after="0"/>
-                    <w:jc w:val="left"/>
-                  </w:pPr>
-                  <w:r>
-                    <w:rPr>
-                      <w:b w:val="0"/>
-                      <w:color w:val="1A1A2E"/>
-                      <w:sz w:val="18"/>
-                    </w:rPr>
-                    <w:t>36–42</w:t>
-                  </w:r>
-                </w:p>
-              </w:tc>
-              <w:tc>
-                <w:tcPr>
-                  <w:tcW w:type="dxa" w:w="1920"/>
-                  <w:shd w:val="clear" w:color="auto" w:fill="EDF4FC"/>
-                  <w:tcMar>
-                    <w:top w:w="48" w:type="dxa"/>
-                    <w:bottom w:w="48" w:type="dxa"/>
-                    <w:left w:w="100" w:type="dxa"/>
-                    <w:right w:w="100" w:type="dxa"/>
-                  </w:tcMar>
-                </w:tcPr>
-                <w:p>
-                  <w:pPr>
-                    <w:spacing w:before="0" w:after="0"/>
-                    <w:jc w:val="right"/>
-                  </w:pPr>
-                  <w:r>
-                    <w:rPr>
-                      <w:b/>
-                      <w:color w:val="1E3A6E"/>
-                      <w:sz w:val="18"/>
-                    </w:rPr>
-                    <w:t>$255</w:t>
+                    <w:t>$239</w:t>
                   </w:r>
                 </w:p>
               </w:tc>
@@ -18220,25 +19347,19 @@
       <w:tr>
         <w:tc>
           <w:tcPr>
-            <w:tcW w:type="dxa" w:w="3841"/>
+            <w:tcW w:type="dxa" w:w="5121"/>
           </w:tcPr>
           <w:p/>
         </w:tc>
         <w:tc>
           <w:tcPr>
-            <w:tcW w:type="dxa" w:w="3841"/>
+            <w:tcW w:type="dxa" w:w="5121"/>
           </w:tcPr>
           <w:p/>
         </w:tc>
         <w:tc>
           <w:tcPr>
-            <w:tcW w:type="dxa" w:w="3841"/>
-          </w:tcPr>
-          <w:p/>
-        </w:tc>
-        <w:tc>
-          <w:tcPr>
-            <w:tcW w:type="dxa" w:w="3841"/>
+            <w:tcW w:type="dxa" w:w="5121"/>
           </w:tcPr>
           <w:p/>
         </w:tc>
@@ -18246,51 +19367,19 @@
       <w:tr>
         <w:tc>
           <w:tcPr>
-            <w:tcW w:type="dxa" w:w="3841"/>
+            <w:tcW w:type="dxa" w:w="5121"/>
           </w:tcPr>
           <w:p/>
         </w:tc>
         <w:tc>
           <w:tcPr>
-            <w:tcW w:type="dxa" w:w="3841"/>
+            <w:tcW w:type="dxa" w:w="5121"/>
           </w:tcPr>
           <w:p/>
         </w:tc>
         <w:tc>
           <w:tcPr>
-            <w:tcW w:type="dxa" w:w="3841"/>
-          </w:tcPr>
-          <w:p/>
-        </w:tc>
-        <w:tc>
-          <w:tcPr>
-            <w:tcW w:type="dxa" w:w="3841"/>
-          </w:tcPr>
-          <w:p/>
-        </w:tc>
-      </w:tr>
-      <w:tr>
-        <w:tc>
-          <w:tcPr>
-            <w:tcW w:type="dxa" w:w="3841"/>
-          </w:tcPr>
-          <w:p/>
-        </w:tc>
-        <w:tc>
-          <w:tcPr>
-            <w:tcW w:type="dxa" w:w="3841"/>
-          </w:tcPr>
-          <w:p/>
-        </w:tc>
-        <w:tc>
-          <w:tcPr>
-            <w:tcW w:type="dxa" w:w="3841"/>
-          </w:tcPr>
-          <w:p/>
-        </w:tc>
-        <w:tc>
-          <w:tcPr>
-            <w:tcW w:type="dxa" w:w="3841"/>
+            <w:tcW w:type="dxa" w:w="5121"/>
           </w:tcPr>
           <w:p/>
         </w:tc>
@@ -18369,7 +19458,7 @@
                       <w:color w:val="FFFFFF"/>
                       <w:sz w:val="20"/>
                     </w:rPr>
-                    <w:t>Excepciones por escuela</w:t>
+                    <w:t>Por escuela</w:t>
                   </w:r>
                 </w:p>
               </w:tc>
@@ -18490,7 +19579,7 @@
                       <w:color w:val="1A1A2E"/>
                       <w:sz w:val="18"/>
                     </w:rPr>
-                    <w:t>Colegio Motolinea</w:t>
+                    <w:t>Colegio Motolinea · Pata de gallo</w:t>
                   </w:r>
                 </w:p>
               </w:tc>
@@ -18542,7 +19631,7 @@
                       <w:color w:val="1E3A6E"/>
                       <w:sz w:val="18"/>
                     </w:rPr>
-                    <w:t>205/215/225/245/255</w:t>
+                    <w:t>209/219/229/249/259</w:t>
                   </w:r>
                 </w:p>
               </w:tc>
@@ -18596,7 +19685,7 @@
                       <w:color w:val="1E3A6E"/>
                       <w:sz w:val="18"/>
                     </w:rPr>
-                    <w:t>10–16 / 28–34 / 36–38 / 40–42</w:t>
+                    <w:t>10–34 / 36–42</w:t>
                   </w:r>
                 </w:p>
               </w:tc>
@@ -18622,7 +19711,7 @@
                       <w:color w:val="1E3A6E"/>
                       <w:sz w:val="18"/>
                     </w:rPr>
-                    <w:t>270/275/285/295</w:t>
+                    <w:t>285/295</w:t>
                   </w:r>
                 </w:p>
               </w:tc>
@@ -18650,7 +19739,7 @@
                       <w:color w:val="1A1A2E"/>
                       <w:sz w:val="18"/>
                     </w:rPr>
-                    <w:t>Conalep</w:t>
+                    <w:t>Conalep · Escocés</w:t>
                   </w:r>
                 </w:p>
               </w:tc>
@@ -18676,7 +19765,7 @@
                       <w:color w:val="1E3A6E"/>
                       <w:sz w:val="18"/>
                     </w:rPr>
-                    <w:t>14–16 / 28–34 / 36–42</w:t>
+                    <w:t>14–34 / 36–42</w:t>
                   </w:r>
                 </w:p>
               </w:tc>
@@ -18702,7 +19791,7 @@
                       <w:color w:val="1E3A6E"/>
                       <w:sz w:val="18"/>
                     </w:rPr>
-                    <w:t>280/285/295</w:t>
+                    <w:t>285/295</w:t>
                   </w:r>
                 </w:p>
               </w:tc>
@@ -18730,7 +19819,7 @@
                       <w:color w:val="1A1A2E"/>
                       <w:sz w:val="18"/>
                     </w:rPr>
-                    <w:t>Margarita Paz Paredes</w:t>
+                    <w:t>Margarita Paz Paredes · Preescolar (especial en caja)</w:t>
                   </w:r>
                 </w:p>
               </w:tc>
@@ -18756,7 +19845,7 @@
                       <w:color w:val="1E3A6E"/>
                       <w:sz w:val="18"/>
                     </w:rPr>
-                    <w:t>4, 6, 8 Preescolar</w:t>
+                    <w:t>4, 6, 8</w:t>
                   </w:r>
                 </w:p>
               </w:tc>
@@ -18782,7 +19871,7 @@
                       <w:color w:val="1E3A6E"/>
                       <w:sz w:val="18"/>
                     </w:rPr>
-                    <w:t>$239</w:t>
+                    <w:t>$89</w:t>
                   </w:r>
                 </w:p>
               </w:tc>
@@ -20044,7 +21133,7 @@
                       <w:color w:val="1E3A6E"/>
                       <w:sz w:val="18"/>
                     </w:rPr>
-                    <w:t>$439</w:t>
+                    <w:t>$365</w:t>
                   </w:r>
                 </w:p>
               </w:tc>
@@ -20618,7 +21707,7 @@
                       <w:color w:val="1E3A6E"/>
                       <w:sz w:val="18"/>
                     </w:rPr>
-                    <w:t>$80</w:t>
+                    <w:t>$85</w:t>
                   </w:r>
                 </w:p>
               </w:tc>
